--- a/Seminární práce.docx
+++ b/Seminární práce.docx
@@ -2,35 +2,32 @@
 <file path=word/document.xml><?xml version="1.0" encoding="utf-8"?>
 <w:document xmlns:w="http://schemas.openxmlformats.org/wordprocessingml/2006/main" xmlns:m="http://schemas.openxmlformats.org/officeDocument/2006/math" xmlns:r="http://schemas.openxmlformats.org/officeDocument/2006/relationships" xmlns:o="urn:schemas-microsoft-com:office:office" xmlns:v="urn:schemas-microsoft-com:vml" xmlns:w10="urn:schemas-microsoft-com:office:word" xmlns:a="http://schemas.openxmlformats.org/drawingml/2006/main" xmlns:pic="http://schemas.openxmlformats.org/drawingml/2006/picture" xmlns:wp="http://schemas.openxmlformats.org/drawingml/2006/wordprocessingDrawing">
   <w:body>
+    <w:bookmarkStart w:id="22" w:name="univerzita-hradec-králové"/>
     <w:p>
       <w:pPr>
         <w:pStyle w:val="Nadpis1"/>
       </w:pPr>
-      <w:bookmarkStart w:id="20" w:name="univerzita-hradec-králové"/>
       <w:r>
         <w:t xml:space="preserve">Univerzita Hradec Králové</w:t>
       </w:r>
-      <w:bookmarkEnd w:id="20"/>
-    </w:p>
+    </w:p>
+    <w:bookmarkStart w:id="21" w:name="fakulta-informatiky-a-managementu"/>
     <w:p>
       <w:pPr>
         <w:pStyle w:val="Nadpis2"/>
       </w:pPr>
-      <w:bookmarkStart w:id="21" w:name="fakulta-informatiky-a-managementu"/>
       <w:r>
         <w:t xml:space="preserve">Fakulta informatiky a managementu</w:t>
       </w:r>
-      <w:bookmarkEnd w:id="21"/>
-    </w:p>
+    </w:p>
+    <w:bookmarkStart w:id="20" w:name="Xb5068d33ac5808658cbcb9ff8f9c8ff86ec04fe"/>
     <w:p>
       <w:pPr>
         <w:pStyle w:val="Nadpis3"/>
       </w:pPr>
-      <w:bookmarkStart w:id="22" w:name="Xb5068d33ac5808658cbcb9ff8f9c8ff86ec04fe"/>
       <w:r>
         <w:t xml:space="preserve">Katedra informatiky a kvantitativních metod</w:t>
       </w:r>
-      <w:bookmarkEnd w:id="22"/>
     </w:p>
     <w:p>
       <w:pPr>
@@ -56,25 +53,26 @@
         <w:t xml:space="preserve"> </w:t>
       </w:r>
     </w:p>
+    <w:bookmarkEnd w:id="20"/>
+    <w:bookmarkEnd w:id="21"/>
+    <w:bookmarkEnd w:id="22"/>
+    <w:bookmarkStart w:id="24" w:name="X89fb218761d592c0761f5a094a7056f103513fa"/>
     <w:p>
       <w:pPr>
         <w:pStyle w:val="Nadpis1"/>
       </w:pPr>
-      <w:bookmarkStart w:id="23" w:name="X89fb218761d592c0761f5a094a7056f103513fa"/>
       <w:r>
         <w:t xml:space="preserve">Komparace nástrojů pro návrh a vývoj databázových systémů pomocí AHP</w:t>
       </w:r>
-      <w:bookmarkEnd w:id="23"/>
-    </w:p>
+    </w:p>
+    <w:bookmarkStart w:id="23" w:name="teoretická-východiska-práce"/>
     <w:p>
       <w:pPr>
         <w:pStyle w:val="Nadpis2"/>
       </w:pPr>
-      <w:bookmarkStart w:id="24" w:name="teoretická-východiska-seminární-práce"/>
-      <w:r>
-        <w:t xml:space="preserve">Teoretická východiska — seminární práce</w:t>
-      </w:r>
-      <w:bookmarkEnd w:id="24"/>
+      <w:r>
+        <w:t xml:space="preserve">Teoretická východiska – práce</w:t>
+      </w:r>
     </w:p>
     <w:p>
       <w:pPr>
@@ -89,7 +87,7 @@
         <w:pStyle w:val="BodyText"/>
       </w:pPr>
       <w:r>
-        <w:t xml:space="preserve">Seminární práce v předmětu KRCR-MES Metodologický seminář</w:t>
+        <w:t xml:space="preserve">Práce v předmětu KRCR-MES Metodologický seminář</w:t>
       </w:r>
     </w:p>
     <w:p>
@@ -111,30 +109,35 @@
     <w:tbl>
       <w:tblPr>
         <w:tblStyle w:val="Table"/>
-        <w:tblW w:type="pct" w:w="0.0"/>
-        <w:tblLook w:firstRow="0"/>
+        <w:tblW w:type="pct" w:w="5000"/>
+        <w:tblLayout w:type="fixed"/>
+        <w:tblLook w:firstRow="0" w:lastRow="0" w:firstColumn="0" w:lastColumn="0" w:noHBand="0" w:noVBand="0" w:val="0000"/>
       </w:tblPr>
-      <w:tblGrid/>
+      <w:tblGrid>
+        <w:gridCol w:w="3960"/>
+        <w:gridCol w:w="3960"/>
+      </w:tblGrid>
       <w:tr>
         <w:tc>
-          <w:p>
-            <w:pPr>
-              <w:pStyle w:val="Compact"/>
-              <w:jc w:val="left"/>
+          <w:tcPr/>
+          <w:p>
+            <w:pPr>
+              <w:pStyle w:val="Compact"/>
             </w:pPr>
             <w:r>
               <w:rPr>
                 <w:b/>
+                <w:bCs/>
               </w:rPr>
               <w:t xml:space="preserve">Autor:</w:t>
             </w:r>
           </w:p>
         </w:tc>
         <w:tc>
-          <w:p>
-            <w:pPr>
-              <w:pStyle w:val="Compact"/>
-              <w:jc w:val="left"/>
+          <w:tcPr/>
+          <w:p>
+            <w:pPr>
+              <w:pStyle w:val="Compact"/>
             </w:pPr>
             <w:r>
               <w:t xml:space="preserve">Roman Janiš</w:t>
@@ -144,24 +147,25 @@
       </w:tr>
       <w:tr>
         <w:tc>
-          <w:p>
-            <w:pPr>
-              <w:pStyle w:val="Compact"/>
-              <w:jc w:val="left"/>
+          <w:tcPr/>
+          <w:p>
+            <w:pPr>
+              <w:pStyle w:val="Compact"/>
             </w:pPr>
             <w:r>
               <w:rPr>
                 <w:b/>
+                <w:bCs/>
               </w:rPr>
               <w:t xml:space="preserve">Osobní číslo:</w:t>
             </w:r>
           </w:p>
         </w:tc>
         <w:tc>
-          <w:p>
-            <w:pPr>
-              <w:pStyle w:val="Compact"/>
-              <w:jc w:val="left"/>
+          <w:tcPr/>
+          <w:p>
+            <w:pPr>
+              <w:pStyle w:val="Compact"/>
             </w:pPr>
             <w:r>
               <w:t xml:space="preserve">I2400792</w:t>
@@ -171,24 +175,25 @@
       </w:tr>
       <w:tr>
         <w:tc>
-          <w:p>
-            <w:pPr>
-              <w:pStyle w:val="Compact"/>
-              <w:jc w:val="left"/>
+          <w:tcPr/>
+          <w:p>
+            <w:pPr>
+              <w:pStyle w:val="Compact"/>
             </w:pPr>
             <w:r>
               <w:rPr>
                 <w:b/>
+                <w:bCs/>
               </w:rPr>
               <w:t xml:space="preserve">Studijní program:</w:t>
             </w:r>
           </w:p>
         </w:tc>
         <w:tc>
-          <w:p>
-            <w:pPr>
-              <w:pStyle w:val="Compact"/>
-              <w:jc w:val="left"/>
+          <w:tcPr/>
+          <w:p>
+            <w:pPr>
+              <w:pStyle w:val="Compact"/>
             </w:pPr>
             <w:r>
               <w:t xml:space="preserve">B0613A140033 Aplikovaná informatika</w:t>
@@ -198,24 +203,25 @@
       </w:tr>
       <w:tr>
         <w:tc>
-          <w:p>
-            <w:pPr>
-              <w:pStyle w:val="Compact"/>
-              <w:jc w:val="left"/>
+          <w:tcPr/>
+          <w:p>
+            <w:pPr>
+              <w:pStyle w:val="Compact"/>
             </w:pPr>
             <w:r>
               <w:rPr>
                 <w:b/>
+                <w:bCs/>
               </w:rPr>
               <w:t xml:space="preserve">Specializace:</w:t>
             </w:r>
           </w:p>
         </w:tc>
         <w:tc>
-          <w:p>
-            <w:pPr>
-              <w:pStyle w:val="Compact"/>
-              <w:jc w:val="left"/>
+          <w:tcPr/>
+          <w:p>
+            <w:pPr>
+              <w:pStyle w:val="Compact"/>
             </w:pPr>
             <w:r>
               <w:t xml:space="preserve">Softwarové inženýrství</w:t>
@@ -225,24 +231,25 @@
       </w:tr>
       <w:tr>
         <w:tc>
-          <w:p>
-            <w:pPr>
-              <w:pStyle w:val="Compact"/>
-              <w:jc w:val="left"/>
+          <w:tcPr/>
+          <w:p>
+            <w:pPr>
+              <w:pStyle w:val="Compact"/>
             </w:pPr>
             <w:r>
               <w:rPr>
                 <w:b/>
+                <w:bCs/>
               </w:rPr>
               <w:t xml:space="preserve">Vedoucí bakalářské práce:</w:t>
             </w:r>
           </w:p>
         </w:tc>
         <w:tc>
-          <w:p>
-            <w:pPr>
-              <w:pStyle w:val="Compact"/>
-              <w:jc w:val="left"/>
+          <w:tcPr/>
+          <w:p>
+            <w:pPr>
+              <w:pStyle w:val="Compact"/>
             </w:pPr>
             <w:r>
               <w:t xml:space="preserve">Ing. et Ing. Martin Lněnička, Ph.D.</w:t>
@@ -252,24 +259,25 @@
       </w:tr>
       <w:tr>
         <w:tc>
-          <w:p>
-            <w:pPr>
-              <w:pStyle w:val="Compact"/>
-              <w:jc w:val="left"/>
+          <w:tcPr/>
+          <w:p>
+            <w:pPr>
+              <w:pStyle w:val="Compact"/>
             </w:pPr>
             <w:r>
               <w:rPr>
                 <w:b/>
+                <w:bCs/>
               </w:rPr>
               <w:t xml:space="preserve">Pracoviště vedoucího:</w:t>
             </w:r>
           </w:p>
         </w:tc>
         <w:tc>
-          <w:p>
-            <w:pPr>
-              <w:pStyle w:val="Compact"/>
-              <w:jc w:val="left"/>
+          <w:tcPr/>
+          <w:p>
+            <w:pPr>
+              <w:pStyle w:val="Compact"/>
             </w:pPr>
             <w:r>
               <w:t xml:space="preserve">Katedra informatiky a kvantitativních metod</w:t>
@@ -307,22 +315,23 @@
         <w:br w:type="page"/>
       </w:r>
     </w:p>
+    <w:bookmarkEnd w:id="23"/>
+    <w:bookmarkEnd w:id="24"/>
+    <w:bookmarkStart w:id="25" w:name="prohlášení"/>
     <w:p>
       <w:pPr>
         <w:pStyle w:val="Nadpis1"/>
       </w:pPr>
-      <w:bookmarkStart w:id="25" w:name="prohlášení"/>
       <w:r>
         <w:t xml:space="preserve">Prohlášení</w:t>
       </w:r>
-      <w:bookmarkEnd w:id="25"/>
     </w:p>
     <w:p>
       <w:pPr>
         <w:pStyle w:val="FirstParagraph"/>
       </w:pPr>
       <w:r>
-        <w:t xml:space="preserve">Prohlašuji, že jsem tuto seminární práci vypracoval samostatně a uvedl jsem všechny použité prameny a literaturu.</w:t>
+        <w:t xml:space="preserve">Prohlašuji, že jsem tuto práci vypracoval samostatně a uvedl jsem všechny použité prameny a literaturu.</w:t>
       </w:r>
     </w:p>
     <w:p>
@@ -362,22 +371,22 @@
         <w:br w:type="page"/>
       </w:r>
     </w:p>
+    <w:bookmarkEnd w:id="25"/>
+    <w:bookmarkStart w:id="26" w:name="poděkování"/>
     <w:p>
       <w:pPr>
         <w:pStyle w:val="Nadpis1"/>
       </w:pPr>
-      <w:bookmarkStart w:id="26" w:name="poděkování"/>
       <w:r>
         <w:t xml:space="preserve">Poděkování</w:t>
       </w:r>
-      <w:bookmarkEnd w:id="26"/>
     </w:p>
     <w:p>
       <w:pPr>
         <w:pStyle w:val="FirstParagraph"/>
       </w:pPr>
       <w:r>
-        <w:t xml:space="preserve">Tímto bych rád poděkoval vedoucímu bakalářské práce Ing. et Ing. Martinu Lněničkovi, Ph.D., za odborné vedení, věcné připomínky a konzultace, které přispěly ke zpracování této seminární práce.</w:t>
+        <w:t xml:space="preserve">Tímto bych rád poděkoval vedoucímu bakalářské práce Ing. et Ing. Martinu Lněničkovi, Ph.D., za odborné vedení, věcné připomínky a konzultace, které přispěly ke zpracování této práce.</w:t>
       </w:r>
     </w:p>
     <w:p>
@@ -385,22 +394,22 @@
         <w:br w:type="page"/>
       </w:r>
     </w:p>
+    <w:bookmarkEnd w:id="26"/>
+    <w:bookmarkStart w:id="27" w:name="abstrakt"/>
     <w:p>
       <w:pPr>
         <w:pStyle w:val="Nadpis1"/>
       </w:pPr>
-      <w:bookmarkStart w:id="27" w:name="abstrakt"/>
       <w:r>
         <w:t xml:space="preserve">Abstrakt</w:t>
       </w:r>
-      <w:bookmarkEnd w:id="27"/>
     </w:p>
     <w:p>
       <w:pPr>
         <w:pStyle w:val="FirstParagraph"/>
       </w:pPr>
       <w:r>
-        <w:t xml:space="preserve">Seminární práce představuje teoretická východiska bakalářské práce zaměřené na komparaci nástrojů pro návrh a vývoj databázových systémů s využitím metody vícekriteriálního rozhodování Analytic Hierarchy Process. V první části jsou vymezeny základní pojmy z oblasti databázových systémů, popsány fáze návrhu databáze a vysvětleny datové modely používané při návrhu, zejména entitně‑relační model a model relační. Druhá část je věnována vícekriteriálnímu rozhodování, vymezení pojmů alternativa, kritérium a váha kritéria a podrobnému výkladu metody AHP, včetně párového porovnávání, Saatyho škály a kontroly konzistence. Třetí část představuje nástroje, které budou předmětem navazující praktické komparace v bakalářské práci, navrhuje hodnoticí kritéria a popisuje metodický rámec dalšího postupu. Výstupem práce je teoretický a metodický základ, na který přímo naváže praktická část bakalářské práce.</w:t>
+        <w:t xml:space="preserve">Práce představuje teoretická východiska bakalářské práce zaměřené na komparaci nástrojů pro návrh a vývoj databázových systémů s využitím metody vícekriteriálního rozhodování Analytic Hierarchy Process. V první části jsou vymezeny základní pojmy z oblasti databázových systémů, popsány fáze návrhu databáze a vysvětleny datové modely používané při návrhu, zejména entitně-relační model a model relační. Druhá část je věnována vícekriteriálnímu rozhodování, vymezení pojmů alternativa, kritérium a váha kritéria a podrobnému výkladu metody AHP, včetně párového porovnávání, Saatyho škály a kontroly konzistence. Třetí část představuje nástroje, které budou předmětem navazující praktické komparace v bakalářské práci, navrhuje hodnoticí kritéria a popisuje metodický rámec dalšího postupu. Výstupem práce je teoretický a metodický základ, na který přímo naváže praktická část bakalářské práce.</w:t>
       </w:r>
     </w:p>
     <w:p>
@@ -410,6 +419,7 @@
       <w:r>
         <w:rPr>
           <w:b/>
+          <w:bCs/>
         </w:rPr>
         <w:t xml:space="preserve">Klíčová slova:</w:t>
       </w:r>
@@ -428,15 +438,15 @@
         <w:t xml:space="preserve"> </w:t>
       </w:r>
     </w:p>
+    <w:bookmarkEnd w:id="27"/>
+    <w:bookmarkStart w:id="28" w:name="abstract"/>
     <w:p>
       <w:pPr>
         <w:pStyle w:val="Nadpis1"/>
       </w:pPr>
-      <w:bookmarkStart w:id="28" w:name="abstract"/>
       <w:r>
         <w:t xml:space="preserve">Abstract</w:t>
       </w:r>
-      <w:bookmarkEnd w:id="28"/>
     </w:p>
     <w:p>
       <w:pPr>
@@ -445,6 +455,7 @@
       <w:r>
         <w:rPr>
           <w:b/>
+          <w:bCs/>
         </w:rPr>
         <w:t xml:space="preserve">Title:</w:t>
       </w:r>
@@ -452,15 +463,15 @@
         <w:t xml:space="preserve"> </w:t>
       </w:r>
       <w:r>
-        <w:t xml:space="preserve">Comparison of Database Design and Development Tools Using AHP — Theoretical Background</w:t>
-      </w:r>
-    </w:p>
-    <w:p>
-      <w:pPr>
-        <w:pStyle w:val="BodyText"/>
-      </w:pPr>
-      <w:r>
-        <w:t xml:space="preserve">This seminar paper presents the theoretical background of a bachelor thesis focused on the comparison of tools for the design and development of database systems using the Analytic Hierarchy Process, a multi‑criteria decision‑making method. The first part defines fundamental terms related to database systems, describes the phases of database design and explains the data models used in design, in particular the entity–relationship model and the relational model. The second part addresses multi‑criteria decision making, defines the terms alternative, criterion and criterion weight, and provides a detailed explanation of the AHP method, including pairwise comparison, Saaty’s scale and consistency checking. The third part introduces the tools that will be the subject of the follow‑up practical comparison in the bachelor thesis, proposes evaluation criteria and describes the methodological framework of further work. The result is a theoretical and methodological foundation on which the practical part of the bachelor thesis will directly build.</w:t>
+        <w:t xml:space="preserve">Comparison of Database Design and Development Tools Using AHP – Theoretical Background</w:t>
+      </w:r>
+    </w:p>
+    <w:p>
+      <w:pPr>
+        <w:pStyle w:val="BodyText"/>
+      </w:pPr>
+      <w:r>
+        <w:t xml:space="preserve">This paper presents the theoretical background of a bachelor thesis focused on the comparison of tools for the design and development of database systems using the Analytic Hierarchy Process, a multi-criteria decision-making method. The first part defines fundamental terms related to database systems, describes the phases of database design and explains the data models used in design, in particular the entity–relationship model and the relational model. The second part addresses multi-criteria decision making, defines the terms alternative, criterion and criterion weight, and provides a detailed explanation of the AHP method, including pairwise comparison, Saaty’s scale and consistency checking. The third part introduces the tools that will be the subject of the follow-up practical comparison in the bachelor thesis, proposes evaluation criteria and describes the methodological framework of further work. The result is a theoretical and methodological foundation on which the practical part of the bachelor thesis will directly build.</w:t>
       </w:r>
     </w:p>
     <w:p>
@@ -470,6 +481,7 @@
       <w:r>
         <w:rPr>
           <w:b/>
+          <w:bCs/>
         </w:rPr>
         <w:t xml:space="preserve">Keywords:</w:t>
       </w:r>
@@ -477,7 +489,7 @@
         <w:t xml:space="preserve"> </w:t>
       </w:r>
       <w:r>
-        <w:t xml:space="preserve">database system, database design, data modelling, multi‑criteria decision making, Analytic Hierarchy Process.</w:t>
+        <w:t xml:space="preserve">database system, database design, data modelling, multi-criteria decision making, Analytic Hierarchy Process.</w:t>
       </w:r>
     </w:p>
     <w:p>
@@ -498,7 +510,7 @@
         <w:fldChar w:fldCharType="begin" w:dirty="true"/>
         <w:instrText xml:space="preserve"> TOC \o "1-3" \h \z \u </w:instrText>
         <w:fldChar w:fldCharType="separate"/>
-        <w:t>Pole obsahu — ve Wordu klikněte do pole pravým tlačítkem a zvolte „Aktualizovat pole", případně stiskněte F9.</w:t>
+        <w:t>Pole obsahu – ve Wordu klikněte do pole pravým tlačítkem a zvolte „Aktualizovat pole", případně stiskněte F9.</w:t>
         <w:fldChar w:fldCharType="end"/>
       </w:r>
     </w:p>
@@ -507,89 +519,89 @@
         <w:br w:type="page"/>
       </w:r>
     </w:p>
+    <w:bookmarkEnd w:id="28"/>
+    <w:bookmarkStart w:id="29" w:name="úvod"/>
     <w:p>
       <w:pPr>
         <w:pStyle w:val="Nadpis1"/>
       </w:pPr>
-      <w:bookmarkStart w:id="29" w:name="úvod"/>
       <w:r>
         <w:t xml:space="preserve">1 Úvod</w:t>
       </w:r>
-      <w:bookmarkEnd w:id="29"/>
     </w:p>
     <w:p>
       <w:pPr>
         <w:pStyle w:val="FirstParagraph"/>
       </w:pPr>
       <w:r>
-        <w:t xml:space="preserve">Návrh databáze předchází vlastní implementaci informačního systému a kvalita datového návrhu značně ovlivňuje spolehlivost, výkon a možnosti dalšího rozšiřování. Pokud při návrhu vzniknou chyby, jejich odstranění je v dalších etapách složité a nákladné. Při návrhu a vývoji databází se proto využívají různé softwarové nástroje, například pro datové modelování, tvorbu ER diagramů, generování SQL skriptů nebo správu databázových schémat. Tyto nástroje se liší rozsahem funkcí, podporovanými platformami, možnostmi modelování, mírou automatizace nebo licenčními podmínkami.</w:t>
-      </w:r>
-    </w:p>
-    <w:p>
-      <w:pPr>
-        <w:pStyle w:val="BodyText"/>
-      </w:pPr>
-      <w:r>
-        <w:t xml:space="preserve">Vybrat vhodný nástroj není v praxi jednoduché. Obvykle se nedá rozhodovat jen podle jednoho hlediska, například ceny nebo rozšířenosti nástroje. Většinou do výběru vstupují další kritéria, která se navzájem dostávají do konfliktu. Proto je vhodné použít postup, který umožní jednotlivá kritéria porovnat a podle nich posoudit, který z nástrojů je nejvhodnější. Tím se výběr neopírá pouze o subjektivní dojem, ale o systematické vyhodnocení. Tato práce se proto zaměřuje na porovnání nástrojů z hlediska jejich funkcionality, použitelnosti a podpory vývojového procesu. Pro toto porovnání je využita metoda vícekriteriálního rozhodování Analytic Hierarchy Process (AHP), na níž je celý postup hodnocení založen.</w:t>
-      </w:r>
-    </w:p>
-    <w:p>
-      <w:pPr>
-        <w:pStyle w:val="BodyText"/>
-      </w:pPr>
-      <w:r>
-        <w:t xml:space="preserve">Tato práce tak vytváří teoretický a metodický základ pro navazující praktické porovnání těchto nástrojů. Práce se nejprve zaměřuje na pojmy související s databázovými systémy, datovým modelováním a návrhem databáze. Následně vysvětluje princip vícekriteriálního rozhodování a metodu AHP. Na tento základ navazuje výběr konkrétních nástrojů a návrh hodnoticích kritérií, které budou využity v praktické části. Výsledné porovnání má pomoci lépe posoudit, v jakých situacích je vhodné jednotlivé nástroje využít.</w:t>
-      </w:r>
-    </w:p>
+        <w:t xml:space="preserve">Návrh databáze předchází samotnou implementaci informačního systému. Kvalita takového datového návrhu značně ovlivňuje spolehlivost, výkon a možnosti dalšího rozšiřování systému. V případě, že při návrhu vzniknou chyby, jejich odstranění je v dalších etapách složité a nákladné. Při návrhu a vývoji databází se proto využívají různé softwarové nástroje, jako například nástroje pro datové modelování, tvorbu ER diagramů, generování SQL skriptů nebo správu databázových schémat. Jednotlivé nástroje se mezi sebou liší rozsahem nabízených funkcí, podporovanými databázemi, možnostmi modelování nebo licenčními podmínkami.</w:t>
+      </w:r>
+    </w:p>
+    <w:p>
+      <w:pPr>
+        <w:pStyle w:val="BodyText"/>
+      </w:pPr>
+      <w:r>
+        <w:t xml:space="preserve">Vybrat vhodný nástroj není v praxi často jednoduché. Obvykle se nedá rozhodovat jen podle jednoho kritéria, například podle ceny nebo rozšířenosti nástroje. Většinou do výběru vstupují další kritéria, která se navzájem dostávají do konfliktu. Proto je vhodné použít postup, který umožní jednotlivá kritéria porovnat a následně podle nich posoudit, který z nástrojů je nejvhodnější. Díky tomu nedojde k výběru podle subjektivního názoru, ale ke skutečně podloženému vyhodnocení. Tato práce se proto zaměřuje na porovnání nástrojů pro návrh a vývoj databází. Pro toto porovnání je využita metoda vícekriteriálního rozhodování Analytic Hierarchy Process (AHP). Na ní je pak celý postup hodnocení založen.</w:t>
+      </w:r>
+    </w:p>
+    <w:p>
+      <w:pPr>
+        <w:pStyle w:val="BodyText"/>
+      </w:pPr>
+      <w:r>
+        <w:t xml:space="preserve">Práce tak tvoří teoretický a metodický podklad pro navazující praktické porovnání těchto nástrojů. Na začátku se text věnuje definicím a termínům spojenými s databázovými systémy, datovým modelováním a návrhem databáze, poté vysvětluje princip vícekriteriálního rozhodování a metodu AHP. Na tento rámec navazuje výběr nástrojů a návrh hodnoticích kritérií. S těmi se bude dále pokračovat v praktické části. Výsledné porovnání pak pomůže lépe rozhodnout, který nástroj je vhodný pro různé typy použití, a zároveň ukázat, jak se výsledek mění podle změn priorit.</w:t>
+      </w:r>
+    </w:p>
+    <w:bookmarkEnd w:id="29"/>
+    <w:bookmarkStart w:id="30" w:name="cíl-práce-a-výzkumné-otázky"/>
     <w:p>
       <w:pPr>
         <w:pStyle w:val="Nadpis1"/>
       </w:pPr>
-      <w:bookmarkStart w:id="30" w:name="cíl-práce-a-výzkumné-otázky"/>
       <w:r>
         <w:t xml:space="preserve">2 Cíl práce a výzkumné otázky</w:t>
       </w:r>
-      <w:bookmarkEnd w:id="30"/>
     </w:p>
     <w:p>
       <w:pPr>
         <w:pStyle w:val="FirstParagraph"/>
       </w:pPr>
       <w:r>
-        <w:t xml:space="preserve">Cílem práce je tedy porovnat vybrané nástroje pro návrh a vývoj databázových systémů z hlediska jejich funkcionality, použitelnosti a podpory vývojového procesu. K naplnění hlavního cíle jsou důležité tyto dílčí cíle:</w:t>
-      </w:r>
-    </w:p>
-    <w:p>
-      <w:pPr>
+        <w:t xml:space="preserve">Cílem práce je připravit teoretická a metodická východiska pro porovnání vybraných nástrojů pro návrh a vývoj databázových systémů. K dosažení hlavního cíle bude potřeba splnit tyto dílčí cíle:</w:t>
+      </w:r>
+    </w:p>
+    <w:p>
+      <w:pPr>
+        <w:pStyle w:val="Compact"/>
         <w:numPr>
           <w:ilvl w:val="0"/>
           <w:numId w:val="1001"/>
         </w:numPr>
+      </w:pPr>
+      <w:r>
+        <w:t xml:space="preserve">vymezit základní pojmy z oblasti databázových systémů, datového modelování a návrhu databáze,</w:t>
+      </w:r>
+    </w:p>
+    <w:p>
+      <w:pPr>
         <w:pStyle w:val="Compact"/>
-      </w:pPr>
-      <w:r>
-        <w:t xml:space="preserve">vymezit základní pojmy z oblasti databázových systémů, datového modelování a návrhu databáze,</w:t>
-      </w:r>
-    </w:p>
-    <w:p>
-      <w:pPr>
         <w:numPr>
           <w:ilvl w:val="0"/>
           <w:numId w:val="1001"/>
         </w:numPr>
+      </w:pPr>
+      <w:r>
+        <w:t xml:space="preserve">vysvětlit principy vícekriteriálního rozhodování, metodu AHP a její použitelnost pro porovnání softwarových nástrojů,</w:t>
+      </w:r>
+    </w:p>
+    <w:p>
+      <w:pPr>
         <w:pStyle w:val="Compact"/>
-      </w:pPr>
-      <w:r>
-        <w:t xml:space="preserve">vysvětlit principy vícekriteriálního rozhodování, metodu AHP a její použitelnost pro porovnání softwarových nástrojů,</w:t>
-      </w:r>
-    </w:p>
-    <w:p>
-      <w:pPr>
         <w:numPr>
           <w:ilvl w:val="0"/>
           <w:numId w:val="1001"/>
         </w:numPr>
-        <w:pStyle w:val="Compact"/>
       </w:pPr>
       <w:r>
         <w:t xml:space="preserve">vybrat a charakterizovat nástroje, které budou předmětem porovnávání, a navrhnout hodnoticí kritéria.</w:t>
@@ -600,7 +612,7 @@
         <w:pStyle w:val="FirstParagraph"/>
       </w:pPr>
       <w:r>
-        <w:t xml:space="preserve">Výzkumné otázky vycházejí z cíle práce a z potřeby postupně připravit teoretický a metodický rámec pro budoucí porovnání nástrojů: od vymezení pojmů, přes vysvětlení, jak nástroje hodnotit podle více kritérií, až po volbu kritérií a postupu porovnání. Metoda AHP přitom umožňuje rozdělit rozhodování na přehlednější, postupně porovnatelné části.</w:t>
+        <w:t xml:space="preserve">Výzkumné otázky vycházejí z cíle práce a z potřeby postupně připravit teoretický a metodický rámec pro budoucí porovnání nástrojů: od vymezení databázových systémů a jejich vývoje, přes vysvětlení, jak nástroje hodnotit podle více kritérií, až po volbu kritérií a postupu porovnání. Metoda AHP přitom umožňuje rozdělit rozhodování na menší přehledné části a systematicky porovnat jak jednotlivá kritéria, tak hodnocené nástroje.</w:t>
       </w:r>
     </w:p>
     <w:p>
@@ -622,6 +634,7 @@
       <w:r>
         <w:rPr>
           <w:b/>
+          <w:bCs/>
         </w:rPr>
         <w:t xml:space="preserve">VO1:</w:t>
       </w:r>
@@ -643,6 +656,7 @@
       <w:r>
         <w:rPr>
           <w:b/>
+          <w:bCs/>
         </w:rPr>
         <w:t xml:space="preserve">VO2:</w:t>
       </w:r>
@@ -664,6 +678,7 @@
       <w:r>
         <w:rPr>
           <w:b/>
+          <w:bCs/>
         </w:rPr>
         <w:t xml:space="preserve">VO3:</w:t>
       </w:r>
@@ -679,49 +694,41 @@
         <w:pStyle w:val="BodyText"/>
       </w:pPr>
       <w:r>
-        <w:t xml:space="preserve">Odpovědi na uvedené výzkumné otázky tvoří obsah jednotlivých kapitol této práce a současně vytváří metodický rámec pro praktickou část bakalářské práce.</w:t>
-      </w:r>
-    </w:p>
+        <w:t xml:space="preserve">Odpovědi na uvedené výzkumné otázky postupně tvoří obsah jednotlivých kapitol.</w:t>
+      </w:r>
+    </w:p>
+    <w:bookmarkEnd w:id="30"/>
+    <w:bookmarkStart w:id="31" w:name="metodika-práce"/>
     <w:p>
       <w:pPr>
         <w:pStyle w:val="Nadpis1"/>
       </w:pPr>
-      <w:bookmarkStart w:id="31" w:name="metodika-práce"/>
       <w:r>
         <w:t xml:space="preserve">3 Metodika práce</w:t>
       </w:r>
-      <w:bookmarkEnd w:id="31"/>
     </w:p>
     <w:p>
       <w:pPr>
         <w:pStyle w:val="FirstParagraph"/>
       </w:pPr>
       <w:r>
-        <w:t xml:space="preserve">Zpracování práce probíhalo postupně v několika krocích. Nejprve byly vymezeny oblasti, které je nutné vysvětlit, aby bylo možné nástroje později porovnat a navrhnout vhodná hodnoticí kritéria. Jednalo se o databázové systémy, datové modelování, návrh databáze, vícekriteriální rozhodování a metodu AHP. K těmto oblastem byly následně dohledány odborné zdroje.</w:t>
-      </w:r>
-    </w:p>
-    <w:p>
-      <w:pPr>
-        <w:pStyle w:val="BodyText"/>
-      </w:pPr>
-      <w:r>
-        <w:t xml:space="preserve">Zdroje byly vybírány tak, aby pokryly jak teoretickou část práce, tak výběr konkrétních nástrojů. Pro databázové systémy byla jako hlavní zdroj použita publikace Pokorného a Valenty (2020). Pro datové modelování a návrh relačních databází byla využita publikace Chlapka, Kučery a Palovské (2019). Metoda AHP byla zpracována podle prací Saatyho (1990, 2008) a učebního textu Soukopové (2016).</w:t>
-      </w:r>
-    </w:p>
-    <w:p>
-      <w:pPr>
-        <w:pStyle w:val="BodyText"/>
-      </w:pPr>
-      <w:r>
-        <w:t xml:space="preserve">Dalším krokem byl výběr nástrojů, které budou v práci porovnávány. Při jejich výběru byla využita studie Carvalho et al. (2022), protože se zabývá porovnáním nástrojů pro datové modelování. Dále byly použity oficiální dokumentace vybraných nástrojů. Z nich byly převzaty informace o funkcích, podporovaných databázových platformách a licenčních podmínkách. Jako podpůrný zdroj byl použit také článek Simanavičienė a Vdovinskienė (2023), který ukazuje použití metody AHP při výběru softwaru.</w:t>
-      </w:r>
-    </w:p>
-    <w:p>
-      <w:pPr>
-        <w:pStyle w:val="BodyText"/>
-      </w:pPr>
-      <w:r>
-        <w:t xml:space="preserve">Citace jsou v textu uváděny harvardským způsobem, tedy ve tvaru autor a rok. Seznam zdrojů je zpracován podle normy ČSN ISO 690:2022. U webových zdrojů je uvedeno datum citace.</w:t>
+        <w:t xml:space="preserve">Zpracování práce probíhalo v několika navazujících krocích. Nejprve byly vymezeny oblasti, které je nutné vysvětlit tak, aby bylo možné nástroje později porovnat a navrhnout vhodná hodnoticí kritéria. Jednalo se o oblast databázových systémů, datové modelování, návrhu databáze, vícekriteriální rozhodování a metody AHP. K těmto oblastem byly potom dohledány odborné zdroje.</w:t>
+      </w:r>
+    </w:p>
+    <w:p>
+      <w:pPr>
+        <w:pStyle w:val="BodyText"/>
+      </w:pPr>
+      <w:r>
+        <w:t xml:space="preserve">Zdroje byly vybírány tak, aby pokryly jednak celou teoretickou část práce, ale zároveň také výběr konkrétních nástrojů. Pro databázové systémy byla jako hlavní zdroj použita publikace Pokorného a Valenty (2020). Pro datové modelování a návrh relačních databází byla využita publikace Chlapka, Kučery a Palovské (2019). Metoda AHP byla zpracována podle prací Saatyho (1990, 2008) a učebního textu Soukopové (2016).</w:t>
+      </w:r>
+    </w:p>
+    <w:p>
+      <w:pPr>
+        <w:pStyle w:val="BodyText"/>
+      </w:pPr>
+      <w:r>
+        <w:t xml:space="preserve">Dalším krokem byl výběr nástrojů, které budou v práci porovnávány. Pro jejich výběr byla využita studie Carvalho et al. (2022), protože se zabývá podobným tématem a porovnávala nástroje pro datové modelování jinou metodou. Dále byly použity oficiální dokumentace vybraných nástrojů. Z nich byly převzaty informace o funkcích, podporovaných databázových platformách, licenčních podmínkách a další informace. Jako podpůrný zdroj byl použit také článek Simanavičienė a Vdovinskienė (2023), který ukazuje použití metody AHP při výběru softwaru.</w:t>
       </w:r>
     </w:p>
     <w:p>
@@ -734,582 +741,712 @@
     </w:p>
     <w:p>
       <w:pPr>
+        <w:pStyle w:val="BodyText"/>
+      </w:pPr>
+      <w:r>
+        <w:t xml:space="preserve">Samotné porovnání nástrojů proběhne metodou AHP. Volba této metody vychází z přehledových studií vícekriteriálního rozhodování (MCDM), které AHP označují za jeden z nejvhodnějších přístupů pro hodnocení softwarových systémů, a to zejména díky její schopnosti kombinovat kvantitativní i kvalitativní kritéria (Velasquez a Hester, 2013; Ishizaka a Labib, 2011). Metoda AHP rozloží rozhodovací problém do hierarchie složené z cíle, kritérií a hodnocených nástrojů. Kritéria i nástroje se vzájemně porovnávají po dvojicích na Saatyho škále a z výsledků se vypočítají váhy a celkové pořadí nástrojů. Součástí bude také analýza citlivosti sledující, jak se pořadí mění při změně vah kritérií. Pro usnadnění výpočtů může vzniknout jednoduchá podpůrná aplikace.</w:t>
+      </w:r>
+    </w:p>
+    <w:bookmarkEnd w:id="31"/>
+    <w:bookmarkStart w:id="36" w:name="databázové-systémy"/>
+    <w:p>
+      <w:pPr>
         <w:pStyle w:val="Nadpis1"/>
       </w:pPr>
-      <w:bookmarkStart w:id="32" w:name="databázové-systémy"/>
       <w:r>
         <w:t xml:space="preserve">4 Databázové systémy</w:t>
       </w:r>
-      <w:bookmarkEnd w:id="32"/>
+    </w:p>
+    <w:bookmarkStart w:id="32" w:name="základní-pojmy"/>
+    <w:p>
+      <w:pPr>
+        <w:pStyle w:val="Nadpis2"/>
+      </w:pPr>
+      <w:r>
+        <w:t xml:space="preserve">4.1 Základní pojmy</w:t>
+      </w:r>
     </w:p>
     <w:p>
       <w:pPr>
         <w:pStyle w:val="FirstParagraph"/>
       </w:pPr>
       <w:r>
-        <w:rPr>
-          <w:i/>
-        </w:rPr>
-        <w:t xml:space="preserve">(Tato kapitola je rozpracovaná, bude ještě dopracována.)</w:t>
-      </w:r>
-    </w:p>
+        <w:t xml:space="preserve">Při práci s databázemi je nutné rozlišovat některé základní pojmy jako jsou data, informace, databáze a systém řízení báze dat.</w:t>
+      </w:r>
+      <w:r>
+        <w:t xml:space="preserve"> </w:t>
+      </w:r>
+      <w:r>
+        <w:t xml:space="preserve">Pod pojmem data si jde představit jednotlivá fakta nebo zaznamenané hodnoty (Elmasri a Navathe, 2016; Watt a Eng, 2014). Tyto hodnoty samy o sobě nemusí být nositelem žádného širšího významu. Informace pak vznikají právě přiřazením významu datům v určitém kontextu. (Elmasri a Navathe, 2016; Watt a Eng, 2014)</w:t>
+      </w:r>
+      <w:r>
+        <w:t xml:space="preserve"> </w:t>
+      </w:r>
+      <w:r>
+        <w:t xml:space="preserve">Pojem databáze pak představuje organizovanou sbírku vzájemně souvisejících dat, které jsou uloženy tak, aby s nimi bylo možné dále efektivně pracovat. (Elmasri a Navathe, 2016, s. 4; Pokorný a Valenta, 2020; Watt a Eng, 2014).</w:t>
+      </w:r>
+    </w:p>
+    <w:p>
+      <w:pPr>
+        <w:pStyle w:val="BodyText"/>
+      </w:pPr>
+      <w:r>
+        <w:t xml:space="preserve">Systém řízení báze dat, běžně označovaný jako DBMS, je specializovaný software, který zajišťuje definici, ukládání, manipulaci, zabezpečení a správu dat uložených v databázi. (Pokorný a Valenta, 2020)</w:t>
+      </w:r>
+      <w:r>
+        <w:t xml:space="preserve"> </w:t>
+      </w:r>
+      <w:r>
+        <w:t xml:space="preserve">Spojení databáze s DBMS vytvoří databázový systém (DBS). (Elmasri a Navathe, 2016) DBMS v rámci tohoto systému zajišťuje transakční zpracování, obnovení dat po pádu, souběžný přístup více uživatelů i řízení ochrany dat. (Pokorný a Valenta, 2020)</w:t>
+      </w:r>
+    </w:p>
+    <w:p>
+      <w:pPr>
+        <w:pStyle w:val="BodyText"/>
+      </w:pPr>
+      <w:r>
+        <w:t xml:space="preserve">Původně se používal především jednoduchý souborový přístup, který měl záhy řadu problémů a omezení napříkald v podobě nekonzistentnosti dat při aktualizaci, závislosti na aplikačním programu a na fyzické struktuře, často spojené s redundancí dat. (Elmasri a Navathe, 2016) Databázový přístup tyto nedostatky odstraňuje, a to tím, že integruje data do jednoho logického celku a odděluje definici dat od samotných aplikací (Pokorný a Valenta, 2020).</w:t>
+      </w:r>
+      <w:r>
+        <w:t xml:space="preserve"> </w:t>
+      </w:r>
+      <w:r>
+        <w:t xml:space="preserve">Oddělením byla získána vyšší bezpečnost, možnost centrálního řízení integritních omezení a sdílenost dat mezi více uživateli. (Pokorný a Valenta, 2020)</w:t>
+      </w:r>
+    </w:p>
+    <w:bookmarkEnd w:id="32"/>
+    <w:bookmarkStart w:id="33" w:name="schéma-databáze-instance-a-metadata"/>
     <w:p>
       <w:pPr>
         <w:pStyle w:val="Nadpis2"/>
       </w:pPr>
-      <w:bookmarkStart w:id="33" w:name="základní-pojmy"/>
-      <w:r>
-        <w:t xml:space="preserve">4.1 Základní pojmy</w:t>
-      </w:r>
-      <w:bookmarkEnd w:id="33"/>
+      <w:r>
+        <w:t xml:space="preserve">4.2 Schéma databáze, instance a metadata</w:t>
+      </w:r>
     </w:p>
     <w:p>
       <w:pPr>
         <w:pStyle w:val="FirstParagraph"/>
       </w:pPr>
       <w:r>
-        <w:t xml:space="preserve">Základem je rozlišit pojmy data, informace, databáze a systém řízení báze dat. Data lze chápat jako jednotlivá fakta nebo zaznamenané hodnoty, které samy o sobě nemusí nést širší význam. Informace vznikají interpretací dat v určitém kontextu. Databáze pak představuje organizovanou kolekci vzájemně souvisejících dat, která jsou ukládána tak, aby s nimi bylo možné efektivně pracovat (Pokorný a Valenta, 2020).</w:t>
-      </w:r>
-    </w:p>
-    <w:p>
-      <w:pPr>
-        <w:pStyle w:val="BodyText"/>
-      </w:pPr>
-      <w:r>
-        <w:t xml:space="preserve">Systém řízení báze dat, běžně označovaný zkratkou DBMS, je specializovaný software, který zajišťuje definici, ukládání, manipulaci, zabezpečení a správu dat uložených v databázi. Databázový systém v širším smyslu zahrnuje nejen samotnou databázi a DBMS, ale také uživatele, aplikační software, pravidla provozu a další prostředky potřebné pro práci s daty. Pokorný a Valenta uvádějí, že databázové systémy poskytují služby spojené s definicí databáze, manipulací s daty, souběžným přístupem k datům, ochranou dat a zotavením z chyb (Pokorný a Valenta, 2020).</w:t>
-      </w:r>
-    </w:p>
+        <w:t xml:space="preserve">V teorii databází je třeba rozlišovat mezi schématem databáze a instancí databáze.</w:t>
+      </w:r>
+      <w:r>
+        <w:t xml:space="preserve"> </w:t>
+      </w:r>
+      <w:r>
+        <w:t xml:space="preserve">Schéma databáze představuje popis struktury uložených dat a běžně se pod něj zahrnují také integritní omezení, kteraá obsahují určení entit, atributů, vazeb a omezení, která mají data splňovat.</w:t>
+      </w:r>
+      <w:r>
+        <w:t xml:space="preserve"> </w:t>
+      </w:r>
+      <w:r>
+        <w:t xml:space="preserve">(Pokorný a Valenta, 2020)</w:t>
+      </w:r>
+      <w:r>
+        <w:t xml:space="preserve"> </w:t>
+      </w:r>
+      <w:r>
+        <w:t xml:space="preserve">Pojem instance databáze naopak vyjadřuje konkrétní aktuální obsah databáze v určitém čase.</w:t>
+      </w:r>
+      <w:r>
+        <w:t xml:space="preserve"> </w:t>
+      </w:r>
+      <w:r>
+        <w:t xml:space="preserve">Toto rozlišení odděluje relativně stabilní strukturální návrh od proměnlivých datových hodnot. (Elmasri a Navathe, 2016)</w:t>
+      </w:r>
+    </w:p>
+    <w:p>
+      <w:pPr>
+        <w:pStyle w:val="BodyText"/>
+      </w:pPr>
+      <w:r>
+        <w:t xml:space="preserve">S databázovým systémem souvisí také pojem metadata.</w:t>
+      </w:r>
+      <w:r>
+        <w:t xml:space="preserve"> </w:t>
+      </w:r>
+      <w:r>
+        <w:t xml:space="preserve">Metadata jsou data o datech. Tyto data tedy popisují strukturu databáze, význam atributů, integritní omezení nebo například přístupová práva.</w:t>
+      </w:r>
+      <w:r>
+        <w:t xml:space="preserve"> </w:t>
+      </w:r>
+      <w:r>
+        <w:t xml:space="preserve">Metadata bývají ukládána v systémovém katalogu, který slouží jako centrální zdroj informací o databázových objektech (Elmasri a Navathe, 2016; Pokorný a Valenta, 2020).</w:t>
+      </w:r>
+    </w:p>
+    <w:p>
+      <w:pPr>
+        <w:pStyle w:val="BodyText"/>
+      </w:pPr>
+      <w:r>
+        <w:t xml:space="preserve">Správa a údržba schématu databáze je klíčovou rolí správce databáze (DBA), přičemž změny schématu v průběhu životního cyklu systému musí být pečlivě kontrolovány. Metadata uložená v systémovém katalogu jsou využívána nejen samotným DBMS pro optimalizaci dotazů a kontrolu přístupových práv, ale také externími návrhovými nástroji. Tyto nástroje dokážou metadata z katalogu načíst a vizualizovat je ve formě diagramů, což usnadňuje pochopení existující struktury databáze a její další rozvoj (Elmasri a Navathe, 2016; Pokorný a Valenta, 2020).</w:t>
+      </w:r>
+    </w:p>
+    <w:bookmarkEnd w:id="33"/>
+    <w:bookmarkStart w:id="34" w:name="funkce-dbms-a-víceúrovňová-architektura"/>
     <w:p>
       <w:pPr>
         <w:pStyle w:val="Nadpis2"/>
       </w:pPr>
-      <w:bookmarkStart w:id="34" w:name="schéma-databáze-instance-a-metadata"/>
-      <w:r>
-        <w:t xml:space="preserve">4.2 Schéma databáze, instance a metadata</w:t>
-      </w:r>
-      <w:bookmarkEnd w:id="34"/>
+      <w:r>
+        <w:t xml:space="preserve">4.3 Funkce DBMS a víceúrovňová architektura</w:t>
+      </w:r>
     </w:p>
     <w:p>
       <w:pPr>
         <w:pStyle w:val="FirstParagraph"/>
       </w:pPr>
       <w:r>
-        <w:t xml:space="preserve">V teorii databází je třeba rozlišovat schéma databáze a instanci databáze. Schéma databáze představuje popis struktury uložených dat, tedy určení entit, atributů, vazeb a omezení, která mají data splňovat. Instance databáze naopak vyjadřuje konkrétní aktuální obsah databáze v určitém čase. Toto rozlišení odděluje relativně stabilní strukturální návrh od proměnlivých datových hodnot (Pokorný a Valenta, 2020).</w:t>
-      </w:r>
-    </w:p>
-    <w:p>
-      <w:pPr>
-        <w:pStyle w:val="BodyText"/>
-      </w:pPr>
-      <w:r>
-        <w:t xml:space="preserve">S databázovým systémem úzce souvisejí také metadata. Metadata jsou data o datech, tedy informace popisující strukturu databáze, význam atributů, integritní omezení nebo přístupová práva. Metadata bývají ukládána v systémovém katalogu, který slouží jako centrální zdroj informací o databázových objektech (Pokorný a Valenta, 2020).</w:t>
-      </w:r>
-    </w:p>
+        <w:t xml:space="preserve">Dalším důležitým konceptem je víceúrovňová architektura DBMS, která je spojovaná s modelem ANSI/SPARC.</w:t>
+      </w:r>
+      <w:r>
+        <w:t xml:space="preserve"> </w:t>
+      </w:r>
+      <w:r>
+        <w:t xml:space="preserve">Myšlenkou bylo podívat se na stavbu databáze jako implementaci hierarchie jistých abstrakcí. Ve zprávě výboru ANSI/X3/SPARC z roku 1975 se objevuje rozdělení na externí, konceptuální a interní úroveň pohledu, kde</w:t>
+      </w:r>
+      <w:r>
+        <w:t xml:space="preserve"> </w:t>
+      </w:r>
+      <w:r>
+        <w:t xml:space="preserve">externí úroveň odpovídá pohledům jednotlivých skupin uživatelů, konceptuální úroveň představuje globální logický model celé databáze a interní úroveň popisuje fyzické uložení dat.</w:t>
+      </w:r>
+      <w:r>
+        <w:t xml:space="preserve"> </w:t>
+      </w:r>
+      <w:r>
+        <w:t xml:space="preserve">Hlavním smyslem tohoto členění je podpora datové nezávislosti, tedy oddělení aplikací a uživatelských pohledů od fyzické implementace databáze. (Elmasri a Navathe, 2016; Pokorný a Valenta, 2020)</w:t>
+      </w:r>
+    </w:p>
+    <w:p>
+      <w:pPr>
+        <w:pStyle w:val="BodyText"/>
+      </w:pPr>
+      <w:r>
+        <w:t xml:space="preserve">Pro následné porovnání nástrojů je tato architektura důležitá proto, že návrhové nástroje nepokrývají všechny úrovně databázového systému stejným způsobem.</w:t>
+      </w:r>
+      <w:r>
+        <w:t xml:space="preserve"> </w:t>
+      </w:r>
+      <w:r>
+        <w:t xml:space="preserve">(Rosenthal a Reiner, 1994)</w:t>
+      </w:r>
+      <w:r>
+        <w:t xml:space="preserve"> </w:t>
+      </w:r>
+      <w:r>
+        <w:t xml:space="preserve">Některé se zaměřují především na konceptuální nebo logický model, jiné podporují i fyzické prvky konkrétního DBMS, například datové typy, indexy nebo generování SQL skriptů. (Carvalho et al., 2022)</w:t>
+      </w:r>
+      <w:r>
+        <w:t xml:space="preserve"> </w:t>
+      </w:r>
+      <w:r>
+        <w:t xml:space="preserve">Při hodnocení nástrojů proto bude vhodné sledovat nejen možnosti vytváření diagramů, ale také podporu přechodu mezi jednotlivými úrovněmi návrhu a implementace</w:t>
+      </w:r>
+      <w:r>
+        <w:t xml:space="preserve"> </w:t>
+      </w:r>
+      <w:r>
+        <w:t xml:space="preserve">(Rosenthal a Reiner, 1994).</w:t>
+      </w:r>
+    </w:p>
+    <w:bookmarkEnd w:id="34"/>
+    <w:bookmarkStart w:id="35" w:name="fáze-návrhu-databáze"/>
     <w:p>
       <w:pPr>
         <w:pStyle w:val="Nadpis2"/>
       </w:pPr>
-      <w:bookmarkStart w:id="35" w:name="funkce-dbms-a-víceúrovňová-architektura"/>
-      <w:r>
-        <w:t xml:space="preserve">4.3 Funkce DBMS a víceúrovňová architektura</w:t>
-      </w:r>
-      <w:bookmarkEnd w:id="35"/>
+      <w:r>
+        <w:t xml:space="preserve">4.4 Fáze návrhu databáze</w:t>
+      </w:r>
     </w:p>
     <w:p>
       <w:pPr>
         <w:pStyle w:val="FirstParagraph"/>
       </w:pPr>
       <w:r>
-        <w:t xml:space="preserve">DBMS obvykle poskytuje několik základních skupin funkcí: definici dat, manipulaci s daty, řízení souběžného přístupu více uživatelů, ochranu dat a obnovu po chybě. V souvislosti s těmito funkcemi se používají pojmy DDL pro jazyk definice dat, DML pro jazyk manipulace s daty a transakce pro logický celek operací, který má být proveden buď celý, nebo vůbec (Pokorný a Valenta, 2020).</w:t>
-      </w:r>
-    </w:p>
-    <w:p>
-      <w:pPr>
-        <w:pStyle w:val="BodyText"/>
-      </w:pPr>
-      <w:r>
-        <w:t xml:space="preserve">Dalším důležitým konceptem je víceúrovňová architektura DBMS, spojovaná s modelem ANSI/SPARC. Tato architektura rozlišuje externí, konceptuální a interní úroveň pohledu na data. Externí úroveň odpovídá pohledům jednotlivých skupin uživatelů, konceptuální úroveň představuje globální logický model celé databáze a interní úroveň popisuje fyzické uložení dat. Hlavním smyslem tohoto členění je podpora datové nezávislosti, tedy oddělení aplikací a uživatelských pohledů od fyzické implementace databáze (Pokorný a Valenta, 2020).</w:t>
-      </w:r>
-    </w:p>
+        <w:t xml:space="preserve">Na konceptuální návrh navazuje v logický návrh.</w:t>
+      </w:r>
+      <w:r>
+        <w:t xml:space="preserve"> </w:t>
+      </w:r>
+      <w:r>
+        <w:t xml:space="preserve">V této části se konceptuální model převádí do zvoleného datového modelu, v případě této práce jde zejména o model relační. (Rosenthal a Reiner, 1994)</w:t>
+      </w:r>
+      <w:r>
+        <w:t xml:space="preserve"> </w:t>
+      </w:r>
+      <w:r>
+        <w:t xml:space="preserve">Dochází k návrhu relací, atributů, klíčů, cizích klíčů a integritních omezení. (Pokorný a Valenta, 2020)</w:t>
+      </w:r>
+      <w:r>
+        <w:t xml:space="preserve"> </w:t>
+      </w:r>
+      <w:r>
+        <w:t xml:space="preserve">Výsledkem je pak logické schéma databáze, které lze implementovat v konkrétním DBMS. (Pokorný a Valenta, 2020)</w:t>
+      </w:r>
+    </w:p>
+    <w:p>
+      <w:pPr>
+        <w:pStyle w:val="BodyText"/>
+      </w:pPr>
+      <w:r>
+        <w:t xml:space="preserve">Ve fyzickém návrhu se řeší způsob uložení dat v konkrétním databázovém systému.</w:t>
+      </w:r>
+      <w:r>
+        <w:t xml:space="preserve"> </w:t>
+      </w:r>
+      <w:r>
+        <w:t xml:space="preserve">Řeší se zde organizace datových souborů, indexy, výkonové aspekty, optimalizace přístupu a další technické detaily. (Rosenthal a Reiner, 1994)</w:t>
+      </w:r>
+      <w:r>
+        <w:t xml:space="preserve"> </w:t>
+      </w:r>
+      <w:r>
+        <w:t xml:space="preserve">Na rozdíl od konceptuálního a logického návrhu je fyzický návrh silně závislý na konkrétní technologii (Pokorný a Valenta, 2020).</w:t>
+      </w:r>
+    </w:p>
+    <w:p>
+      <w:pPr>
+        <w:pStyle w:val="BodyText"/>
+      </w:pPr>
+      <w:r>
+        <w:t xml:space="preserve">Mezi jednotlivými částmi návrhu existuje zpětná vazba. Pokud se při fyzickém návrhu ukáže, že některé části modelu vedou například k výkonovým problémům, je nutné vrátit se zpět k návrhu logickému.</w:t>
+      </w:r>
+      <w:r>
+        <w:t xml:space="preserve"> </w:t>
+      </w:r>
+      <w:r>
+        <w:t xml:space="preserve">Podobně může změna požadavků uživatelů vyvolat úpravu konceptuálního modelu a následně i včech dalších úrovní.</w:t>
+      </w:r>
+      <w:r>
+        <w:t xml:space="preserve"> </w:t>
+      </w:r>
+      <w:r>
+        <w:t xml:space="preserve">Návrh databáze proto nelze chápat jako striktně lineární proces, nýbrž jako proces iterativní</w:t>
+      </w:r>
+      <w:r>
+        <w:t xml:space="preserve"> </w:t>
+      </w:r>
+      <w:r>
+        <w:t xml:space="preserve">(Rosenthal a Reiner, 1994).</w:t>
+      </w:r>
+    </w:p>
+    <w:p>
+      <w:pPr>
+        <w:pStyle w:val="BodyText"/>
+      </w:pPr>
+      <w:r>
+        <w:t xml:space="preserve">Z pohledu práce, právě členění návrhu databáze na konceptuální, logickou a fyzickou, představuje vhodný výchozí bod pro pozdější definici hodnoticích kritérií.</w:t>
+      </w:r>
+      <w:r>
+        <w:t xml:space="preserve"> </w:t>
+      </w:r>
+      <w:r>
+        <w:t xml:space="preserve">Nástroj určený pro návrh databázového systému by měl umožnit zachytávat požadavky, převést je do konzistentního schématu a podle potřeby podpořit i technickou implementaci v konkrétním databázovém prostředí. (Rosenthal a Reiner, 1994)</w:t>
+      </w:r>
+      <w:r>
+        <w:t xml:space="preserve"> </w:t>
+      </w:r>
+      <w:r>
+        <w:t xml:space="preserve">Právě míra podpory těchto kroků představuje jeden z praktických rozdílů mezi porovnávanými nástroji (Carvalho et al., 2022; Rosenthal a Reiner, 1994).</w:t>
+      </w:r>
+    </w:p>
+    <w:bookmarkEnd w:id="35"/>
+    <w:bookmarkEnd w:id="36"/>
+    <w:bookmarkStart w:id="41" w:name="datové-modely"/>
+    <w:p>
+      <w:pPr>
+        <w:pStyle w:val="Nadpis1"/>
+      </w:pPr>
+      <w:r>
+        <w:t xml:space="preserve">5 Datové modely</w:t>
+      </w:r>
+    </w:p>
+    <w:bookmarkStart w:id="37" w:name="konceptuální-modelování-a-ereer-model"/>
     <w:p>
       <w:pPr>
         <w:pStyle w:val="Nadpis2"/>
       </w:pPr>
-      <w:bookmarkStart w:id="36" w:name="fáze-návrhu-databáze"/>
-      <w:r>
-        <w:t xml:space="preserve">4.4 Fáze návrhu databáze</w:t>
-      </w:r>
-      <w:bookmarkEnd w:id="36"/>
+      <w:r>
+        <w:t xml:space="preserve">5.1 Konceptuální modelování a ER/EER model</w:t>
+      </w:r>
     </w:p>
     <w:p>
       <w:pPr>
         <w:pStyle w:val="FirstParagraph"/>
       </w:pPr>
       <w:r>
-        <w:t xml:space="preserve">Návrh databáze je proces, který probíhá v několika na sebe navazujících fázích. Není vhodné začínat přímo fyzickou implementací tabulek v konkrétním systému, protože takový postup často vede k chybám v návrhu, k zbytečné redundanci a k problémům s budoucí rozšiřitelností. Proto se v literatuře běžně rozlišuje konceptuální, logický a fyzický návrh (Pokorný a Valenta, 2020).</w:t>
-      </w:r>
-    </w:p>
-    <w:p>
-      <w:pPr>
-        <w:pStyle w:val="BodyText"/>
-      </w:pPr>
-      <w:r>
-        <w:t xml:space="preserve">Konceptuální návrh zachycuje strukturu aplikační domény bez vazby na konkrétní databázový systém. V této fázi jsou identifikovány entity, vztahy mezi nimi, atributy a základní omezení. Cílem je vytvořit model reality, který bude dostatečně přesný a současně technologicky nezávislý.</w:t>
-      </w:r>
-    </w:p>
-    <w:p>
-      <w:pPr>
-        <w:pStyle w:val="BodyText"/>
-      </w:pPr>
-      <w:r>
-        <w:t xml:space="preserve">Na konceptuální návrh navazuje logický návrh. V této fázi se konceptuální model převádí do zvoleného datového modelu, v případě této práce zejména do modelu relačního. Dochází k návrhu relací, atributů, klíčů, cizích klíčů a integritních omezení. Výsledkem je logické schéma databáze, které lze implementovat v konkrétním DBMS.</w:t>
-      </w:r>
-    </w:p>
-    <w:p>
-      <w:pPr>
-        <w:pStyle w:val="BodyText"/>
-      </w:pPr>
-      <w:r>
-        <w:t xml:space="preserve">Fyzický návrh se soustředí na způsob uložení dat v konkrétním databázovém systému. Řeší se zde organizace datových souborů, indexy, výkonové aspekty, optimalizace přístupu a další technické detaily. Na rozdíl od konceptuálního a logického návrhu je fyzický návrh silně závislý na konkrétní technologii (Pokorný a Valenta, 2020).</w:t>
-      </w:r>
-    </w:p>
-    <w:p>
-      <w:pPr>
-        <w:pStyle w:val="BodyText"/>
-      </w:pPr>
-      <w:r>
-        <w:t xml:space="preserve">Mezi jednotlivými fázemi návrhu existuje zpětná vazba. Pokud se při fyzickém návrhu ukáže, že některé části modelu vedou k výkonovým problémům, je nutné vrátit se zpět k návrhu logickému. Podobně změna požadavků uživatelů může vyvolat úpravu konceptuálního modelu a následně i všech dalších úrovní. Návrh databáze proto nelze chápat jako striktně lineární proces, nýbrž jako proces iterativní.</w:t>
-      </w:r>
-    </w:p>
+        <w:t xml:space="preserve">Datový model představuje formalizovaný prostředek k definici struktur databází. Definuje datové objekty a jejich vzájemné vztahy včetně omezení, která se jich týkají (Pokorný a Valenta, 2020). Datové modely umožňují zachytit skutečnost tak, aby s ní bylo možné pracovat při návrhu databází i při jejich následné implementaci (Elmasri a Navathe, 2016; Pokorný a Valenta, 2020).</w:t>
+      </w:r>
+    </w:p>
+    <w:p>
+      <w:pPr>
+        <w:pStyle w:val="BodyText"/>
+      </w:pPr>
+      <w:r>
+        <w:t xml:space="preserve">Konceptuální modelování slouží k zachycení požadavků aplikační domény bez ohledu na konkrétní databázovou technologii.</w:t>
+      </w:r>
+      <w:r>
+        <w:t xml:space="preserve"> </w:t>
+      </w:r>
+      <w:r>
+        <w:t xml:space="preserve">Jeho cílem je vytvořit přehledný a věrný model reálného světa (Carvalho et al., 2022).</w:t>
+      </w:r>
+      <w:r>
+        <w:t xml:space="preserve"> </w:t>
+      </w:r>
+      <w:r>
+        <w:t xml:space="preserve">V praxi se pro tuto fázi velmi často používá entitně-relační model (ER model), případně jeho rozšířená varianta EER (Chen, 1976; Elmasri a Navathe, 2016).</w:t>
+      </w:r>
+    </w:p>
+    <w:p>
+      <w:pPr>
+        <w:pStyle w:val="BodyText"/>
+      </w:pPr>
+      <w:r>
+        <w:t xml:space="preserve">Základními pojmy ER modelu jsou entita, entitní množina, vztah a atribut.</w:t>
+      </w:r>
+      <w:r>
+        <w:t xml:space="preserve"> </w:t>
+      </w:r>
+      <w:r>
+        <w:t xml:space="preserve">Za entitu je považován objekt, který je schopen samostatné existence a lze jej jednoznačně odlišit od ostatních objektů (Chen, 1976).</w:t>
+      </w:r>
+      <w:r>
+        <w:t xml:space="preserve"> </w:t>
+      </w:r>
+      <w:r>
+        <w:t xml:space="preserve">Entitní množina je pak množina entit, které jsou stejného typu a mají společné vlastnosti (Chen, 1976).</w:t>
+      </w:r>
+      <w:r>
+        <w:t xml:space="preserve"> </w:t>
+      </w:r>
+      <w:r>
+        <w:t xml:space="preserve">Vztah vyjadřuje vazbu mezi entitami nebo entitními množinami a atribut představuje vlastnost entity nebo vztahu (Chen, 1976).</w:t>
+      </w:r>
+    </w:p>
+    <w:p>
+      <w:pPr>
+        <w:pStyle w:val="BodyText"/>
+      </w:pPr>
+      <w:r>
+        <w:t xml:space="preserve">Vztahy mezi entitami lze popsat například kardinalitou a participací. Kardinalita udává, kolik entit jedné množiny může být ve vztahu k entitě jiné množiny (Elmasri a Navathe, 2016). Typickými případy jsou vazby 1:1, 1:N a M:N. Participace vyjadřuje, zda je účast entity ve vztahu povinná nebo nepovinná. Tyto pojmy jsou důležité nejen na konceptuální úrovni, ale i pro následnou transformaci do relačního modelu (Pokorný a Valenta, 2020).</w:t>
+      </w:r>
+    </w:p>
+    <w:p>
+      <w:pPr>
+        <w:pStyle w:val="BodyText"/>
+      </w:pPr>
+      <w:r>
+        <w:t xml:space="preserve">Atributy jsou svázány s doménami, tedy s množinami přípustných hodnot (Elmasri a Navathe, 2016). Rozlišujeme jednoduché a složené atributy, případně i další typy (Elmasri a Navathe, 2016; Pokorný a Valenta, 2020). Pro jednoznačnou identifikaci entit slouží kandidátní a primární klíče (Elmasri a Navathe, 2016). Rozšířený ER model (EER) doplňuje základní ER model o supertřídy, podtřídy a dědičnost atributů (Pokorný a Valenta, 2020). EER model je vhodný především tam, kde je potřeba přesněji vystihnout specializaci nebo generalizaci objektů (Elmasri a Navathe, 2016). V praxi se ER/EER model vyjadřuje různými grafickými notacemi, a mezi nejčastější patří Chenova notace, Crow’s Foot a UML (Elmasri a Navathe, 2016; Carvalho et al., 2022).</w:t>
+      </w:r>
+    </w:p>
+    <w:p>
+      <w:pPr>
+        <w:pStyle w:val="BodyText"/>
+      </w:pPr>
+      <w:r>
+        <w:t xml:space="preserve">Pro hodnocení databázových nástrojů je podpora konceptuálního modelování významná hlavně z praktického hlediska.</w:t>
+      </w:r>
+      <w:r>
+        <w:t xml:space="preserve"> </w:t>
+      </w:r>
+      <w:r>
+        <w:t xml:space="preserve">Nástroj by měl umožnit vyjádřit entity, vztahy, kardinality a omezení způsobem, který je srozumitelný jak analytikům, tak i vývojářům (Rosenthal a Reiner, 1994).</w:t>
+      </w:r>
+      <w:r>
+        <w:t xml:space="preserve"> </w:t>
+      </w:r>
+      <w:r>
+        <w:t xml:space="preserve">Jednotlivé nástroje se přitom mohou lišit použitou notací, úrovní podpory EER prvků a možností následného převodu modelu do relačního schématu (Carvalho et al., 2022; Rosenthal a Reiner, 1994).</w:t>
+      </w:r>
+    </w:p>
+    <w:bookmarkEnd w:id="37"/>
+    <w:bookmarkStart w:id="38" w:name="relační-model"/>
+    <w:p>
+      <w:pPr>
+        <w:pStyle w:val="Nadpis2"/>
+      </w:pPr>
+      <w:r>
+        <w:t xml:space="preserve">5.2 Relační model</w:t>
+      </w:r>
+    </w:p>
+    <w:p>
+      <w:pPr>
+        <w:pStyle w:val="FirstParagraph"/>
+      </w:pPr>
+      <w:r>
+        <w:t xml:space="preserve">Relační model je založen na relacích, které jsou v praxi neformálně reprezentovány tabulkami.</w:t>
+      </w:r>
+      <w:r>
+        <w:t xml:space="preserve"> </w:t>
+      </w:r>
+      <w:r>
+        <w:t xml:space="preserve">Každá relace má své schéma, tedy jméno relace, seznam atributů a jejich domén (Pokorný a Valenta, 2020).</w:t>
+      </w:r>
+      <w:r>
+        <w:t xml:space="preserve"> </w:t>
+      </w:r>
+      <w:r>
+        <w:t xml:space="preserve">Konkrétní řádky tabulky odpovídají n-ticím.</w:t>
+      </w:r>
+      <w:r>
+        <w:t xml:space="preserve"> </w:t>
+      </w:r>
+      <w:r>
+        <w:t xml:space="preserve">Relační model pracuje s atomickými hodnotami a s přesně vymezenými atributy (Codd, 1970; Elmasri a Navathe, 2016; Pokorný a Valenta, 2020).</w:t>
+      </w:r>
+    </w:p>
+    <w:p>
+      <w:pPr>
+        <w:pStyle w:val="BodyText"/>
+      </w:pPr>
+      <w:r>
+        <w:t xml:space="preserve">Klíče jsou v relačním modelu zásadní.</w:t>
+      </w:r>
+      <w:r>
+        <w:t xml:space="preserve"> </w:t>
+      </w:r>
+      <w:r>
+        <w:t xml:space="preserve">Primární klíč slouží k jednoznačné identifikaci řádku tabulky (Elmasri a Navathe, 2016; Pokorný a Valenta, 2020).</w:t>
+      </w:r>
+      <w:r>
+        <w:t xml:space="preserve"> </w:t>
+      </w:r>
+      <w:r>
+        <w:t xml:space="preserve">Cizí klíč umožňuje vyjádřit vazbu mezi tabulkami a je základem referenční integrity (Watt a Eng, 2014).</w:t>
+      </w:r>
+      <w:r>
+        <w:t xml:space="preserve"> </w:t>
+      </w:r>
+      <w:r>
+        <w:t xml:space="preserve">Mezi obecné vlastnosti relačních tabulek patří nezávislost na pořadí řádků a sloupců a požadavek na neduplicitu řádků (Elmasri a Navathe, 2016; Pokorný a Valenta, 2020).</w:t>
+      </w:r>
+    </w:p>
+    <w:p>
+      <w:pPr>
+        <w:pStyle w:val="BodyText"/>
+      </w:pPr>
+      <w:r>
+        <w:t xml:space="preserve">Relační model je pro tuto práci důležitý také proto, že většina běžně používaných návrhových nástrojů pro databáze směřuje k tvorbě relačního schématu a k práci s SQL databázemi. Při jejich porovnání proto bude důležité, zda nástroj podporuje definici primárních a cizích klíčů, integritních omezení, datových typů a generování nebo zpětné načítání databázového schématu (Carvalho et al., 2022).</w:t>
+      </w:r>
+    </w:p>
+    <w:bookmarkEnd w:id="38"/>
+    <w:bookmarkStart w:id="39" w:name="Xd2cb1c78777e8e55f8aaa3d87bab01b2f631758"/>
+    <w:p>
+      <w:pPr>
+        <w:pStyle w:val="Nadpis2"/>
+      </w:pPr>
+      <w:r>
+        <w:t xml:space="preserve">5.3 Transformace ER/EER modelu do relačního modelu</w:t>
+      </w:r>
+    </w:p>
+    <w:p>
+      <w:pPr>
+        <w:pStyle w:val="FirstParagraph"/>
+      </w:pPr>
+      <w:r>
+        <w:t xml:space="preserve">Při přechodu z konceptuálního modelu k modelu relačnímu se entity obvykle převádějí na tabulky a atributy na sloupce (Chlapek, Kučera a Palovská, 2019).</w:t>
+      </w:r>
+      <w:r>
+        <w:t xml:space="preserve"> </w:t>
+      </w:r>
+      <w:r>
+        <w:t xml:space="preserve">Vztahy typu 1:N se zpravidla reprezentují pomocí cizího klíče na straně N, zatímco pro vztahy M:N je vyžadováno vytvoření samostatné spojovací tabulky. Specifické případy představují vztahy 1:1, atributy vztahů nebo převod supertříd a podtříd (Elmasri a Navathe, 2016).</w:t>
+      </w:r>
+      <w:r>
+        <w:t xml:space="preserve"> </w:t>
+      </w:r>
+      <w:r>
+        <w:t xml:space="preserve">Tato transformace je důležitým přechodem mezi konceptuálním a logickým návrhem. Pokud je tato transformace provedena nekonzistentně, vede k problémům v následné implementaci (Elmasri a Navathe, 2016; Pokorný a Valenta, 2020).</w:t>
+      </w:r>
+    </w:p>
+    <w:p>
+      <w:pPr>
+        <w:pStyle w:val="BodyText"/>
+      </w:pPr>
+      <w:r>
+        <w:t xml:space="preserve">U nástrojů pro návrh databází je proto důležité, zda převod mezi konceptuálním a relačním modelem pouze vizuálně naznačují, nebo zda tento převod dokážou částečně automatizovat a kontrolovat.</w:t>
+      </w:r>
+      <w:r>
+        <w:t xml:space="preserve"> </w:t>
+      </w:r>
+      <w:r>
+        <w:t xml:space="preserve">Automatické generování relačního schématu může práci urychlit, ale je potřeba ověřit, zda nástroj také správně zachází s kardinalitami, vazbami M:N, povinnými atributy a integritními omezeními (Carvalho et al., 2022; Rosenthal a Reiner, 1994).</w:t>
+      </w:r>
+    </w:p>
+    <w:bookmarkEnd w:id="39"/>
+    <w:bookmarkStart w:id="40" w:name="normalizace-relačního-modelu"/>
+    <w:p>
+      <w:pPr>
+        <w:pStyle w:val="Nadpis2"/>
+      </w:pPr>
+      <w:r>
+        <w:t xml:space="preserve">5.4 Normalizace relačního modelu</w:t>
+      </w:r>
+    </w:p>
+    <w:p>
+      <w:pPr>
+        <w:pStyle w:val="FirstParagraph"/>
+      </w:pPr>
+      <w:r>
+        <w:t xml:space="preserve">Normalizace je proces, jehož cílem je odstranit nadbytečnost dat a předcházet anomáliím při vkládání, aktualizaci a mazání údajů.</w:t>
+      </w:r>
+      <w:r>
+        <w:t xml:space="preserve"> </w:t>
+      </w:r>
+      <w:r>
+        <w:t xml:space="preserve">Teoretickým základem normalizace jsou funkční závislosti.</w:t>
+      </w:r>
+      <w:r>
+        <w:t xml:space="preserve"> </w:t>
+      </w:r>
+      <w:r>
+        <w:t xml:space="preserve">Pro potřeby této práce je dostačující vysvětlit první až třetí normální formu (Codd, 1970; Elmasri a Navathe, 2016; Pokorný a Valenta, 2020).</w:t>
+      </w:r>
+    </w:p>
+    <w:p>
+      <w:pPr>
+        <w:pStyle w:val="BodyText"/>
+      </w:pPr>
+      <w:r>
+        <w:t xml:space="preserve">První normální forma vyžaduje atomické hodnoty a nepřipouští skupiny, které se opakují (Codd, 1970; Elmasri a Navathe, 2016).</w:t>
+      </w:r>
+      <w:r>
+        <w:t xml:space="preserve"> </w:t>
+      </w:r>
+      <w:r>
+        <w:t xml:space="preserve">Druhá normální forma řeší závislost neklíčových atributů na celém klíči (Codd, 1970; Elmasri a Navathe, 2016).</w:t>
+      </w:r>
+      <w:r>
+        <w:t xml:space="preserve"> </w:t>
+      </w:r>
+      <w:r>
+        <w:t xml:space="preserve">Třetí normální forma odstraňuje tranzitivní závislosti mezi neklíčovými atributy (Codd, 1970; Elmasri a Navathe, 2016).</w:t>
+      </w:r>
+      <w:r>
+        <w:t xml:space="preserve"> </w:t>
+      </w:r>
+      <w:r>
+        <w:t xml:space="preserve">Tyto formy postačují k zajištění základní konzistence relačního schématu a tvoří standard, který by každý nástroj pro návrh databází měl uživateli umožňovat respektovat (Codd, 1970; Elmasri a Navathe, 2016; Pokorný a Valenta, 2020).</w:t>
+      </w:r>
+    </w:p>
+    <w:p>
+      <w:pPr>
+        <w:pStyle w:val="BodyText"/>
+      </w:pPr>
+      <w:r>
+        <w:t xml:space="preserve">Normalizace zároveň ukazuje, že kvalita návrhového nástroje nespočívá jen v grafické podobě diagramu.</w:t>
+      </w:r>
+      <w:r>
+        <w:t xml:space="preserve"> </w:t>
+      </w:r>
+      <w:r>
+        <w:t xml:space="preserve">Důležité je, zda nástroj podporuje konzistenci modelu, upozorňuje na chybějící klíče nebo problematické vazby a umožňuje vytvořit návrh,</w:t>
+      </w:r>
+      <w:r>
+        <w:t xml:space="preserve"> </w:t>
+      </w:r>
+      <w:r>
+        <w:t xml:space="preserve">který lze převést do udržitelného relačního schématu.</w:t>
+      </w:r>
+      <w:r>
+        <w:t xml:space="preserve"> </w:t>
+      </w:r>
+      <w:r>
+        <w:t xml:space="preserve">Tato hlediska navazují na pozdější výběr hodnoticích kritérií pro komparaci nástrojů (Carvalho et al., 2022).</w:t>
+      </w:r>
+    </w:p>
+    <w:bookmarkEnd w:id="40"/>
+    <w:bookmarkEnd w:id="41"/>
+    <w:bookmarkStart w:id="44" w:name="vícekriteriální-rozhodování"/>
     <w:p>
       <w:pPr>
         <w:pStyle w:val="Nadpis1"/>
       </w:pPr>
-      <w:bookmarkStart w:id="37" w:name="datové-modely"/>
-      <w:r>
-        <w:t xml:space="preserve">5 Datové modely</w:t>
-      </w:r>
-      <w:bookmarkEnd w:id="37"/>
+      <w:r>
+        <w:t xml:space="preserve">6 Vícekriteriální rozhodování</w:t>
+      </w:r>
+    </w:p>
+    <w:bookmarkStart w:id="42" w:name="alternativa-kritérium-a-váha-kritéria"/>
+    <w:p>
+      <w:pPr>
+        <w:pStyle w:val="Nadpis2"/>
+      </w:pPr>
+      <w:r>
+        <w:t xml:space="preserve">6.1 Alternativa, kritérium a váha kritéria</w:t>
+      </w:r>
+    </w:p>
+    <w:bookmarkEnd w:id="42"/>
+    <w:bookmarkStart w:id="43" w:name="X920cfbe088db1f9671533982959f677b87f4172"/>
+    <w:p>
+      <w:pPr>
+        <w:pStyle w:val="Nadpis2"/>
+      </w:pPr>
+      <w:r>
+        <w:t xml:space="preserve">6.2 Přístupy k odhadu vah kritérií a porovnání alternativ</w:t>
+      </w:r>
+    </w:p>
+    <w:bookmarkEnd w:id="43"/>
+    <w:bookmarkEnd w:id="44"/>
+    <w:bookmarkStart w:id="48" w:name="metoda-ahp"/>
+    <w:p>
+      <w:pPr>
+        <w:pStyle w:val="Nadpis1"/>
+      </w:pPr>
+      <w:r>
+        <w:t xml:space="preserve">7 Metoda AHP</w:t>
+      </w:r>
+    </w:p>
+    <w:bookmarkStart w:id="45" w:name="saatyho-škála-a-párové-porovnání"/>
+    <w:p>
+      <w:pPr>
+        <w:pStyle w:val="Nadpis2"/>
+      </w:pPr>
+      <w:r>
+        <w:t xml:space="preserve">7.1 Saatyho škála a párové porovnání</w:t>
+      </w:r>
+    </w:p>
+    <w:bookmarkEnd w:id="45"/>
+    <w:bookmarkStart w:id="46" w:name="kontrola-konzistence"/>
+    <w:p>
+      <w:pPr>
+        <w:pStyle w:val="Nadpis2"/>
+      </w:pPr>
+      <w:r>
+        <w:t xml:space="preserve">7.2 Kontrola konzistence</w:t>
+      </w:r>
+    </w:p>
+    <w:bookmarkEnd w:id="46"/>
+    <w:bookmarkStart w:id="47" w:name="výhody-a-omezení-ahp"/>
+    <w:p>
+      <w:pPr>
+        <w:pStyle w:val="Nadpis2"/>
+      </w:pPr>
+      <w:r>
+        <w:t xml:space="preserve">7.3 Výhody a omezení AHP</w:t>
+      </w:r>
+    </w:p>
+    <w:bookmarkEnd w:id="47"/>
+    <w:bookmarkEnd w:id="48"/>
+    <w:bookmarkStart w:id="53" w:name="nástroje-pro-návrh-a-vývoj-databází"/>
+    <w:p>
+      <w:pPr>
+        <w:pStyle w:val="Nadpis1"/>
+      </w:pPr>
+      <w:r>
+        <w:t xml:space="preserve">8 Nástroje pro návrh a vývoj databází</w:t>
+      </w:r>
     </w:p>
     <w:p>
       <w:pPr>
         <w:pStyle w:val="FirstParagraph"/>
       </w:pPr>
       <w:r>
-        <w:rPr>
-          <w:i/>
-        </w:rPr>
-        <w:t xml:space="preserve">(Tato kapitola je rozpracovaná, bude ještě dopracována.)</w:t>
-      </w:r>
-    </w:p>
-    <w:p>
-      <w:pPr>
-        <w:pStyle w:val="Nadpis2"/>
-      </w:pPr>
-      <w:bookmarkStart w:id="38" w:name="konceptuální-modelování-a-ereer-model"/>
-      <w:r>
-        <w:t xml:space="preserve">5.1 Konceptuální modelování a ER/EER model</w:t>
-      </w:r>
-      <w:bookmarkEnd w:id="38"/>
-    </w:p>
-    <w:p>
-      <w:pPr>
-        <w:pStyle w:val="FirstParagraph"/>
-      </w:pPr>
-      <w:r>
-        <w:t xml:space="preserve">Datový model představuje formalizovaný prostředek pro popis dat, jejich struktury a vztahů mezi nimi. Datové modely umožňují zachytit realitu tak, aby s ní bylo možné systematicky pracovat při návrhu databází i při jejich následné implementaci (Pokorný a Valenta, 2020).</w:t>
-      </w:r>
-    </w:p>
-    <w:p>
-      <w:pPr>
-        <w:pStyle w:val="BodyText"/>
-      </w:pPr>
-      <w:r>
-        <w:t xml:space="preserve">Konceptuální modelování slouží k zachycení požadavků aplikační domény bez ohledu na konkrétní databázovou technologii. Jeho cílem je vytvořit srozumitelný a logicky konzistentní model reality. V praxi se pro tuto fázi velmi často používá entitně‑relační model (ER model), případně jeho rozšířená varianta EER (Pokorný a Valenta, 2020).</w:t>
-      </w:r>
-    </w:p>
-    <w:p>
-      <w:pPr>
-        <w:pStyle w:val="BodyText"/>
-      </w:pPr>
-      <w:r>
-        <w:t xml:space="preserve">Základními pojmy ER modelu jsou entita, entitní množina, vztah a atribut. Entita je objekt reálného světa, který je schopen samostatné existence a lze jej jednoznačně odlišit od ostatních objektů. Entitní množina je množina entit stejného typu, které mají společné vlastnosti. Vztah vyjadřuje vazbu mezi entitami nebo entitními množinami a atribut představuje vlastnost entity nebo vztahu.</w:t>
-      </w:r>
-    </w:p>
-    <w:p>
-      <w:pPr>
-        <w:pStyle w:val="BodyText"/>
-      </w:pPr>
-      <w:r>
-        <w:t xml:space="preserve">Vztahy mezi entitami se popisují mimo jiné pomocí kardinality a participace. Kardinalita určuje, kolik entit jedné množiny může být ve vztahu k entitě jiné množiny. Typickými případy jsou vazby 1:1, 1:N a M:N. Participace vyjadřuje, zda je účast entity ve vztahu povinná nebo nepovinná. Tyto pojmy jsou důležité nejen na konceptuální úrovni, ale i pro následnou transformaci do relačního modelu (Pokorný a Valenta, 2020).</w:t>
-      </w:r>
-    </w:p>
-    <w:p>
-      <w:pPr>
-        <w:pStyle w:val="BodyText"/>
-      </w:pPr>
-      <w:r>
-        <w:t xml:space="preserve">Atributy jsou svázány s doménami, tedy s množinami přípustných hodnot. Rozlišují se jednoduché a složené atributy, případně další typy atributů. Pro jednoznačnou identifikaci entit slouží kandidátní a primární klíče. Rozšířený ER model (EER) doplňuje základní ER model o supertřídy, podtřídy a dědičnost atributů. EER model je vhodný tam, kde je třeba přesněji vystihnout specializaci nebo generalizaci objektů (Pokorný a Valenta, 2020). V praxi se ER/EER model vyjadřuje různými grafickými notacemi; mezi nejčastější patří Chenova notace, Crow’s Foot a UML.</w:t>
-      </w:r>
-    </w:p>
-    <w:p>
-      <w:pPr>
-        <w:pStyle w:val="Nadpis2"/>
-      </w:pPr>
-      <w:bookmarkStart w:id="39" w:name="relační-model"/>
-      <w:r>
-        <w:t xml:space="preserve">5.2 Relační model</w:t>
-      </w:r>
-      <w:bookmarkEnd w:id="39"/>
-    </w:p>
-    <w:p>
-      <w:pPr>
-        <w:pStyle w:val="FirstParagraph"/>
-      </w:pPr>
-      <w:r>
-        <w:t xml:space="preserve">Relační model je založen na relacích, které jsou v praxi reprezentovány tabulkami. Každá relace má své schéma, tedy jméno relace, seznam atributů a jejich domén. Konkrétní řádky tabulky odpovídají n‑ticím. Relační model pracuje s atomickými hodnotami a s přesně vymezenými atributy (Pokorný a Valenta, 2020).</w:t>
-      </w:r>
-    </w:p>
-    <w:p>
-      <w:pPr>
-        <w:pStyle w:val="BodyText"/>
-      </w:pPr>
-      <w:r>
-        <w:t xml:space="preserve">Klíče jsou v relačním modelu zásadní. Primární klíč slouží k jednoznačné identifikaci řádku tabulky. Cizí klíč umožňuje vyjádřit vazbu mezi tabulkami a je základem referenční integrity. Mezi obecné vlastnosti relačních tabulek patří nezávislost na pořadí řádků a sloupců a požadavek na neduplicitu řádků (Pokorný a Valenta, 2020).</w:t>
-      </w:r>
-    </w:p>
-    <w:p>
-      <w:pPr>
-        <w:pStyle w:val="Nadpis2"/>
-      </w:pPr>
-      <w:bookmarkStart w:id="40" w:name="Xd2cb1c78777e8e55f8aaa3d87bab01b2f631758"/>
-      <w:r>
-        <w:t xml:space="preserve">5.3 Transformace ER/EER modelu do relačního modelu</w:t>
-      </w:r>
-      <w:bookmarkEnd w:id="40"/>
-    </w:p>
-    <w:p>
-      <w:pPr>
-        <w:pStyle w:val="FirstParagraph"/>
-      </w:pPr>
-      <w:r>
-        <w:t xml:space="preserve">Při přechodu od konceptuálního modelu k modelu relačnímu se entity obvykle převádějí na tabulky a atributy na sloupce. Vztahy typu 1:N se zpravidla reprezentují pomocí cizího klíče na straně N, zatímco vztahy M:N vyžadují vytvoření samostatné spojovací tabulky. Specifické případy představují vztahy 1:1, atributy vztahů nebo převod supertříd a podtříd. Tato transformace je důležitým mostem mezi konceptuálním a logickým návrhem; pokud je provedena nekonzistentně, vede k problémům v navazující implementaci (Pokorný a Valenta, 2020; Chlapek, Kučera a Palovská, 2019).</w:t>
-      </w:r>
-    </w:p>
-    <w:p>
-      <w:pPr>
-        <w:pStyle w:val="Nadpis2"/>
-      </w:pPr>
-      <w:bookmarkStart w:id="41" w:name="normalizace-relačního-modelu"/>
-      <w:r>
-        <w:t xml:space="preserve">5.4 Normalizace relačního modelu</w:t>
-      </w:r>
-      <w:bookmarkEnd w:id="41"/>
-    </w:p>
-    <w:p>
-      <w:pPr>
-        <w:pStyle w:val="FirstParagraph"/>
-      </w:pPr>
-      <w:r>
-        <w:t xml:space="preserve">Normalizace je proces, jehož cílem je odstranit nadbytečnost dat a předcházet anomáliím při vkládání, aktualizaci a mazání údajů. Teoretickým základem normalizace jsou funkční závislosti. Pro potřeby této práce je dostačující vysvětlit první až třetí normální formu.</w:t>
-      </w:r>
-    </w:p>
-    <w:p>
-      <w:pPr>
-        <w:pStyle w:val="BodyText"/>
-      </w:pPr>
-      <w:r>
-        <w:t xml:space="preserve">První normální forma vyžaduje atomické hodnoty a nepřipouští opakující se skupiny. Druhá normální forma řeší závislost neklíčových atributů na celém klíči. Třetí normální forma odstraňuje tranzitivní závislosti mezi neklíčovými atributy. Tyto formy postačují k zajištění základní konzistence relačního schématu a tvoří standard, který by každý nástroj pro návrh databází měl uživateli umožňovat respektovat (Pokorný a Valenta, 2020; Chlapek, Kučera a Palovská, 2019).</w:t>
-      </w:r>
-    </w:p>
-    <w:p>
-      <w:pPr>
-        <w:pStyle w:val="Nadpis1"/>
-      </w:pPr>
-      <w:bookmarkStart w:id="42" w:name="vícekriteriální-rozhodování"/>
-      <w:r>
-        <w:t xml:space="preserve">6 Vícekriteriální rozhodování</w:t>
-      </w:r>
-      <w:bookmarkEnd w:id="42"/>
-    </w:p>
-    <w:p>
-      <w:pPr>
-        <w:pStyle w:val="FirstParagraph"/>
-      </w:pPr>
-      <w:r>
-        <w:rPr>
-          <w:i/>
-        </w:rPr>
-        <w:t xml:space="preserve">(Tato kapitola je rozpracovaná, bude ještě dopracována.)</w:t>
-      </w:r>
-    </w:p>
-    <w:p>
-      <w:pPr>
-        <w:pStyle w:val="BodyText"/>
-      </w:pPr>
-      <w:r>
-        <w:t xml:space="preserve">Vícekriteriální rozhodování se zabývá situacemi, ve kterých nelze rozhodovat podle jediného hlediska. V reálných rozhodovacích úlohách jsou alternativy obvykle posuzovány podle více kritérií, která mohou být navzájem v konfliktu. Právě proto je vhodné využít metody, které umožňují tato kritéria systematicky zahrnout do rozhodovacího procesu (Saaty, 2008).</w:t>
-      </w:r>
-    </w:p>
-    <w:p>
-      <w:pPr>
-        <w:pStyle w:val="BodyText"/>
-      </w:pPr>
-      <w:r>
-        <w:t xml:space="preserve">Rozhodovací úloha bývá popsána množinou variant, množinou kritérií a vztahem mezi nimi. Varianty představují jednotlivé posuzované možnosti. Kritéria vyjadřují hlediska, podle kterých jsou varianty hodnoceny. Hodnocení variant podle jednotlivých kritérií se často zapisuje do kriteriální matice (Saaty, 2008).</w:t>
-      </w:r>
-    </w:p>
-    <w:p>
-      <w:pPr>
-        <w:pStyle w:val="BodyText"/>
-      </w:pPr>
-      <w:r>
-        <w:t xml:space="preserve">K vícekriteriálnímu rozhodování patří také pojmy ideální a bazální varianta, dominance a nedominované řešení. Ideální varianta je hypotetická varianta, která dosahuje ve všech kritériích nejlepších možných hodnot. Bazální varianta naopak představuje hypotetickou variantu s nejhoršími hodnotami. Nedominovaná varianta je taková varianta, pro kterou neexistuje jiná varianta lepší alespoň v jednom kritériu a současně ne horší v ostatních (Saaty, 2008).</w:t>
-      </w:r>
-    </w:p>
-    <w:p>
-      <w:pPr>
-        <w:pStyle w:val="BodyText"/>
-      </w:pPr>
-      <w:r>
-        <w:t xml:space="preserve">Pro tuto práci je podstatné zejména vícekriteriální hodnocení variant, neboť navazující praktická část bude porovnávat konečný seznam databázových nástrojů. Jde tedy o situaci, kdy jsou předem dány alternativy a je nutné z nich určit nejvhodnější řešení (Saaty, 1990).</w:t>
-      </w:r>
-    </w:p>
-    <w:p>
-      <w:pPr>
-        <w:pStyle w:val="Nadpis2"/>
-      </w:pPr>
-      <w:bookmarkStart w:id="43" w:name="alternativa-kritérium-a-váha-kritéria"/>
-      <w:r>
-        <w:t xml:space="preserve">6.1 Alternativa, kritérium a váha kritéria</w:t>
-      </w:r>
-      <w:bookmarkEnd w:id="43"/>
-    </w:p>
-    <w:p>
-      <w:pPr>
-        <w:pStyle w:val="FirstParagraph"/>
-      </w:pPr>
-      <w:r>
-        <w:t xml:space="preserve">Alternativa představuje jednu z možných variant rozhodnutí. V kontextu této práce bude alternativou konkrétní software určený pro návrh a vývoj databázových systémů. Kritérium je hledisko, podle kterého se jednotlivé alternativy posuzují. Může jít například o funkcionalitu, použitelnost, kompatibilitu s různými DBMS, podporu reverzního inženýrství nebo cenu.</w:t>
-      </w:r>
-    </w:p>
-    <w:p>
-      <w:pPr>
-        <w:pStyle w:val="BodyText"/>
-      </w:pPr>
-      <w:r>
-        <w:t xml:space="preserve">Kritéria lze členit různými způsoby. Základní dělení odlišuje kritéria maximalizační a minimalizační. U maximalizačních kritérií je žádoucí co nejvyšší hodnota, například rozsah funkcionality. U minimalizačních kritérií je naopak žádoucí co nejnižší hodnota, typicky například cena nebo náročnost implementace. Kritéria mohou být dále kvantitativní nebo kvalitativní.</w:t>
-      </w:r>
-    </w:p>
-    <w:p>
-      <w:pPr>
-        <w:pStyle w:val="BodyText"/>
-      </w:pPr>
-      <w:r>
-        <w:t xml:space="preserve">Váha kritéria vyjadřuje jeho relativní význam v rámci rozhodovacího procesu. Ne všechna kritéria mají stejnou důležitost, a proto je nutné jejich význam určit explicitně. Určení vah kritérií je jedním z klíčových kroků většiny vícekriteriálních metod (Saaty, 1990; Soukopová, 2016).</w:t>
-      </w:r>
-    </w:p>
-    <w:p>
-      <w:pPr>
-        <w:pStyle w:val="Nadpis2"/>
-      </w:pPr>
-      <w:bookmarkStart w:id="44" w:name="X920cfbe088db1f9671533982959f677b87f4172"/>
-      <w:r>
-        <w:t xml:space="preserve">6.2 Přístupy k odhadu vah kritérií a porovnání alternativ</w:t>
-      </w:r>
-      <w:bookmarkEnd w:id="44"/>
-    </w:p>
-    <w:p>
-      <w:pPr>
-        <w:pStyle w:val="FirstParagraph"/>
-      </w:pPr>
-      <w:r>
-        <w:t xml:space="preserve">Pro odhad vah kritérií lze použít několik postupů. Jednodušší přístupy zahrnují metodu pořadí nebo bodovací metodu. Tyto metody jsou snadno použitelné, ale méně jemné při vyjadřování intenzity preference. Pokročilejší přístupy pracují s párovým porovnáváním kritérií, kam patří i Saatyho metoda, která je s metodou AHP přímo spojena (Saaty, 2008). Z hlediska porovnání samotných alternativ umožňuje AHP aplikovat stejný princip párového porovnávání i pro alternativy, a to vůči každému z dříve stanovených kritérií. Výhodou je systematičnost a transparentnost, nevýhodou vyšší pracnost při větším počtu prvků (Saaty, 2008).</w:t>
-      </w:r>
-    </w:p>
-    <w:p>
-      <w:pPr>
-        <w:pStyle w:val="BodyText"/>
-      </w:pPr>
-      <w:r>
-        <w:t xml:space="preserve">Z dalších metod vícekriteriálního hodnocení variant jsou v literatuře rozšířeny zejména metoda váženého součtu (WSA), která pracuje s lineárně normalizovanými hodnotami kritérií a výsledné skóre alternativy vypočítá jako vážený součet normalizovaných hodnot, a metoda TOPSIS, jež hodnotí alternativy podle jejich vzdálenosti od ideální a bazální varianty. Komplexnější strukturou se vyznačuje rodina metod ELECTRE, které pracují s koncepty outrangování (Soukopová, 2016). Pro potřeby navazující bakalářské práce bylo zvoleno AHP ze dvou důvodů: za prvé umožňuje přirozeně kombinovat kvantitativní i kvalitativní kritéria bez nutnosti jejich normalizace na společnou škálu, což je při hodnocení softwaru žádoucí; za druhé nabízí prostřednictvím indexu konzistence CR vestavěný mechanismus ověření soudržnosti hodnotitelových úsudků, který je obzvláště přínosný v situaci, kdy párové porovnávání provádí jeden hodnotitel (Saaty, 1990; Saaty, 2008).</w:t>
-      </w:r>
-    </w:p>
-    <w:p>
-      <w:pPr>
-        <w:pStyle w:val="Nadpis1"/>
-      </w:pPr>
-      <w:bookmarkStart w:id="45" w:name="metoda-ahp"/>
-      <w:r>
-        <w:t xml:space="preserve">7 Metoda AHP</w:t>
-      </w:r>
-      <w:bookmarkEnd w:id="45"/>
-    </w:p>
-    <w:p>
-      <w:pPr>
-        <w:pStyle w:val="FirstParagraph"/>
-      </w:pPr>
-      <w:r>
-        <w:rPr>
-          <w:i/>
-        </w:rPr>
-        <w:t xml:space="preserve">(Tato kapitola je rozpracovaná, bude ještě dopracována.)</w:t>
-      </w:r>
-    </w:p>
-    <w:p>
-      <w:pPr>
-        <w:pStyle w:val="BodyText"/>
-      </w:pPr>
-      <w:r>
-        <w:t xml:space="preserve">Metoda</w:t>
-      </w:r>
-      <w:r>
-        <w:t xml:space="preserve"> </w:t>
-      </w:r>
-      <w:r>
-        <w:rPr>
-          <w:i/>
-        </w:rPr>
-        <w:t xml:space="preserve">Analytic Hierarchy Process</w:t>
-      </w:r>
-      <w:r>
-        <w:t xml:space="preserve"> </w:t>
-      </w:r>
-      <w:r>
-        <w:t xml:space="preserve">(AHP) patří mezi nejznámější metody vícekriteriálního rozhodování. Jejím autorem je Thomas L. Saaty. Podstatou této metody je rozklad složitého rozhodovacího problému do hierarchické struktury, která obsahuje cíl, kritéria, případně subkritéria a alternativy. Tento rozklad umožňuje lépe zachytit strukturu rozhodovací úlohy a následně jednotlivé prvky systematicky porovnat (Saaty, 1990; Saaty, 2008).</w:t>
-      </w:r>
-    </w:p>
-    <w:p>
-      <w:pPr>
-        <w:pStyle w:val="BodyText"/>
-      </w:pPr>
-      <w:r>
-        <w:t xml:space="preserve">Na nejvyšší úrovni hierarchie stojí cíl rozhodování, například výběr nejvhodnějšího databázového nástroje. Na nižších úrovních se nacházejí kritéria, případně subkritéria, a na nejnižší úrovni alternativy. Klíčovým principem metody je párové porovnávání prvků na stejné úrovni vzhledem k prvku nadřazenému (Saaty, 2008).</w:t>
-      </w:r>
-    </w:p>
-    <w:p>
-      <w:pPr>
-        <w:pStyle w:val="Nadpis2"/>
-      </w:pPr>
-      <w:bookmarkStart w:id="46" w:name="saatyho-škála-a-párové-porovnání"/>
-      <w:r>
-        <w:t xml:space="preserve">7.1 Saatyho škála a párové porovnání</w:t>
-      </w:r>
-      <w:bookmarkEnd w:id="46"/>
-    </w:p>
-    <w:p>
-      <w:pPr>
-        <w:pStyle w:val="FirstParagraph"/>
-      </w:pPr>
-      <w:r>
-        <w:t xml:space="preserve">Při párovém porovnávání se používá Saatyho škála. Základní hodnoty této škály jsou 1, 3, 5, 7 a 9, přičemž vyjadřují stejnou důležitost, mírnou, silnou, velmi silnou až absolutní preferenci. Sudé hodnoty 2, 4, 6, 8 lze chápat jako mezistupně. Pokud je jeden prvek méně významný než druhý, použije se převrácená hodnota (Saaty, 1990).</w:t>
-      </w:r>
-    </w:p>
-    <w:p>
-      <w:pPr>
-        <w:pStyle w:val="BodyText"/>
-      </w:pPr>
-      <w:r>
-        <w:t xml:space="preserve">Výsledkem párového porovnání je čtvercová reciproční matice, označovaná jako Saatyho matice. Z této matice se následně vypočítají lokální váhy. V literatuře se používá více postupů výpočtu, například metoda vlastního vektoru nebo výpočet založený na geometrickém průměru řádků (Saaty, 2008).</w:t>
-      </w:r>
-    </w:p>
-    <w:p>
-      <w:pPr>
-        <w:pStyle w:val="Nadpis2"/>
-      </w:pPr>
-      <w:bookmarkStart w:id="47" w:name="kontrola-konzistence"/>
-      <w:r>
-        <w:t xml:space="preserve">7.2 Kontrola konzistence</w:t>
-      </w:r>
-      <w:bookmarkEnd w:id="47"/>
-    </w:p>
-    <w:p>
-      <w:pPr>
-        <w:pStyle w:val="FirstParagraph"/>
-      </w:pPr>
-      <w:r>
-        <w:t xml:space="preserve">Protože párové porovnávání vychází z lidského úsudku, není vždy dokonale konzistentní. Součástí metody AHP je proto kontrola konzistence. K tomu slouží</w:t>
-      </w:r>
-      <w:r>
-        <w:t xml:space="preserve"> </w:t>
-      </w:r>
-      <w:r>
-        <w:rPr>
-          <w:i/>
-        </w:rPr>
-        <w:t xml:space="preserve">Consistency Index</w:t>
-      </w:r>
-      <w:r>
-        <w:t xml:space="preserve"> </w:t>
-      </w:r>
-      <w:r>
-        <w:t xml:space="preserve">(CI),</w:t>
-      </w:r>
-      <w:r>
-        <w:t xml:space="preserve"> </w:t>
-      </w:r>
-      <w:r>
-        <w:rPr>
-          <w:i/>
-        </w:rPr>
-        <w:t xml:space="preserve">Random Consistency Index</w:t>
-      </w:r>
-      <w:r>
-        <w:t xml:space="preserve"> </w:t>
-      </w:r>
-      <w:r>
-        <w:t xml:space="preserve">(RI) a</w:t>
-      </w:r>
-      <w:r>
-        <w:t xml:space="preserve"> </w:t>
-      </w:r>
-      <w:r>
-        <w:rPr>
-          <w:i/>
-        </w:rPr>
-        <w:t xml:space="preserve">Consistency Ratio</w:t>
-      </w:r>
-      <w:r>
-        <w:t xml:space="preserve"> </w:t>
-      </w:r>
-      <w:r>
-        <w:t xml:space="preserve">(CR). V praxi se uvádí, že hodnota CR menší než 0,1 značí přijatelnou úroveň konzistence; vyšší hodnoty obvykle vedou k přehodnocení porovnání (Saaty, 1990; Saaty, 2008).</w:t>
-      </w:r>
-    </w:p>
-    <w:p>
-      <w:pPr>
-        <w:pStyle w:val="Nadpis2"/>
-      </w:pPr>
-      <w:bookmarkStart w:id="48" w:name="výhody-a-omezení-ahp"/>
-      <w:r>
-        <w:t xml:space="preserve">7.3 Výhody a omezení AHP</w:t>
-      </w:r>
-      <w:bookmarkEnd w:id="48"/>
-    </w:p>
-    <w:p>
-      <w:pPr>
-        <w:pStyle w:val="FirstParagraph"/>
-      </w:pPr>
-      <w:r>
-        <w:t xml:space="preserve">Výhodou AHP je možnost kombinovat kvantitativní i kvalitativní kritéria a transparentně zdůvodnit, jak bylo dosaženo výsledného pořadí alternativ. Metoda současně umožňuje analýzu citlivosti, tedy sledování dopadu změny vah kritérií na výsledné pořadí. Nevýhodou je vyšší pracnost při větším počtu kritérií a alternativ a určitá míra subjektivity, která je s párovým porovnáváním spjata (Saaty, 2008). V literatuře se v souvislosti s AHP diskutuje také jev tzv. rank reversal, tedy možná změna pořadí alternativ při přidání nebo odebrání varianty z modelu (Saaty, 2008).</w:t>
-      </w:r>
-    </w:p>
-    <w:p>
-      <w:pPr>
-        <w:pStyle w:val="Nadpis1"/>
-      </w:pPr>
-      <w:bookmarkStart w:id="49" w:name="nástroje-pro-návrh-a-vývoj-databází"/>
-      <w:r>
-        <w:t xml:space="preserve">8 Nástroje pro návrh a vývoj databází</w:t>
-      </w:r>
-      <w:bookmarkEnd w:id="49"/>
-    </w:p>
-    <w:p>
-      <w:pPr>
-        <w:pStyle w:val="FirstParagraph"/>
-      </w:pPr>
-      <w:r>
-        <w:t xml:space="preserve">Výběr nástrojů pro porovnání vycházel nejprve z přehledu dostupných nástrojů pro návrh a vývoj databází. Jako jeden z podkladů byla využita studie Carvalho et al. (2022), která hodnotila sedmnáct nástrojů pro datové modelování. Z ní je patrné, že nabídka těchto nástrojů je poměrně široká a zahrnuje nástroje online i desktopové, bezplatné i komerční a také nástroje zaměřené na různé databázové platformy. Příkladem online nástroje je ONDA vyvinutý na Univerzitě v Coimbře (Laranjeiro a Pinto, 2024); do užšího výběru však zařazen nebyl, protože práce se soustředí na plnohodnotné desktopové nástroje. Dalším podkladem byly oficiální online dokumentace vybraných nástrojů, ze kterých byly ověřeny jejich základní funkce, podporované databázové platformy a licenční podmínky. Pro posouzení významu jednotlivých databázových platforem byl využit také žebříček DB-Engines (2026).</w:t>
+        <w:t xml:space="preserve">Výběr nástrojů pro porovnání vycházel nejprve z přehledu dostupných nástrojů pro návrh a vývoj databází. Jako jeden z podkladů byla využita studie Carvalho et al. (2022), která hodnotila sedmnáct nástrojů pro datové modelování. V této studii je vidět, že nabídka těchto nástrojů je velmi široká a obsahuje nástroje online i desktopové, bezplatné i komerční a také nástroje zaměřené na různé databázové platformy. Příkladem online nástroje je ONDA vyvinutý na Univerzitě v Coimbře (Laranjeiro a Pinto, 2024); do užšího výběru však zařazen nebyl, protože práce se soustředí na plnohodnotné desktopové nástroje. Dalším podkladem byly oficiální online dokumentace vybraných nástrojů, ze kterých byly ověřeny jejich základní funkce, podporované databázové platformy a licenční podmínky. Pro posouzení významu jednotlivých databázových platforem byl využit také žebříček DB-Engines (2026).</w:t>
       </w:r>
     </w:p>
     <w:p>
@@ -1339,8 +1476,9 @@
     <w:tbl>
       <w:tblPr>
         <w:tblStyle w:val="Table"/>
-        <w:tblW w:type="pct" w:w="5000.0"/>
-        <w:tblLook w:firstRow="1"/>
+        <w:tblW w:type="pct" w:w="5000"/>
+        <w:tblLayout w:type="fixed"/>
+        <w:tblLook w:firstRow="1" w:lastRow="0" w:firstColumn="0" w:lastColumn="0" w:noHBand="0" w:noVBand="0" w:val="0020"/>
       </w:tblPr>
       <w:tblGrid>
         <w:gridCol w:w="1584"/>
@@ -1351,19 +1489,13 @@
       </w:tblGrid>
       <w:tr>
         <w:trPr>
-          <w:cnfStyle w:firstRow="1"/>
+          <w:tblHeader w:val="on"/>
         </w:trPr>
         <w:tc>
-          <w:tcPr>
-            <w:tcBorders>
-              <w:bottom w:val="single"/>
-            </w:tcBorders>
-            <w:vAlign w:val="bottom"/>
-          </w:tcPr>
-          <w:p>
-            <w:pPr>
-              <w:pStyle w:val="Compact"/>
-              <w:jc w:val="left"/>
+          <w:tcPr/>
+          <w:p>
+            <w:pPr>
+              <w:pStyle w:val="Compact"/>
             </w:pPr>
             <w:r>
               <w:t xml:space="preserve">Nástroj</w:t>
@@ -1371,16 +1503,10 @@
           </w:p>
         </w:tc>
         <w:tc>
-          <w:tcPr>
-            <w:tcBorders>
-              <w:bottom w:val="single"/>
-            </w:tcBorders>
-            <w:vAlign w:val="bottom"/>
-          </w:tcPr>
-          <w:p>
-            <w:pPr>
-              <w:pStyle w:val="Compact"/>
-              <w:jc w:val="left"/>
+          <w:tcPr/>
+          <w:p>
+            <w:pPr>
+              <w:pStyle w:val="Compact"/>
             </w:pPr>
             <w:r>
               <w:t xml:space="preserve">Vydavatel</w:t>
@@ -1388,16 +1514,10 @@
           </w:p>
         </w:tc>
         <w:tc>
-          <w:tcPr>
-            <w:tcBorders>
-              <w:bottom w:val="single"/>
-            </w:tcBorders>
-            <w:vAlign w:val="bottom"/>
-          </w:tcPr>
-          <w:p>
-            <w:pPr>
-              <w:pStyle w:val="Compact"/>
-              <w:jc w:val="left"/>
+          <w:tcPr/>
+          <w:p>
+            <w:pPr>
+              <w:pStyle w:val="Compact"/>
             </w:pPr>
             <w:r>
               <w:t xml:space="preserve">Licence</w:t>
@@ -1405,16 +1525,10 @@
           </w:p>
         </w:tc>
         <w:tc>
-          <w:tcPr>
-            <w:tcBorders>
-              <w:bottom w:val="single"/>
-            </w:tcBorders>
-            <w:vAlign w:val="bottom"/>
-          </w:tcPr>
-          <w:p>
-            <w:pPr>
-              <w:pStyle w:val="Compact"/>
-              <w:jc w:val="left"/>
+          <w:tcPr/>
+          <w:p>
+            <w:pPr>
+              <w:pStyle w:val="Compact"/>
             </w:pPr>
             <w:r>
               <w:t xml:space="preserve">Primární DBMS</w:t>
@@ -1422,16 +1536,10 @@
           </w:p>
         </w:tc>
         <w:tc>
-          <w:tcPr>
-            <w:tcBorders>
-              <w:bottom w:val="single"/>
-            </w:tcBorders>
-            <w:vAlign w:val="bottom"/>
-          </w:tcPr>
-          <w:p>
-            <w:pPr>
-              <w:pStyle w:val="Compact"/>
-              <w:jc w:val="left"/>
+          <w:tcPr/>
+          <w:p>
+            <w:pPr>
+              <w:pStyle w:val="Compact"/>
             </w:pPr>
             <w:r>
               <w:t xml:space="preserve">Klíčové funkce</w:t>
@@ -1441,10 +1549,10 @@
       </w:tr>
       <w:tr>
         <w:tc>
-          <w:p>
-            <w:pPr>
-              <w:pStyle w:val="Compact"/>
-              <w:jc w:val="left"/>
+          <w:tcPr/>
+          <w:p>
+            <w:pPr>
+              <w:pStyle w:val="Compact"/>
             </w:pPr>
             <w:r>
               <w:t xml:space="preserve">Oracle SQL Developer Data Modeler</w:t>
@@ -1452,10 +1560,10 @@
           </w:p>
         </w:tc>
         <w:tc>
-          <w:p>
-            <w:pPr>
-              <w:pStyle w:val="Compact"/>
-              <w:jc w:val="left"/>
+          <w:tcPr/>
+          <w:p>
+            <w:pPr>
+              <w:pStyle w:val="Compact"/>
             </w:pPr>
             <w:r>
               <w:t xml:space="preserve">Oracle Corporation</w:t>
@@ -1463,10 +1571,10 @@
           </w:p>
         </w:tc>
         <w:tc>
-          <w:p>
-            <w:pPr>
-              <w:pStyle w:val="Compact"/>
-              <w:jc w:val="left"/>
+          <w:tcPr/>
+          <w:p>
+            <w:pPr>
+              <w:pStyle w:val="Compact"/>
             </w:pPr>
             <w:r>
               <w:t xml:space="preserve">Freeware</w:t>
@@ -1474,10 +1582,10 @@
           </w:p>
         </w:tc>
         <w:tc>
-          <w:p>
-            <w:pPr>
-              <w:pStyle w:val="Compact"/>
-              <w:jc w:val="left"/>
+          <w:tcPr/>
+          <w:p>
+            <w:pPr>
+              <w:pStyle w:val="Compact"/>
             </w:pPr>
             <w:r>
               <w:t xml:space="preserve">Oracle Database</w:t>
@@ -1485,10 +1593,10 @@
           </w:p>
         </w:tc>
         <w:tc>
-          <w:p>
-            <w:pPr>
-              <w:pStyle w:val="Compact"/>
-              <w:jc w:val="left"/>
+          <w:tcPr/>
+          <w:p>
+            <w:pPr>
+              <w:pStyle w:val="Compact"/>
             </w:pPr>
             <w:r>
               <w:t xml:space="preserve">Logický, relační, fyzický a multidimenzionální model; forward/reverse engineering</w:t>
@@ -1498,10 +1606,10 @@
       </w:tr>
       <w:tr>
         <w:tc>
-          <w:p>
-            <w:pPr>
-              <w:pStyle w:val="Compact"/>
-              <w:jc w:val="left"/>
+          <w:tcPr/>
+          <w:p>
+            <w:pPr>
+              <w:pStyle w:val="Compact"/>
             </w:pPr>
             <w:r>
               <w:t xml:space="preserve">DBeaver Community Edition</w:t>
@@ -1509,10 +1617,10 @@
           </w:p>
         </w:tc>
         <w:tc>
-          <w:p>
-            <w:pPr>
-              <w:pStyle w:val="Compact"/>
-              <w:jc w:val="left"/>
+          <w:tcPr/>
+          <w:p>
+            <w:pPr>
+              <w:pStyle w:val="Compact"/>
             </w:pPr>
             <w:r>
               <w:t xml:space="preserve">DBeaver Corp.</w:t>
@@ -1520,32 +1628,32 @@
           </w:p>
         </w:tc>
         <w:tc>
-          <w:p>
-            <w:pPr>
-              <w:pStyle w:val="Compact"/>
-              <w:jc w:val="left"/>
-            </w:pPr>
-            <w:r>
-              <w:t xml:space="preserve">Open‑source (Apache 2.0)</w:t>
-            </w:r>
-          </w:p>
-        </w:tc>
-        <w:tc>
-          <w:p>
-            <w:pPr>
-              <w:pStyle w:val="Compact"/>
-              <w:jc w:val="left"/>
-            </w:pPr>
-            <w:r>
-              <w:t xml:space="preserve">Multi‑DBMS</w:t>
-            </w:r>
-          </w:p>
-        </w:tc>
-        <w:tc>
-          <w:p>
-            <w:pPr>
-              <w:pStyle w:val="Compact"/>
-              <w:jc w:val="left"/>
+          <w:tcPr/>
+          <w:p>
+            <w:pPr>
+              <w:pStyle w:val="Compact"/>
+            </w:pPr>
+            <w:r>
+              <w:t xml:space="preserve">Open-source (Apache 2.0)</w:t>
+            </w:r>
+          </w:p>
+        </w:tc>
+        <w:tc>
+          <w:tcPr/>
+          <w:p>
+            <w:pPr>
+              <w:pStyle w:val="Compact"/>
+            </w:pPr>
+            <w:r>
+              <w:t xml:space="preserve">Multi-DBMS</w:t>
+            </w:r>
+          </w:p>
+        </w:tc>
+        <w:tc>
+          <w:tcPr/>
+          <w:p>
+            <w:pPr>
+              <w:pStyle w:val="Compact"/>
             </w:pPr>
             <w:r>
               <w:t xml:space="preserve">ER diagramy, SQL editor, prohlížeč dat, DDL export</w:t>
@@ -1555,10 +1663,10 @@
       </w:tr>
       <w:tr>
         <w:tc>
-          <w:p>
-            <w:pPr>
-              <w:pStyle w:val="Compact"/>
-              <w:jc w:val="left"/>
+          <w:tcPr/>
+          <w:p>
+            <w:pPr>
+              <w:pStyle w:val="Compact"/>
             </w:pPr>
             <w:r>
               <w:t xml:space="preserve">MySQL Workbench Community Edition</w:t>
@@ -1566,10 +1674,10 @@
           </w:p>
         </w:tc>
         <w:tc>
-          <w:p>
-            <w:pPr>
-              <w:pStyle w:val="Compact"/>
-              <w:jc w:val="left"/>
+          <w:tcPr/>
+          <w:p>
+            <w:pPr>
+              <w:pStyle w:val="Compact"/>
             </w:pPr>
             <w:r>
               <w:t xml:space="preserve">Oracle Corporation</w:t>
@@ -1577,21 +1685,21 @@
           </w:p>
         </w:tc>
         <w:tc>
-          <w:p>
-            <w:pPr>
-              <w:pStyle w:val="Compact"/>
-              <w:jc w:val="left"/>
-            </w:pPr>
-            <w:r>
-              <w:t xml:space="preserve">Open‑source (GPLv2)</w:t>
-            </w:r>
-          </w:p>
-        </w:tc>
-        <w:tc>
-          <w:p>
-            <w:pPr>
-              <w:pStyle w:val="Compact"/>
-              <w:jc w:val="left"/>
+          <w:tcPr/>
+          <w:p>
+            <w:pPr>
+              <w:pStyle w:val="Compact"/>
+            </w:pPr>
+            <w:r>
+              <w:t xml:space="preserve">Open-source (GPLv2)</w:t>
+            </w:r>
+          </w:p>
+        </w:tc>
+        <w:tc>
+          <w:tcPr/>
+          <w:p>
+            <w:pPr>
+              <w:pStyle w:val="Compact"/>
             </w:pPr>
             <w:r>
               <w:t xml:space="preserve">MySQL</w:t>
@@ -1599,10 +1707,10 @@
           </w:p>
         </w:tc>
         <w:tc>
-          <w:p>
-            <w:pPr>
-              <w:pStyle w:val="Compact"/>
-              <w:jc w:val="left"/>
+          <w:tcPr/>
+          <w:p>
+            <w:pPr>
+              <w:pStyle w:val="Compact"/>
             </w:pPr>
             <w:r>
               <w:t xml:space="preserve">EER modelování, forward/reverse engineering, synchronizace s živou databází</w:t>
@@ -1612,10 +1720,10 @@
       </w:tr>
       <w:tr>
         <w:tc>
-          <w:p>
-            <w:pPr>
-              <w:pStyle w:val="Compact"/>
-              <w:jc w:val="left"/>
+          <w:tcPr/>
+          <w:p>
+            <w:pPr>
+              <w:pStyle w:val="Compact"/>
             </w:pPr>
             <w:r>
               <w:t xml:space="preserve">pgModeler</w:t>
@@ -1623,10 +1731,10 @@
           </w:p>
         </w:tc>
         <w:tc>
-          <w:p>
-            <w:pPr>
-              <w:pStyle w:val="Compact"/>
-              <w:jc w:val="left"/>
+          <w:tcPr/>
+          <w:p>
+            <w:pPr>
+              <w:pStyle w:val="Compact"/>
             </w:pPr>
             <w:r>
               <w:t xml:space="preserve">Raphael Araújo e Silva</w:t>
@@ -1634,21 +1742,21 @@
           </w:p>
         </w:tc>
         <w:tc>
-          <w:p>
-            <w:pPr>
-              <w:pStyle w:val="Compact"/>
-              <w:jc w:val="left"/>
-            </w:pPr>
-            <w:r>
-              <w:t xml:space="preserve">Open‑source (GPLv3)</w:t>
-            </w:r>
-          </w:p>
-        </w:tc>
-        <w:tc>
-          <w:p>
-            <w:pPr>
-              <w:pStyle w:val="Compact"/>
-              <w:jc w:val="left"/>
+          <w:tcPr/>
+          <w:p>
+            <w:pPr>
+              <w:pStyle w:val="Compact"/>
+            </w:pPr>
+            <w:r>
+              <w:t xml:space="preserve">Open-source (GPLv3)</w:t>
+            </w:r>
+          </w:p>
+        </w:tc>
+        <w:tc>
+          <w:tcPr/>
+          <w:p>
+            <w:pPr>
+              <w:pStyle w:val="Compact"/>
             </w:pPr>
             <w:r>
               <w:t xml:space="preserve">PostgreSQL</w:t>
@@ -1656,10 +1764,10 @@
           </w:p>
         </w:tc>
         <w:tc>
-          <w:p>
-            <w:pPr>
-              <w:pStyle w:val="Compact"/>
-              <w:jc w:val="left"/>
+          <w:tcPr/>
+          <w:p>
+            <w:pPr>
+              <w:pStyle w:val="Compact"/>
             </w:pPr>
             <w:r>
               <w:t xml:space="preserve">Grafický návrh schémat, generování SQL, reverzní inženýrství, validace modelu</w:t>
@@ -1675,19 +1783,19 @@
       <w:r>
         <w:rPr>
           <w:i/>
+          <w:iCs/>
         </w:rPr>
-        <w:t xml:space="preserve">Tabulka 1 — Základní charakteristiky vybraných nástrojů (zdroje: Oracle, 2026; DBeaver, 2026; MySQL, 2026; pgModeler, 2026)</w:t>
-      </w:r>
-    </w:p>
+        <w:t xml:space="preserve">Tabulka 1 – Základní charakteristiky vybraných nástrojů (zdroje: Oracle, 2026; DBeaver, 2026; MySQL, 2026; pgModeler, 2026)</w:t>
+      </w:r>
+    </w:p>
+    <w:bookmarkStart w:id="49" w:name="oracle-sql-developer-data-modeler"/>
     <w:p>
       <w:pPr>
         <w:pStyle w:val="Nadpis2"/>
       </w:pPr>
-      <w:bookmarkStart w:id="50" w:name="oracle-sql-developer-data-modeler"/>
       <w:r>
         <w:t xml:space="preserve">8.1 Oracle SQL Developer Data Modeler</w:t>
       </w:r>
-      <w:bookmarkEnd w:id="50"/>
     </w:p>
     <w:p>
       <w:pPr>
@@ -1697,33 +1805,33 @@
         <w:t xml:space="preserve">Oracle SQL Developer Data Modeler je bezplatný grafický nástroj společnosti Oracle pro modelování dat. Podporuje logické, relační, fyzické, multidimenzionální a typové modely, nabízí forward i reverse engineering a integraci se širším portfoliem Oracle SQL Developer. Jako primární databázová platforma je preferován Oracle Database, nástroj však umožňuje pracovat i s dalšími systémy (Oracle, 2026). Pro účely této práce bude testována verze 24.3.</w:t>
       </w:r>
     </w:p>
+    <w:bookmarkEnd w:id="49"/>
+    <w:bookmarkStart w:id="50" w:name="dbeaver-community-edition"/>
     <w:p>
       <w:pPr>
         <w:pStyle w:val="Nadpis2"/>
       </w:pPr>
-      <w:bookmarkStart w:id="51" w:name="dbeaver-community-edition"/>
       <w:r>
         <w:t xml:space="preserve">8.2 DBeaver Community Edition</w:t>
       </w:r>
-      <w:bookmarkEnd w:id="51"/>
     </w:p>
     <w:p>
       <w:pPr>
         <w:pStyle w:val="FirstParagraph"/>
       </w:pPr>
       <w:r>
-        <w:t xml:space="preserve">DBeaver je open‑source univerzální databázový nástroj s podporou širokého spektra DBMS (PostgreSQL, MySQL, MariaDB, SQL Server, Oracle, SQLite a další). Nabízí editor SQL, prohlížeč dat, vizualizaci databázových struktur pomocí ER diagramů a generování DDL skriptů. Pokročilejší funkce, například datové generátory nebo vizuální dotazování, jsou dostupné v komerční edici (DBeaver, 2026). Pro účely této práce bude testována verze 26.0 Community Edition.</w:t>
-      </w:r>
-    </w:p>
+        <w:t xml:space="preserve">DBeaver je open-source univerzální databázový nástroj s podporou širokého spektra DBMS (PostgreSQL, MySQL, MariaDB, SQL Server, Oracle, SQLite a další). Nabízí editor SQL, prohlížeč dat, vizualizaci databázových struktur pomocí ER diagramů a generování DDL skriptů. Pokročilejší funkce, například datové generátory nebo vizuální dotazování, jsou dostupné v komerční edici (DBeaver, 2026). Pro účely této práce bude testována verze 26.0 Community Edition.</w:t>
+      </w:r>
+    </w:p>
+    <w:bookmarkEnd w:id="50"/>
+    <w:bookmarkStart w:id="51" w:name="mysql-workbench-community-edition"/>
     <w:p>
       <w:pPr>
         <w:pStyle w:val="Nadpis2"/>
       </w:pPr>
-      <w:bookmarkStart w:id="52" w:name="mysql-workbench-community-edition"/>
       <w:r>
         <w:t xml:space="preserve">8.3 MySQL Workbench Community Edition</w:t>
       </w:r>
-      <w:bookmarkEnd w:id="52"/>
     </w:p>
     <w:p>
       <w:pPr>
@@ -1733,40 +1841,41 @@
         <w:t xml:space="preserve">MySQL Workbench je oficiální nástroj společnosti Oracle pro práci s databází MySQL. Sjednocuje v jednom prostředí návrh databáze (EER diagramy), správu serveru, modelování, forward i reverse engineering a SQL vývoj. Podporuje synchronizaci modelu s živou databází a export modelu do DDL skriptu (MySQL, 2026). Pro účely této práce bude testována verze 8.0.</w:t>
       </w:r>
     </w:p>
+    <w:bookmarkEnd w:id="51"/>
+    <w:bookmarkStart w:id="52" w:name="pgmodeler"/>
     <w:p>
       <w:pPr>
         <w:pStyle w:val="Nadpis2"/>
       </w:pPr>
-      <w:bookmarkStart w:id="53" w:name="pgmodeler"/>
       <w:r>
         <w:t xml:space="preserve">8.4 pgModeler</w:t>
       </w:r>
-      <w:bookmarkEnd w:id="53"/>
     </w:p>
     <w:p>
       <w:pPr>
         <w:pStyle w:val="FirstParagraph"/>
       </w:pPr>
       <w:r>
-        <w:t xml:space="preserve">pgModeler, jehož název vychází z označení PostgreSQL Database Modeler, je open‑source nástroj zaměřený přímo na databázi PostgreSQL. Umožňuje grafický návrh schémat, generování SQL skriptů, reverzní inženýrství, validaci modelu a porovnávání modelu s živou databází (pgModeler, 2026). Cílovou databázovou platformou nástroje je PostgreSQL, jehož oficiální dokumentace popisuje podporované datové typy a syntaxi SQL, vůči nimž pgModeler generované skripty validuje (PostgreSQL, 2026). Pro účely této práce bude testována aktuální stabilní verze ke dni testování.</w:t>
-      </w:r>
-    </w:p>
+        <w:t xml:space="preserve">pgModeler, jehož název vychází z označení PostgreSQL Database Modeler, je open-source nástroj zaměřený přímo na databázi PostgreSQL. Umožňuje grafický návrh schémat, generování SQL skriptů, reverzní inženýrství, validaci modelu a porovnávání modelu s živou databází (pgModeler, 2026). Cílovou databázovou platformou nástroje je PostgreSQL, jehož oficiální dokumentace popisuje podporované datové typy a syntaxi SQL, vůči nimž pgModeler generované skripty validuje (PostgreSQL, 2026). Pro účely této práce bude testována aktuální stabilní verze ke dni testování.</w:t>
+      </w:r>
+    </w:p>
+    <w:bookmarkEnd w:id="52"/>
+    <w:bookmarkEnd w:id="53"/>
+    <w:bookmarkStart w:id="54" w:name="návrh-hodnoticích-kritérií"/>
     <w:p>
       <w:pPr>
         <w:pStyle w:val="Nadpis1"/>
       </w:pPr>
-      <w:bookmarkStart w:id="54" w:name="návrh-hodnoticích-kritérií"/>
       <w:r>
         <w:t xml:space="preserve">9 Návrh hodnoticích kritérií</w:t>
       </w:r>
-      <w:bookmarkEnd w:id="54"/>
     </w:p>
     <w:p>
       <w:pPr>
         <w:pStyle w:val="FirstParagraph"/>
       </w:pPr>
       <w:r>
-        <w:t xml:space="preserve">Při vytváření kritérií pro hodnocení je třeba zohlednit, že nástroje budou porovnávány podle toho, jak dokážou podpořit návrh a vývoj databáze, nikoliv pouze podle toho, jak zvládají její provoz. Hodnoticí kritéria vycházejí ze studie Carvalho et al. (2022): Tato práce porovnávala nástroje pro datové modelování podle kategorií jako funkcionalita, provozní vlastnosti softwaru, dokumentace a komunitní podpora. Tato práce toto členění přebírá a rozšiřuje ho o kritéria specifická pro návrh databázových systémů. V navazující práci budou kritéria dále upřesněna, případně rozšířena.</w:t>
+        <w:t xml:space="preserve">Při vytváření kritérií pro hodnocení je potřeba zohlednit, že nástroje budou porovnávány podle toho, jak dokážou podpořit návrh a vývoj databáze, nikoliv pouze podle toho, jak zvládají její provoz a správu. Hodnoticí kritéria vycházejí ze studie Carvalho et al. (2022). Tato práce porovnávala nástroje pro datové modelování podle kategorií jako: funkcionalita, provozní vlastnosti softwaru, dokumentace a komunitní podpora. Tato práce toto členění přebírá a rozšiřuje ho o kritéria specifická pro návrh databázových systémů. U kritérií, která nejdou vyjádřit číselně, se použije kvalitativní hodnocení podle zkušenosti a každé porovnání se krátce zdůvodní.</w:t>
       </w:r>
     </w:p>
     <w:p>
@@ -1780,8 +1889,9 @@
     <w:tbl>
       <w:tblPr>
         <w:tblStyle w:val="Table"/>
-        <w:tblW w:type="pct" w:w="5000.0"/>
-        <w:tblLook w:firstRow="1"/>
+        <w:tblW w:type="pct" w:w="5000"/>
+        <w:tblLayout w:type="fixed"/>
+        <w:tblLook w:firstRow="1" w:lastRow="0" w:firstColumn="0" w:lastColumn="0" w:noHBand="0" w:noVBand="0" w:val="0020"/>
       </w:tblPr>
       <w:tblGrid>
         <w:gridCol w:w="1980"/>
@@ -1791,19 +1901,13 @@
       </w:tblGrid>
       <w:tr>
         <w:trPr>
-          <w:cnfStyle w:firstRow="1"/>
+          <w:tblHeader w:val="on"/>
         </w:trPr>
         <w:tc>
-          <w:tcPr>
-            <w:tcBorders>
-              <w:bottom w:val="single"/>
-            </w:tcBorders>
-            <w:vAlign w:val="bottom"/>
-          </w:tcPr>
-          <w:p>
-            <w:pPr>
-              <w:pStyle w:val="Compact"/>
-              <w:jc w:val="left"/>
+          <w:tcPr/>
+          <w:p>
+            <w:pPr>
+              <w:pStyle w:val="Compact"/>
             </w:pPr>
             <w:r>
               <w:t xml:space="preserve">ID</w:t>
@@ -1811,16 +1915,10 @@
           </w:p>
         </w:tc>
         <w:tc>
-          <w:tcPr>
-            <w:tcBorders>
-              <w:bottom w:val="single"/>
-            </w:tcBorders>
-            <w:vAlign w:val="bottom"/>
-          </w:tcPr>
-          <w:p>
-            <w:pPr>
-              <w:pStyle w:val="Compact"/>
-              <w:jc w:val="left"/>
+          <w:tcPr/>
+          <w:p>
+            <w:pPr>
+              <w:pStyle w:val="Compact"/>
             </w:pPr>
             <w:r>
               <w:t xml:space="preserve">Název kritéria</w:t>
@@ -1828,16 +1926,10 @@
           </w:p>
         </w:tc>
         <w:tc>
-          <w:tcPr>
-            <w:tcBorders>
-              <w:bottom w:val="single"/>
-            </w:tcBorders>
-            <w:vAlign w:val="bottom"/>
-          </w:tcPr>
-          <w:p>
-            <w:pPr>
-              <w:pStyle w:val="Compact"/>
-              <w:jc w:val="left"/>
+          <w:tcPr/>
+          <w:p>
+            <w:pPr>
+              <w:pStyle w:val="Compact"/>
             </w:pPr>
             <w:r>
               <w:t xml:space="preserve">Typ kritéria</w:t>
@@ -1845,16 +1937,10 @@
           </w:p>
         </w:tc>
         <w:tc>
-          <w:tcPr>
-            <w:tcBorders>
-              <w:bottom w:val="single"/>
-            </w:tcBorders>
-            <w:vAlign w:val="bottom"/>
-          </w:tcPr>
-          <w:p>
-            <w:pPr>
-              <w:pStyle w:val="Compact"/>
-              <w:jc w:val="left"/>
+          <w:tcPr/>
+          <w:p>
+            <w:pPr>
+              <w:pStyle w:val="Compact"/>
             </w:pPr>
             <w:r>
               <w:t xml:space="preserve">Způsob a zdroj hodnocení</w:t>
@@ -1864,10 +1950,10 @@
       </w:tr>
       <w:tr>
         <w:tc>
-          <w:p>
-            <w:pPr>
-              <w:pStyle w:val="Compact"/>
-              <w:jc w:val="left"/>
+          <w:tcPr/>
+          <w:p>
+            <w:pPr>
+              <w:pStyle w:val="Compact"/>
             </w:pPr>
             <w:r>
               <w:t xml:space="preserve">K1</w:t>
@@ -1875,10 +1961,10 @@
           </w:p>
         </w:tc>
         <w:tc>
-          <w:p>
-            <w:pPr>
-              <w:pStyle w:val="Compact"/>
-              <w:jc w:val="left"/>
+          <w:tcPr/>
+          <w:p>
+            <w:pPr>
+              <w:pStyle w:val="Compact"/>
             </w:pPr>
             <w:r>
               <w:t xml:space="preserve">Funkcionalita</w:t>
@@ -1886,10 +1972,10 @@
           </w:p>
         </w:tc>
         <w:tc>
-          <w:p>
-            <w:pPr>
-              <w:pStyle w:val="Compact"/>
-              <w:jc w:val="left"/>
+          <w:tcPr/>
+          <w:p>
+            <w:pPr>
+              <w:pStyle w:val="Compact"/>
             </w:pPr>
             <w:r>
               <w:t xml:space="preserve">maximalizační</w:t>
@@ -1897,23 +1983,23 @@
           </w:p>
         </w:tc>
         <w:tc>
-          <w:p>
-            <w:pPr>
-              <w:pStyle w:val="Compact"/>
-              <w:jc w:val="left"/>
-            </w:pPr>
-            <w:r>
-              <w:t xml:space="preserve">testovací scénář + dokumentace nástroje</w:t>
+          <w:tcPr/>
+          <w:p>
+            <w:pPr>
+              <w:pStyle w:val="Compact"/>
+            </w:pPr>
+            <w:r>
+              <w:t xml:space="preserve">testovací scénář a dokumentace nástroje</w:t>
             </w:r>
           </w:p>
         </w:tc>
       </w:tr>
       <w:tr>
         <w:tc>
-          <w:p>
-            <w:pPr>
-              <w:pStyle w:val="Compact"/>
-              <w:jc w:val="left"/>
+          <w:tcPr/>
+          <w:p>
+            <w:pPr>
+              <w:pStyle w:val="Compact"/>
             </w:pPr>
             <w:r>
               <w:t xml:space="preserve">K2</w:t>
@@ -1921,10 +2007,10 @@
           </w:p>
         </w:tc>
         <w:tc>
-          <w:p>
-            <w:pPr>
-              <w:pStyle w:val="Compact"/>
-              <w:jc w:val="left"/>
+          <w:tcPr/>
+          <w:p>
+            <w:pPr>
+              <w:pStyle w:val="Compact"/>
             </w:pPr>
             <w:r>
               <w:t xml:space="preserve">Použitelnost</w:t>
@@ -1932,10 +2018,10 @@
           </w:p>
         </w:tc>
         <w:tc>
-          <w:p>
-            <w:pPr>
-              <w:pStyle w:val="Compact"/>
-              <w:jc w:val="left"/>
+          <w:tcPr/>
+          <w:p>
+            <w:pPr>
+              <w:pStyle w:val="Compact"/>
             </w:pPr>
             <w:r>
               <w:t xml:space="preserve">maximalizační</w:t>
@@ -1943,10 +2029,10 @@
           </w:p>
         </w:tc>
         <w:tc>
-          <w:p>
-            <w:pPr>
-              <w:pStyle w:val="Compact"/>
-              <w:jc w:val="left"/>
+          <w:tcPr/>
+          <w:p>
+            <w:pPr>
+              <w:pStyle w:val="Compact"/>
             </w:pPr>
             <w:r>
               <w:t xml:space="preserve">kvalitativní hodnocení v testovacím scénáři</w:t>
@@ -1956,10 +2042,10 @@
       </w:tr>
       <w:tr>
         <w:tc>
-          <w:p>
-            <w:pPr>
-              <w:pStyle w:val="Compact"/>
-              <w:jc w:val="left"/>
+          <w:tcPr/>
+          <w:p>
+            <w:pPr>
+              <w:pStyle w:val="Compact"/>
             </w:pPr>
             <w:r>
               <w:t xml:space="preserve">K3</w:t>
@@ -1967,10 +2053,10 @@
           </w:p>
         </w:tc>
         <w:tc>
-          <w:p>
-            <w:pPr>
-              <w:pStyle w:val="Compact"/>
-              <w:jc w:val="left"/>
+          <w:tcPr/>
+          <w:p>
+            <w:pPr>
+              <w:pStyle w:val="Compact"/>
             </w:pPr>
             <w:r>
               <w:t xml:space="preserve">Kompatibilita s DBMS</w:t>
@@ -1978,10 +2064,10 @@
           </w:p>
         </w:tc>
         <w:tc>
-          <w:p>
-            <w:pPr>
-              <w:pStyle w:val="Compact"/>
-              <w:jc w:val="left"/>
+          <w:tcPr/>
+          <w:p>
+            <w:pPr>
+              <w:pStyle w:val="Compact"/>
             </w:pPr>
             <w:r>
               <w:t xml:space="preserve">maximalizační</w:t>
@@ -1989,10 +2075,10 @@
           </w:p>
         </w:tc>
         <w:tc>
-          <w:p>
-            <w:pPr>
-              <w:pStyle w:val="Compact"/>
-              <w:jc w:val="left"/>
+          <w:tcPr/>
+          <w:p>
+            <w:pPr>
+              <w:pStyle w:val="Compact"/>
             </w:pPr>
             <w:r>
               <w:t xml:space="preserve">počet oficiálně podporovaných DBMS</w:t>
@@ -2002,10 +2088,10 @@
       </w:tr>
       <w:tr>
         <w:tc>
-          <w:p>
-            <w:pPr>
-              <w:pStyle w:val="Compact"/>
-              <w:jc w:val="left"/>
+          <w:tcPr/>
+          <w:p>
+            <w:pPr>
+              <w:pStyle w:val="Compact"/>
             </w:pPr>
             <w:r>
               <w:t xml:space="preserve">K4</w:t>
@@ -2013,10 +2099,10 @@
           </w:p>
         </w:tc>
         <w:tc>
-          <w:p>
-            <w:pPr>
-              <w:pStyle w:val="Compact"/>
-              <w:jc w:val="left"/>
+          <w:tcPr/>
+          <w:p>
+            <w:pPr>
+              <w:pStyle w:val="Compact"/>
             </w:pPr>
             <w:r>
               <w:t xml:space="preserve">Forward engineering</w:t>
@@ -2024,10 +2110,10 @@
           </w:p>
         </w:tc>
         <w:tc>
-          <w:p>
-            <w:pPr>
-              <w:pStyle w:val="Compact"/>
-              <w:jc w:val="left"/>
+          <w:tcPr/>
+          <w:p>
+            <w:pPr>
+              <w:pStyle w:val="Compact"/>
             </w:pPr>
             <w:r>
               <w:t xml:space="preserve">maximalizační</w:t>
@@ -2035,10 +2121,10 @@
           </w:p>
         </w:tc>
         <w:tc>
-          <w:p>
-            <w:pPr>
-              <w:pStyle w:val="Compact"/>
-              <w:jc w:val="left"/>
+          <w:tcPr/>
+          <w:p>
+            <w:pPr>
+              <w:pStyle w:val="Compact"/>
             </w:pPr>
             <w:r>
               <w:t xml:space="preserve">testovací scénář (generování DDL)</w:t>
@@ -2048,10 +2134,10 @@
       </w:tr>
       <w:tr>
         <w:tc>
-          <w:p>
-            <w:pPr>
-              <w:pStyle w:val="Compact"/>
-              <w:jc w:val="left"/>
+          <w:tcPr/>
+          <w:p>
+            <w:pPr>
+              <w:pStyle w:val="Compact"/>
             </w:pPr>
             <w:r>
               <w:t xml:space="preserve">K5</w:t>
@@ -2059,10 +2145,10 @@
           </w:p>
         </w:tc>
         <w:tc>
-          <w:p>
-            <w:pPr>
-              <w:pStyle w:val="Compact"/>
-              <w:jc w:val="left"/>
+          <w:tcPr/>
+          <w:p>
+            <w:pPr>
+              <w:pStyle w:val="Compact"/>
             </w:pPr>
             <w:r>
               <w:t xml:space="preserve">Reverse engineering</w:t>
@@ -2070,10 +2156,10 @@
           </w:p>
         </w:tc>
         <w:tc>
-          <w:p>
-            <w:pPr>
-              <w:pStyle w:val="Compact"/>
-              <w:jc w:val="left"/>
+          <w:tcPr/>
+          <w:p>
+            <w:pPr>
+              <w:pStyle w:val="Compact"/>
             </w:pPr>
             <w:r>
               <w:t xml:space="preserve">maximalizační</w:t>
@@ -2081,10 +2167,10 @@
           </w:p>
         </w:tc>
         <w:tc>
-          <w:p>
-            <w:pPr>
-              <w:pStyle w:val="Compact"/>
-              <w:jc w:val="left"/>
+          <w:tcPr/>
+          <w:p>
+            <w:pPr>
+              <w:pStyle w:val="Compact"/>
             </w:pPr>
             <w:r>
               <w:t xml:space="preserve">testovací scénář (import z existující DB)</w:t>
@@ -2094,10 +2180,10 @@
       </w:tr>
       <w:tr>
         <w:tc>
-          <w:p>
-            <w:pPr>
-              <w:pStyle w:val="Compact"/>
-              <w:jc w:val="left"/>
+          <w:tcPr/>
+          <w:p>
+            <w:pPr>
+              <w:pStyle w:val="Compact"/>
             </w:pPr>
             <w:r>
               <w:t xml:space="preserve">K6</w:t>
@@ -2105,10 +2191,10 @@
           </w:p>
         </w:tc>
         <w:tc>
-          <w:p>
-            <w:pPr>
-              <w:pStyle w:val="Compact"/>
-              <w:jc w:val="left"/>
+          <w:tcPr/>
+          <w:p>
+            <w:pPr>
+              <w:pStyle w:val="Compact"/>
             </w:pPr>
             <w:r>
               <w:t xml:space="preserve">Dokumentace a komunitní podpora</w:t>
@@ -2116,10 +2202,10 @@
           </w:p>
         </w:tc>
         <w:tc>
-          <w:p>
-            <w:pPr>
-              <w:pStyle w:val="Compact"/>
-              <w:jc w:val="left"/>
+          <w:tcPr/>
+          <w:p>
+            <w:pPr>
+              <w:pStyle w:val="Compact"/>
             </w:pPr>
             <w:r>
               <w:t xml:space="preserve">maximalizační</w:t>
@@ -2127,10 +2213,10 @@
           </w:p>
         </w:tc>
         <w:tc>
-          <w:p>
-            <w:pPr>
-              <w:pStyle w:val="Compact"/>
-              <w:jc w:val="left"/>
+          <w:tcPr/>
+          <w:p>
+            <w:pPr>
+              <w:pStyle w:val="Compact"/>
             </w:pPr>
             <w:r>
               <w:t xml:space="preserve">kvalitativní hodnocení</w:t>
@@ -2140,10 +2226,10 @@
       </w:tr>
       <w:tr>
         <w:tc>
-          <w:p>
-            <w:pPr>
-              <w:pStyle w:val="Compact"/>
-              <w:jc w:val="left"/>
+          <w:tcPr/>
+          <w:p>
+            <w:pPr>
+              <w:pStyle w:val="Compact"/>
             </w:pPr>
             <w:r>
               <w:t xml:space="preserve">K7</w:t>
@@ -2151,21 +2237,21 @@
           </w:p>
         </w:tc>
         <w:tc>
-          <w:p>
-            <w:pPr>
-              <w:pStyle w:val="Compact"/>
-              <w:jc w:val="left"/>
-            </w:pPr>
-            <w:r>
-              <w:t xml:space="preserve">Import, export a validace modelu</w:t>
-            </w:r>
-          </w:p>
-        </w:tc>
-        <w:tc>
-          <w:p>
-            <w:pPr>
-              <w:pStyle w:val="Compact"/>
-              <w:jc w:val="left"/>
+          <w:tcPr/>
+          <w:p>
+            <w:pPr>
+              <w:pStyle w:val="Compact"/>
+            </w:pPr>
+            <w:r>
+              <w:t xml:space="preserve">Import a export modelu</w:t>
+            </w:r>
+          </w:p>
+        </w:tc>
+        <w:tc>
+          <w:tcPr/>
+          <w:p>
+            <w:pPr>
+              <w:pStyle w:val="Compact"/>
             </w:pPr>
             <w:r>
               <w:t xml:space="preserve">maximalizační</w:t>
@@ -2173,23 +2259,23 @@
           </w:p>
         </w:tc>
         <w:tc>
-          <w:p>
-            <w:pPr>
-              <w:pStyle w:val="Compact"/>
-              <w:jc w:val="left"/>
-            </w:pPr>
-            <w:r>
-              <w:t xml:space="preserve">testovací scénář + formáty</w:t>
+          <w:tcPr/>
+          <w:p>
+            <w:pPr>
+              <w:pStyle w:val="Compact"/>
+            </w:pPr>
+            <w:r>
+              <w:t xml:space="preserve">testovací scénář a podporované formáty</w:t>
             </w:r>
           </w:p>
         </w:tc>
       </w:tr>
       <w:tr>
         <w:tc>
-          <w:p>
-            <w:pPr>
-              <w:pStyle w:val="Compact"/>
-              <w:jc w:val="left"/>
+          <w:tcPr/>
+          <w:p>
+            <w:pPr>
+              <w:pStyle w:val="Compact"/>
             </w:pPr>
             <w:r>
               <w:t xml:space="preserve">K8</w:t>
@@ -2197,10 +2283,10 @@
           </w:p>
         </w:tc>
         <w:tc>
-          <w:p>
-            <w:pPr>
-              <w:pStyle w:val="Compact"/>
-              <w:jc w:val="left"/>
+          <w:tcPr/>
+          <w:p>
+            <w:pPr>
+              <w:pStyle w:val="Compact"/>
             </w:pPr>
             <w:r>
               <w:t xml:space="preserve">Cena a licence</w:t>
@@ -2208,10 +2294,10 @@
           </w:p>
         </w:tc>
         <w:tc>
-          <w:p>
-            <w:pPr>
-              <w:pStyle w:val="Compact"/>
-              <w:jc w:val="left"/>
+          <w:tcPr/>
+          <w:p>
+            <w:pPr>
+              <w:pStyle w:val="Compact"/>
             </w:pPr>
             <w:r>
               <w:t xml:space="preserve">minimalizační</w:t>
@@ -2219,13 +2305,13 @@
           </w:p>
         </w:tc>
         <w:tc>
-          <w:p>
-            <w:pPr>
-              <w:pStyle w:val="Compact"/>
-              <w:jc w:val="left"/>
-            </w:pPr>
-            <w:r>
-              <w:t xml:space="preserve">typ licence, omezení free verze, celková cena</w:t>
+          <w:tcPr/>
+          <w:p>
+            <w:pPr>
+              <w:pStyle w:val="Compact"/>
+            </w:pPr>
+            <w:r>
+              <w:t xml:space="preserve">typ licence, omezení bezplatné verze, celková cena</w:t>
             </w:r>
           </w:p>
         </w:tc>
@@ -2238,16 +2324,17 @@
       <w:r>
         <w:rPr>
           <w:i/>
+          <w:iCs/>
         </w:rPr>
-        <w:t xml:space="preserve">Tabulka 2 — Navržená hodnoticí kritéria pro navazující praktickou komparaci</w:t>
-      </w:r>
-    </w:p>
-    <w:p>
-      <w:pPr>
-        <w:pStyle w:val="BodyText"/>
-      </w:pPr>
-      <w:r>
-        <w:t xml:space="preserve">Následující odstavce blíže popisují, co každé kritérium zahrnuje.</w:t>
+        <w:t xml:space="preserve">Tabulka 2 – Přehled navržených hodnoticích kritérií (vlastní zpracování na základě Carvalho et al., 2022)</w:t>
+      </w:r>
+    </w:p>
+    <w:p>
+      <w:pPr>
+        <w:pStyle w:val="BodyText"/>
+      </w:pPr>
+      <w:r>
+        <w:t xml:space="preserve">Význam jednotlivých kritérií je blíže popsán níže.</w:t>
       </w:r>
     </w:p>
     <w:p>
@@ -2257,14 +2344,15 @@
       <w:r>
         <w:rPr>
           <w:b/>
+          <w:bCs/>
         </w:rPr>
-        <w:t xml:space="preserve">K1 — Funkcionalita.</w:t>
-      </w:r>
-      <w:r>
-        <w:t xml:space="preserve"> </w:t>
-      </w:r>
-      <w:r>
-        <w:t xml:space="preserve">Hodnotí, jak dobře nástroj pokrývá potřeby návrhu databáze: konceptuální, logický a fyzický model, validaci modelu, generování SQL, dokumentaci modelu a práci s různými typy objektů.</w:t>
+        <w:t xml:space="preserve">K1 Funkcionalita.</w:t>
+      </w:r>
+      <w:r>
+        <w:t xml:space="preserve"> </w:t>
+      </w:r>
+      <w:r>
+        <w:t xml:space="preserve">Rozsah funkcí nástroje — typy modelů (konceptuální, logický, fyzický), validace, dokumentace a podpora objektů jako tabulky, pohledy, indexy nebo triggery.</w:t>
       </w:r>
     </w:p>
     <w:p>
@@ -2274,14 +2362,15 @@
       <w:r>
         <w:rPr>
           <w:b/>
+          <w:bCs/>
         </w:rPr>
-        <w:t xml:space="preserve">K2 — Použitelnost.</w:t>
-      </w:r>
-      <w:r>
-        <w:t xml:space="preserve"> </w:t>
-      </w:r>
-      <w:r>
-        <w:t xml:space="preserve">Posuzuje, jak snadno se nástroj ovládá: přehlednost rozhraní, kvalitu uživatelské zpětné vazby a chybovost při běžných úkonech.</w:t>
+        <w:t xml:space="preserve">K2 Použitelnost.</w:t>
+      </w:r>
+      <w:r>
+        <w:t xml:space="preserve"> </w:t>
+      </w:r>
+      <w:r>
+        <w:t xml:space="preserve">Vyjadřuje, jak snadno se s nástrojem pracuje – jak rychle se v něm uživatel zorientuje, nakolik je prostředí editoru modelu přehledné a jak náročné je provést běžné úkony.</w:t>
       </w:r>
     </w:p>
     <w:p>
@@ -2291,14 +2380,15 @@
       <w:r>
         <w:rPr>
           <w:b/>
+          <w:bCs/>
         </w:rPr>
-        <w:t xml:space="preserve">K3 — Kompatibilita s DBMS.</w:t>
-      </w:r>
-      <w:r>
-        <w:t xml:space="preserve"> </w:t>
-      </w:r>
-      <w:r>
-        <w:t xml:space="preserve">Zkoumá, kolik databázových systémů nástroj oficiálně podporuje (PostgreSQL, MySQL, Oracle, SQL Server a další).</w:t>
+        <w:t xml:space="preserve">K3 Kompatibilita s DBMS.</w:t>
+      </w:r>
+      <w:r>
+        <w:t xml:space="preserve"> </w:t>
+      </w:r>
+      <w:r>
+        <w:t xml:space="preserve">Udává, kolik databázových systémů nástroj oficiálně podporuje.</w:t>
       </w:r>
     </w:p>
     <w:p>
@@ -2308,14 +2398,15 @@
       <w:r>
         <w:rPr>
           <w:b/>
+          <w:bCs/>
         </w:rPr>
-        <w:t xml:space="preserve">K4 — Forward engineering.</w:t>
-      </w:r>
-      <w:r>
-        <w:t xml:space="preserve"> </w:t>
-      </w:r>
-      <w:r>
-        <w:t xml:space="preserve">Hodnotí, jak nástroj generuje DDL skript nebo schéma databáze z modelu, včetně kvality vygenerovaného SQL.</w:t>
+        <w:t xml:space="preserve">K4 Forward engineering.</w:t>
+      </w:r>
+      <w:r>
+        <w:t xml:space="preserve"> </w:t>
+      </w:r>
+      <w:r>
+        <w:t xml:space="preserve">Sleduje, jak nástroj generuje DDL skript nebo schéma databáze z navrženého modelu.</w:t>
       </w:r>
     </w:p>
     <w:p>
@@ -2325,14 +2416,15 @@
       <w:r>
         <w:rPr>
           <w:b/>
+          <w:bCs/>
         </w:rPr>
-        <w:t xml:space="preserve">K5 — Reverse engineering.</w:t>
-      </w:r>
-      <w:r>
-        <w:t xml:space="preserve"> </w:t>
-      </w:r>
-      <w:r>
-        <w:t xml:space="preserve">Hodnotí, jak nástroj vytvoří model z existující databáze: věrnost převodu a možnosti následných úprav.</w:t>
+        <w:t xml:space="preserve">K5 Reverse engineering.</w:t>
+      </w:r>
+      <w:r>
+        <w:t xml:space="preserve"> </w:t>
+      </w:r>
+      <w:r>
+        <w:t xml:space="preserve">Týká se schopnosti nástroje sestavit model z již existující databáze.</w:t>
       </w:r>
     </w:p>
     <w:p>
@@ -2342,14 +2434,15 @@
       <w:r>
         <w:rPr>
           <w:b/>
+          <w:bCs/>
         </w:rPr>
-        <w:t xml:space="preserve">K6 — Dokumentace a komunitní podpora.</w:t>
-      </w:r>
-      <w:r>
-        <w:t xml:space="preserve"> </w:t>
-      </w:r>
-      <w:r>
-        <w:t xml:space="preserve">Posuzuje rozsah a aktuálnost oficiální dokumentace a dostupnost komunitní podpory a aktualizací.</w:t>
+        <w:t xml:space="preserve">K6 Dokumentace a komunitní podpora.</w:t>
+      </w:r>
+      <w:r>
+        <w:t xml:space="preserve"> </w:t>
+      </w:r>
+      <w:r>
+        <w:t xml:space="preserve">Posuzuje rozsah a aktuálnost oficiální dokumentace i dostupnost komunitní podpory a aktualizací.</w:t>
       </w:r>
     </w:p>
     <w:p>
@@ -2359,14 +2452,15 @@
       <w:r>
         <w:rPr>
           <w:b/>
+          <w:bCs/>
         </w:rPr>
-        <w:t xml:space="preserve">K7 — Import, export a validace modelu.</w:t>
-      </w:r>
-      <w:r>
-        <w:t xml:space="preserve"> </w:t>
-      </w:r>
-      <w:r>
-        <w:t xml:space="preserve">Zkoumá, jaké formáty importu a exportu nástroj podporuje, zda umí model validovat a jak se integruje s verzovacími systémy.</w:t>
+        <w:t xml:space="preserve">K7 Import a export modelu.</w:t>
+      </w:r>
+      <w:r>
+        <w:t xml:space="preserve"> </w:t>
+      </w:r>
+      <w:r>
+        <w:t xml:space="preserve">Zaměřuje se na podporované formáty importu a exportu a na propojení s verzovacími systémy.</w:t>
       </w:r>
     </w:p>
     <w:p>
@@ -2376,337 +2470,440 @@
       <w:r>
         <w:rPr>
           <w:b/>
+          <w:bCs/>
         </w:rPr>
-        <w:t xml:space="preserve">K8 — Cena a licence.</w:t>
-      </w:r>
-      <w:r>
-        <w:t xml:space="preserve"> </w:t>
-      </w:r>
-      <w:r>
-        <w:t xml:space="preserve">Hodnotí typ licence (open‑source, freeware, komerční), omezení bezplatné verze a celkové náklady na zavedení.</w:t>
-      </w:r>
-    </w:p>
+        <w:t xml:space="preserve">K8 Cena a licence.</w:t>
+      </w:r>
+      <w:r>
+        <w:t xml:space="preserve"> </w:t>
+      </w:r>
+      <w:r>
+        <w:t xml:space="preserve">Bere v úvahu typ licence (open source, freeware, komerční), omezení bezplatné verze a celkové náklady na zavedení.</w:t>
+      </w:r>
+    </w:p>
+    <w:bookmarkEnd w:id="54"/>
+    <w:bookmarkStart w:id="55" w:name="závěry-a-doporučení"/>
     <w:p>
       <w:pPr>
         <w:pStyle w:val="Nadpis1"/>
       </w:pPr>
-      <w:bookmarkStart w:id="55" w:name="X9454705d2ac257e85224ed6552e9b994aa5cb03"/>
-      <w:r>
-        <w:t xml:space="preserve">10 Metodický rámec navazující praktické komparace</w:t>
-      </w:r>
-      <w:bookmarkEnd w:id="55"/>
+      <w:r>
+        <w:t xml:space="preserve">10 Závěry a doporučení</w:t>
+      </w:r>
     </w:p>
     <w:p>
       <w:pPr>
         <w:pStyle w:val="FirstParagraph"/>
       </w:pPr>
       <w:r>
-        <w:t xml:space="preserve">V navazující bakalářské práci bude postup praktické komparace strukturován do následujících kroků:</w:t>
-      </w:r>
-    </w:p>
-    <w:p>
-      <w:pPr>
+        <w:t xml:space="preserve">Cíl práce, tedy zpracování teoretických a metodických východisek pro praktickou část, byl naplněn. Odpovědi na výzkumné otázky lze stručně shrnout takto:</w:t>
+      </w:r>
+    </w:p>
+    <w:p>
+      <w:pPr>
+        <w:pStyle w:val="Compact"/>
         <w:numPr>
           <w:ilvl w:val="0"/>
           <w:numId w:val="1002"/>
         </w:numPr>
-        <w:pStyle w:val="Compact"/>
       </w:pPr>
       <w:r>
         <w:rPr>
           <w:b/>
+          <w:bCs/>
         </w:rPr>
-        <w:t xml:space="preserve">Sestavení hierarchie AHP.</w:t>
-      </w:r>
-      <w:r>
-        <w:t xml:space="preserve"> </w:t>
-      </w:r>
-      <w:r>
-        <w:t xml:space="preserve">Na nejvyšší úrovni cíl „Výběr nejvhodnějšího nástroje pro návrh a vývoj databází", na druhé úrovni kritéria K1–K8, na třetí úrovni alternativy (Oracle SQL Developer Data Modeler, DBeaver, MySQL Workbench, pgModeler).</w:t>
-      </w:r>
-    </w:p>
-    <w:p>
-      <w:pPr>
+        <w:t xml:space="preserve">K VO1:</w:t>
+      </w:r>
+      <w:r>
+        <w:t xml:space="preserve"> </w:t>
+      </w:r>
+      <w:r>
+        <w:t xml:space="preserve">Byly vymezeny klíčové pojmy databázových systémů (data, DBMS, schéma, instance, metadata), popsány fáze návrhu databáze (konceptuální, logický, fyzický) a vysvětleny datové modely používané v praxi, zejména ER/EER a relační model spolu s normalizací.</w:t>
+      </w:r>
+    </w:p>
+    <w:p>
+      <w:pPr>
+        <w:pStyle w:val="Compact"/>
         <w:numPr>
           <w:ilvl w:val="0"/>
           <w:numId w:val="1002"/>
         </w:numPr>
-        <w:pStyle w:val="Compact"/>
       </w:pPr>
       <w:r>
         <w:rPr>
           <w:b/>
+          <w:bCs/>
         </w:rPr>
-        <w:t xml:space="preserve">Párové porovnání kritérií.</w:t>
-      </w:r>
-      <w:r>
-        <w:t xml:space="preserve"> </w:t>
-      </w:r>
-      <w:r>
-        <w:t xml:space="preserve">Sestavení Saatyho matice 8×8, výpočet vah jednotlivých kritérií metodou geometrického průměru řádků, kontrola konzistence (CR &lt; 0,1).</w:t>
-      </w:r>
-    </w:p>
-    <w:p>
-      <w:pPr>
+        <w:t xml:space="preserve">K VO2:</w:t>
+      </w:r>
+      <w:r>
+        <w:t xml:space="preserve"> </w:t>
+      </w:r>
+      <w:r>
+        <w:t xml:space="preserve">Metoda AHP byla popsána jak z hlediska principu (hierarchie cíl–kritéria–alternativy), tak z hlediska postupu (párové porovnání s využitím Saatyho škály, výpočet vah, kontrola konzistence pomocí CR). Bylo zdůvodněno, proč je AHP vhodná pro porovnání softwarových nástrojů.</w:t>
+      </w:r>
+    </w:p>
+    <w:p>
+      <w:pPr>
+        <w:pStyle w:val="Compact"/>
         <w:numPr>
           <w:ilvl w:val="0"/>
           <w:numId w:val="1002"/>
         </w:numPr>
-        <w:pStyle w:val="Compact"/>
       </w:pPr>
       <w:r>
         <w:rPr>
           <w:b/>
+          <w:bCs/>
         </w:rPr>
-        <w:t xml:space="preserve">Testování nástrojů.</w:t>
-      </w:r>
-      <w:r>
-        <w:t xml:space="preserve"> </w:t>
-      </w:r>
-      <w:r>
-        <w:t xml:space="preserve">Na pracovní stanici autora budou nainstalovány nástroje z instalátorů uložených ve složce</w:t>
+        <w:t xml:space="preserve">K VO3:</w:t>
+      </w:r>
+      <w:r>
+        <w:t xml:space="preserve"> </w:t>
+      </w:r>
+      <w:r>
+        <w:t xml:space="preserve">Bylo navrženo osm hodnoticích kritérií (K1–K8) a metodický rámec navazující komparace, zahrnující sestavení hierarchie, párové porovnání kritérií, testovací scénář nad nainstalovanými nástroji, syntézu priorit a analýzu citlivosti.</w:t>
+      </w:r>
+    </w:p>
+    <w:p>
+      <w:pPr>
+        <w:pStyle w:val="FirstParagraph"/>
+      </w:pPr>
+      <w:r>
+        <w:t xml:space="preserve">Tento navržený teoretický a metodický rámec tvoří přímý základ pro navazující praktickou komparaci v bakalářské práci. Pro realizaci této praktické části se doporučuje: a) provést testovací scénář na všech čtyřech nástrojích v jednom kalendářním týdnu, aby se minimalizovaly rozdíly ve zkušenostech hodnotitele; b) při hodnocení kvalitativních kritérií (K2, K6) doplnit slovní zdůvodnění každého párového porovnání; c) zařadit analýzu citlivosti minimálně pro váhy K1 a K8; d) zvážit modelový scénář dvou typových firem (malé a střední) s odlišnými váhami kritérií a porovnat výsledné pořadí mezi scénáři. Vedle toho bude v bakalářské práci detailně rozpracován jednotný testovací scénář a případný výpočet vah v excelovém modelu či jednoduché podpůrné aplikaci.</w:t>
+      </w:r>
+    </w:p>
+    <w:p>
+      <w:r>
+        <w:br w:type="page"/>
+      </w:r>
+    </w:p>
+    <w:bookmarkEnd w:id="55"/>
+    <w:bookmarkStart w:id="67" w:name="seznam-zdrojů"/>
+    <w:p>
+      <w:pPr>
+        <w:pStyle w:val="Nadpis1"/>
+      </w:pPr>
+      <w:r>
+        <w:t xml:space="preserve">Seznam zdrojů</w:t>
+      </w:r>
+    </w:p>
+    <w:bookmarkStart w:id="56" w:name="tištěné-zdroje"/>
+    <w:p>
+      <w:pPr>
+        <w:pStyle w:val="Nadpis2"/>
+      </w:pPr>
+      <w:r>
+        <w:t xml:space="preserve">Tištěné zdroje</w:t>
+      </w:r>
+    </w:p>
+    <w:p>
+      <w:pPr>
+        <w:pStyle w:val="FirstParagraph"/>
+      </w:pPr>
+      <w:r>
+        <w:t xml:space="preserve">CARVALHO, Gonçalo, Sergii MYKOLYSHYN, Bruno CABRAL, Jorge BERNARDINO a Vasco PEREIRA. Comparative Analysis of Data Modeling Design Tools.</w:t>
       </w:r>
       <w:r>
         <w:t xml:space="preserve"> </w:t>
       </w:r>
       <w:r>
         <w:rPr>
-          <w:rStyle w:val="VerbatimChar"/>
+          <w:i/>
+          <w:iCs/>
         </w:rPr>
-        <w:t xml:space="preserve">nastroje/</w:t>
-      </w:r>
-      <w:r>
-        <w:t xml:space="preserve">. Na každém z nich bude proveden jednotný testovací scénář: vytvoření konceptuálního modelu malé doménové oblasti (např. evidenci objednávek), převod do relačního schématu, generování SQL skriptu pro PostgreSQL a MySQL, reverzní inženýrství z existujícího schématu.</w:t>
-      </w:r>
-    </w:p>
-    <w:p>
-      <w:pPr>
-        <w:numPr>
-          <w:ilvl w:val="0"/>
-          <w:numId w:val="1002"/>
-        </w:numPr>
-        <w:pStyle w:val="Compact"/>
-      </w:pPr>
+        <w:t xml:space="preserve">IEEE Access</w:t>
+      </w:r>
+      <w:r>
+        <w:t xml:space="preserve">. 2022,</w:t>
+      </w:r>
+      <w:r>
+        <w:t xml:space="preserve"> </w:t>
+      </w:r>
       <w:r>
         <w:rPr>
           <w:b/>
+          <w:bCs/>
         </w:rPr>
-        <w:t xml:space="preserve">Párové porovnání alternativ vzhledem ke každému kritériu.</w:t>
-      </w:r>
-      <w:r>
-        <w:t xml:space="preserve"> </w:t>
-      </w:r>
-      <w:r>
-        <w:t xml:space="preserve">Pro každé kritérium vznikne Saatyho matice 4×4. U kritérií K3, K4 a K8 budou hodnoty opřeny o ověřitelná měřítka (počet podporovaných DBMS, počet kroků pro generování SQL, cena); u kritérií K2 a K6 půjde o kvalitativní hodnocení.</w:t>
-      </w:r>
-    </w:p>
-    <w:p>
-      <w:pPr>
-        <w:numPr>
-          <w:ilvl w:val="0"/>
-          <w:numId w:val="1002"/>
-        </w:numPr>
-        <w:pStyle w:val="Compact"/>
-      </w:pPr>
+        <w:t xml:space="preserve">10</w:t>
+      </w:r>
+      <w:r>
+        <w:t xml:space="preserve">, 3351-3365. ISSN 2169-3536. DOI: 10.1109/ACCESS.2021.3139071.</w:t>
+      </w:r>
+    </w:p>
+    <w:p>
+      <w:pPr>
+        <w:pStyle w:val="BodyText"/>
+      </w:pPr>
+      <w:r>
+        <w:t xml:space="preserve">CHEN, Peter Pin-Shan. The entity-relationship model—toward a unified view of data.</w:t>
+      </w:r>
+      <w:r>
+        <w:t xml:space="preserve"> </w:t>
+      </w:r>
+      <w:r>
+        <w:rPr>
+          <w:i/>
+          <w:iCs/>
+        </w:rPr>
+        <w:t xml:space="preserve">ACM Transactions on Database Systems</w:t>
+      </w:r>
+      <w:r>
+        <w:t xml:space="preserve">. 1976,</w:t>
+      </w:r>
+      <w:r>
+        <w:t xml:space="preserve"> </w:t>
+      </w:r>
       <w:r>
         <w:rPr>
           <w:b/>
+          <w:bCs/>
         </w:rPr>
-        <w:t xml:space="preserve">Syntéza lokálních a globálních priorit.</w:t>
-      </w:r>
-      <w:r>
-        <w:t xml:space="preserve"> </w:t>
-      </w:r>
-      <w:r>
-        <w:t xml:space="preserve">Výsledné pořadí nástrojů vznikne jako vážený součet lokálních priorit přes všechna kritéria.</w:t>
-      </w:r>
-    </w:p>
-    <w:p>
-      <w:pPr>
-        <w:numPr>
-          <w:ilvl w:val="0"/>
-          <w:numId w:val="1002"/>
-        </w:numPr>
-        <w:pStyle w:val="Compact"/>
-      </w:pPr>
+        <w:t xml:space="preserve">1</w:t>
+      </w:r>
+      <w:r>
+        <w:t xml:space="preserve">(1), 9–36. ISSN 0362-5915. DOI: 10.1145/320434.320440.</w:t>
+      </w:r>
+    </w:p>
+    <w:p>
+      <w:pPr>
+        <w:pStyle w:val="BodyText"/>
+      </w:pPr>
+      <w:r>
+        <w:t xml:space="preserve">CHLAPEK, Dušan, Jan KUČERA a Helena PALOVSKÁ.</w:t>
+      </w:r>
+      <w:r>
+        <w:t xml:space="preserve"> </w:t>
+      </w:r>
+      <w:r>
+        <w:rPr>
+          <w:i/>
+          <w:iCs/>
+        </w:rPr>
+        <w:t xml:space="preserve">Datové modelování a návrh relační databáze: Sbírka řešených úloh</w:t>
+      </w:r>
+      <w:r>
+        <w:t xml:space="preserve">. Praha: Vysoká škola ekonomická v Praze, Nakladatelství Oeconomica, 2019. ISBN 978-80-245-2331-6.</w:t>
+      </w:r>
+    </w:p>
+    <w:p>
+      <w:pPr>
+        <w:pStyle w:val="BodyText"/>
+      </w:pPr>
+      <w:r>
+        <w:t xml:space="preserve">CODD, Edgar F. A relational model of data for large shared data banks.</w:t>
+      </w:r>
+      <w:r>
+        <w:t xml:space="preserve"> </w:t>
+      </w:r>
+      <w:r>
+        <w:rPr>
+          <w:i/>
+          <w:iCs/>
+        </w:rPr>
+        <w:t xml:space="preserve">Communications of the ACM</w:t>
+      </w:r>
+      <w:r>
+        <w:t xml:space="preserve">. 1970,</w:t>
+      </w:r>
+      <w:r>
+        <w:t xml:space="preserve"> </w:t>
+      </w:r>
       <w:r>
         <w:rPr>
           <w:b/>
+          <w:bCs/>
         </w:rPr>
-        <w:t xml:space="preserve">Analýza citlivosti.</w:t>
-      </w:r>
-      <w:r>
-        <w:t xml:space="preserve"> </w:t>
-      </w:r>
-      <w:r>
-        <w:t xml:space="preserve">Bude sledováno, jak se mění výsledné pořadí při změně vah klíčových kritérií, zejména K1 (Funkcionalita) a K8 (Cena a licence).</w:t>
-      </w:r>
-    </w:p>
-    <w:p>
-      <w:pPr>
-        <w:numPr>
-          <w:ilvl w:val="0"/>
-          <w:numId w:val="1002"/>
-        </w:numPr>
-        <w:pStyle w:val="Compact"/>
-      </w:pPr>
+        <w:t xml:space="preserve">13</w:t>
+      </w:r>
+      <w:r>
+        <w:t xml:space="preserve">(6), 377–387. ISSN 0001-0782. DOI: 10.1145/362384.362685.</w:t>
+      </w:r>
+    </w:p>
+    <w:p>
+      <w:pPr>
+        <w:pStyle w:val="BodyText"/>
+      </w:pPr>
+      <w:r>
+        <w:t xml:space="preserve">ELMASRI, Ramez a Shamkant B. NAVATHE.</w:t>
+      </w:r>
+      <w:r>
+        <w:t xml:space="preserve"> </w:t>
+      </w:r>
+      <w:r>
+        <w:rPr>
+          <w:i/>
+          <w:iCs/>
+        </w:rPr>
+        <w:t xml:space="preserve">Fundamentals of Database Systems</w:t>
+      </w:r>
+      <w:r>
+        <w:t xml:space="preserve">. 7th ed. Boston: Pearson, 2016. ISBN 978-0-13-397077-7.</w:t>
+      </w:r>
+    </w:p>
+    <w:p>
+      <w:pPr>
+        <w:pStyle w:val="BodyText"/>
+      </w:pPr>
+      <w:r>
+        <w:t xml:space="preserve">HO, William. Integrated analytic hierarchy process and its applications – a literature review.</w:t>
+      </w:r>
+      <w:r>
+        <w:t xml:space="preserve"> </w:t>
+      </w:r>
+      <w:r>
+        <w:rPr>
+          <w:i/>
+          <w:iCs/>
+        </w:rPr>
+        <w:t xml:space="preserve">European Journal of Operational Research</w:t>
+      </w:r>
+      <w:r>
+        <w:t xml:space="preserve">. 2008,</w:t>
+      </w:r>
+      <w:r>
+        <w:t xml:space="preserve"> </w:t>
+      </w:r>
       <w:r>
         <w:rPr>
           <w:b/>
+          <w:bCs/>
         </w:rPr>
-        <w:t xml:space="preserve">Doporučení pro praxi.</w:t>
-      </w:r>
-      <w:r>
-        <w:t xml:space="preserve"> </w:t>
-      </w:r>
-      <w:r>
-        <w:t xml:space="preserve">Na základě výsledků budou formulována doporučení pro typové scénáře malé a střední firmy, kde lze očekávat odlišné váhy kritérií než v scénáři čistě technickém.</w:t>
-      </w:r>
-    </w:p>
-    <w:p>
-      <w:pPr>
-        <w:pStyle w:val="Nadpis1"/>
-      </w:pPr>
-      <w:bookmarkStart w:id="56" w:name="shrnutí-a-diskuse"/>
-      <w:r>
-        <w:t xml:space="preserve">11 Shrnutí a diskuse</w:t>
-      </w:r>
-      <w:bookmarkEnd w:id="56"/>
-    </w:p>
-    <w:p>
-      <w:pPr>
-        <w:pStyle w:val="FirstParagraph"/>
-      </w:pPr>
-      <w:r>
-        <w:t xml:space="preserve">V této seminární práci bylo zpracováno teoretické a metodické zázemí pro komparaci nástrojů pro návrh a vývoj databázových systémů metodou AHP. Bylo vymezeno, co se rozumí databázovým systémem, jak jsou strukturovány fáze návrhu databáze a jaké datové modely se používají, s důrazem na ER/EER model a model relační. Dále byla popsána metoda AHP, principy párového porovnávání, Saatyho škála i kontrola konzistence pomocí CR. Byly představeny čtyři nástroje, které se stanou předmětem praktické komparace, a navrženo osm hodnoticích kritérií spolu s metodickým rámcem dalšího postupu.</w:t>
-      </w:r>
-    </w:p>
-    <w:p>
-      <w:pPr>
-        <w:pStyle w:val="BodyText"/>
-      </w:pPr>
-      <w:r>
-        <w:t xml:space="preserve">Z diskuse vyplývá několik bodů, které je vhodné vzít v úvahu při navazující bakalářské práci. Za prvé je nutné mít na paměti, že AHP nese inherentní subjektivitu v rámci párového porovnávání; tu lze zmírnit jasným zdůvodněním každého rozhodnutí a kontrolou konzistence. Za druhé, výběr čtyř nástrojů s odlišným zaměřením (univerzální vs. specializované, open‑source vs. freeware vs. komerční) umožní zajímavé srovnání, ale současně zvyšuje nároky na pečlivé definování hodnoticích kritérií, zejména v oblasti funkcionality a kompatibility. Za třetí, dokumentace zvolených nástrojů, která bude tvořit klíčový zdroj informací pro praktickou část, je u všech čtyř nástrojů průběžně aktualizována; je proto nutné při citacích pečlivě uvádět datum citace.</w:t>
-      </w:r>
-    </w:p>
-    <w:p>
-      <w:pPr>
-        <w:pStyle w:val="BodyText"/>
-      </w:pPr>
-      <w:r>
-        <w:t xml:space="preserve">Omezením této seminární práce je, že čerpá z užšího seznamu zdrojů soustředěného kolem monografie Pokorného a Valenty (2020) pro oblast databází a kolem prací Saatyho (1990, 2008) pro oblast AHP. Tato volba byla vědomá: vedoucí práce v e‑mailové komunikaci doporučil opřít teoretickou část o kvalitní knižní zdroje a o oficiální produktovou dokumentaci. V bakalářské práci bude seznam zdrojů přiměřeně rozšířen o další odborné publikace, mimo jiné s ohledem na pokrytí historického vývoje databázových systémů a alternativních přístupů k vícekriteriálnímu rozhodování.</w:t>
-      </w:r>
-    </w:p>
-    <w:p>
-      <w:pPr>
-        <w:pStyle w:val="Nadpis1"/>
-      </w:pPr>
-      <w:bookmarkStart w:id="57" w:name="závěry-a-doporučení"/>
-      <w:r>
-        <w:t xml:space="preserve">12 Závěry a doporučení</w:t>
-      </w:r>
-      <w:bookmarkEnd w:id="57"/>
-    </w:p>
-    <w:p>
-      <w:pPr>
-        <w:pStyle w:val="FirstParagraph"/>
-      </w:pPr>
-      <w:r>
-        <w:t xml:space="preserve">Cíl seminární práce, tedy zpracování teoretických a metodických východisek navazující bakalářské práce, byl naplněn. Odpovědi na výzkumné otázky lze stručně shrnout takto:</w:t>
-      </w:r>
-    </w:p>
-    <w:p>
-      <w:pPr>
-        <w:numPr>
-          <w:ilvl w:val="0"/>
-          <w:numId w:val="1003"/>
-        </w:numPr>
-        <w:pStyle w:val="Compact"/>
-      </w:pPr>
+        <w:t xml:space="preserve">186</w:t>
+      </w:r>
+      <w:r>
+        <w:t xml:space="preserve">(1), 211–228. ISSN 0377-2217. DOI: 10.1016/j.ejor.2007.01.004.</w:t>
+      </w:r>
+    </w:p>
+    <w:p>
+      <w:pPr>
+        <w:pStyle w:val="BodyText"/>
+      </w:pPr>
+      <w:r>
+        <w:t xml:space="preserve">ISHIZAKA, Alessio a Ashraf LABIB. Review of the main developments in the Analytic Hierarchy Process.</w:t>
+      </w:r>
+      <w:r>
+        <w:t xml:space="preserve"> </w:t>
+      </w:r>
+      <w:r>
+        <w:rPr>
+          <w:i/>
+          <w:iCs/>
+        </w:rPr>
+        <w:t xml:space="preserve">Expert Systems with Applications</w:t>
+      </w:r>
+      <w:r>
+        <w:t xml:space="preserve">. 2011,</w:t>
+      </w:r>
+      <w:r>
+        <w:t xml:space="preserve"> </w:t>
+      </w:r>
       <w:r>
         <w:rPr>
           <w:b/>
+          <w:bCs/>
         </w:rPr>
-        <w:t xml:space="preserve">K VO1:</w:t>
-      </w:r>
-      <w:r>
-        <w:t xml:space="preserve"> </w:t>
-      </w:r>
-      <w:r>
-        <w:t xml:space="preserve">Byly vymezeny klíčové pojmy databázových systémů (data, DBMS, schéma, instance, metadata), popsány fáze návrhu databáze (konceptuální, logický, fyzický) a vysvětleny datové modely používané v praxi, zejména ER/EER a relační model spolu s normalizací.</w:t>
-      </w:r>
-    </w:p>
-    <w:p>
-      <w:pPr>
-        <w:numPr>
-          <w:ilvl w:val="0"/>
-          <w:numId w:val="1003"/>
-        </w:numPr>
-        <w:pStyle w:val="Compact"/>
-      </w:pPr>
+        <w:t xml:space="preserve">38</w:t>
+      </w:r>
+      <w:r>
+        <w:t xml:space="preserve">(11), 14336–14345. ISSN 0957-4174. DOI: 10.1016/j.eswa.2011.04.143.</w:t>
+      </w:r>
+    </w:p>
+    <w:p>
+      <w:pPr>
+        <w:pStyle w:val="BodyText"/>
+      </w:pPr>
+      <w:r>
+        <w:t xml:space="preserve">MARDANI, Abbas, Ahmad JUSOH, Khalil MD NOR, Zainab KHALIFAH, Norhayati ZAKWAN a Alireza VALIPOUR. Multiple criteria decision-making techniques and their applications – a review of the literature from 2000 to 2014.</w:t>
+      </w:r>
+      <w:r>
+        <w:t xml:space="preserve"> </w:t>
+      </w:r>
+      <w:r>
+        <w:rPr>
+          <w:i/>
+          <w:iCs/>
+        </w:rPr>
+        <w:t xml:space="preserve">Economic Research – Ekonomska Istraživanja</w:t>
+      </w:r>
+      <w:r>
+        <w:t xml:space="preserve">. 2015,</w:t>
+      </w:r>
+      <w:r>
+        <w:t xml:space="preserve"> </w:t>
+      </w:r>
       <w:r>
         <w:rPr>
           <w:b/>
+          <w:bCs/>
         </w:rPr>
-        <w:t xml:space="preserve">K VO2:</w:t>
-      </w:r>
-      <w:r>
-        <w:t xml:space="preserve"> </w:t>
-      </w:r>
-      <w:r>
-        <w:t xml:space="preserve">Metoda AHP byla popsána jak z hlediska principu (hierarchie cíl–kritéria–alternativy), tak z hlediska postupu (párové porovnání s využitím Saatyho škály, výpočet vah, kontrola konzistence pomocí CR). Bylo zdůvodněno, proč je AHP vhodná pro porovnání softwarových nástrojů.</w:t>
-      </w:r>
-    </w:p>
-    <w:p>
-      <w:pPr>
-        <w:numPr>
-          <w:ilvl w:val="0"/>
-          <w:numId w:val="1003"/>
-        </w:numPr>
-        <w:pStyle w:val="Compact"/>
-      </w:pPr>
+        <w:t xml:space="preserve">28</w:t>
+      </w:r>
+      <w:r>
+        <w:t xml:space="preserve">(1), 516–571. ISSN 1331-677X. DOI: 10.1080/1331677X.2015.1075139.</w:t>
+      </w:r>
+    </w:p>
+    <w:p>
+      <w:pPr>
+        <w:pStyle w:val="BodyText"/>
+      </w:pPr>
+      <w:r>
+        <w:t xml:space="preserve">POKORNÝ, Jaroslav a Michal VALENTA.</w:t>
+      </w:r>
+      <w:r>
+        <w:t xml:space="preserve"> </w:t>
+      </w:r>
+      <w:r>
+        <w:rPr>
+          <w:i/>
+          <w:iCs/>
+        </w:rPr>
+        <w:t xml:space="preserve">Databázové systémy</w:t>
+      </w:r>
+      <w:r>
+        <w:t xml:space="preserve">. Praha: České vysoké učení technické v Praze, 2020. ISBN 978-80-01-06708-6.</w:t>
+      </w:r>
+    </w:p>
+    <w:p>
+      <w:pPr>
+        <w:pStyle w:val="BodyText"/>
+      </w:pPr>
+      <w:r>
+        <w:t xml:space="preserve">ROSENTHAL, Arnon a David REINER. Tools and Transformations — Rigorous and Otherwise — for Practical Database Design.</w:t>
+      </w:r>
+      <w:r>
+        <w:t xml:space="preserve"> </w:t>
+      </w:r>
+      <w:r>
+        <w:rPr>
+          <w:i/>
+          <w:iCs/>
+        </w:rPr>
+        <w:t xml:space="preserve">ACM Transactions on Database Systems</w:t>
+      </w:r>
+      <w:r>
+        <w:t xml:space="preserve">. 1994,</w:t>
+      </w:r>
+      <w:r>
+        <w:t xml:space="preserve"> </w:t>
+      </w:r>
       <w:r>
         <w:rPr>
           <w:b/>
+          <w:bCs/>
         </w:rPr>
-        <w:t xml:space="preserve">K VO3:</w:t>
-      </w:r>
-      <w:r>
-        <w:t xml:space="preserve"> </w:t>
-      </w:r>
-      <w:r>
-        <w:t xml:space="preserve">Bylo navrženo osm hodnoticích kritérií (K1–K8) a metodický rámec navazující komparace, zahrnující sestavení hierarchie, párové porovnání kritérií, testovací scénář nad nainstalovanými nástroji, syntézu priorit a analýzu citlivosti.</w:t>
-      </w:r>
-    </w:p>
-    <w:p>
-      <w:pPr>
-        <w:pStyle w:val="FirstParagraph"/>
-      </w:pPr>
-      <w:r>
-        <w:t xml:space="preserve">Pro navazující bakalářskou práci je doporučeno: a) provést testovací scénář na všech čtyřech nástrojích v jednom kalendářním týdnu, aby byly minimalizovány rozdíly ve zkušenosti hodnotitele; b) při hodnocení kvalitativních kritérií (K2, K6) doplnit slovní zdůvodnění každého párového porovnání; c) zařadit analýzu citlivosti minimálně pro váhy K1 a K8; d) zvážit modelový scénář dvou typových firem (malé a střední) s odlišnými váhami kritérií a porovnat výsledné pořadí mezi scénáři.</w:t>
-      </w:r>
-    </w:p>
-    <w:p>
-      <w:r>
-        <w:br w:type="page"/>
-      </w:r>
-    </w:p>
-    <w:p>
-      <w:pPr>
-        <w:pStyle w:val="Nadpis1"/>
-      </w:pPr>
-      <w:bookmarkStart w:id="58" w:name="seznam-zdrojů"/>
-      <w:r>
-        <w:t xml:space="preserve">Seznam zdrojů</w:t>
-      </w:r>
-      <w:bookmarkEnd w:id="58"/>
-    </w:p>
-    <w:p>
-      <w:pPr>
-        <w:pStyle w:val="FirstParagraph"/>
-      </w:pPr>
-      <w:r>
-        <w:t xml:space="preserve">POKORNÝ, Jaroslav a Michal VALENTA.</w:t>
+        <w:t xml:space="preserve">19</w:t>
+      </w:r>
+      <w:r>
+        <w:t xml:space="preserve">(2), 167-211. ISSN 0362-5915. DOI: 10.1145/176567.176568.</w:t>
+      </w:r>
+    </w:p>
+    <w:p>
+      <w:pPr>
+        <w:pStyle w:val="BodyText"/>
+      </w:pPr>
+      <w:r>
+        <w:t xml:space="preserve">SAATY, Thomas L. How to make a decision: The Analytic Hierarchy Process.</w:t>
       </w:r>
       <w:r>
         <w:t xml:space="preserve"> </w:t>
@@ -2714,19 +2911,33 @@
       <w:r>
         <w:rPr>
           <w:i/>
+          <w:iCs/>
         </w:rPr>
-        <w:t xml:space="preserve">Databázové systémy</w:t>
-      </w:r>
-      <w:r>
-        <w:t xml:space="preserve">. Praha: České vysoké učení technické v Praze, 2020. ISBN 978‑80‑01‑06708‑6.</w:t>
-      </w:r>
-    </w:p>
-    <w:p>
-      <w:pPr>
-        <w:pStyle w:val="BodyText"/>
-      </w:pPr>
-      <w:r>
-        <w:t xml:space="preserve">CHLAPEK, Dušan, Jan KUČERA a Helena PALOVSKÁ.</w:t>
+        <w:t xml:space="preserve">European Journal of Operational Research</w:t>
+      </w:r>
+      <w:r>
+        <w:t xml:space="preserve">. 1990,</w:t>
+      </w:r>
+      <w:r>
+        <w:t xml:space="preserve"> </w:t>
+      </w:r>
+      <w:r>
+        <w:rPr>
+          <w:b/>
+          <w:bCs/>
+        </w:rPr>
+        <w:t xml:space="preserve">48</w:t>
+      </w:r>
+      <w:r>
+        <w:t xml:space="preserve">(1), 9-26. ISSN 0377-2217.</w:t>
+      </w:r>
+    </w:p>
+    <w:p>
+      <w:pPr>
+        <w:pStyle w:val="BodyText"/>
+      </w:pPr>
+      <w:r>
+        <w:t xml:space="preserve">SAATY, Thomas L. Decision making with the analytic hierarchy process.</w:t>
       </w:r>
       <w:r>
         <w:t xml:space="preserve"> </w:t>
@@ -2734,19 +2945,33 @@
       <w:r>
         <w:rPr>
           <w:i/>
+          <w:iCs/>
         </w:rPr>
-        <w:t xml:space="preserve">Datové modelování a návrh relační databáze: Sbírka řešených úloh</w:t>
-      </w:r>
-      <w:r>
-        <w:t xml:space="preserve">. Praha: Vysoká škola ekonomická v Praze, Nakladatelství Oeconomica, 2019. ISBN 978‑80‑245‑2331‑6.</w:t>
-      </w:r>
-    </w:p>
-    <w:p>
-      <w:pPr>
-        <w:pStyle w:val="BodyText"/>
-      </w:pPr>
-      <w:r>
-        <w:t xml:space="preserve">SAATY, Thomas L. How to make a decision: The Analytic Hierarchy Process.</w:t>
+        <w:t xml:space="preserve">International Journal of Services Sciences</w:t>
+      </w:r>
+      <w:r>
+        <w:t xml:space="preserve">. 2008,</w:t>
+      </w:r>
+      <w:r>
+        <w:t xml:space="preserve"> </w:t>
+      </w:r>
+      <w:r>
+        <w:rPr>
+          <w:b/>
+          <w:bCs/>
+        </w:rPr>
+        <w:t xml:space="preserve">1</w:t>
+      </w:r>
+      <w:r>
+        <w:t xml:space="preserve">(1), 83-98. ISSN 1753-1454.</w:t>
+      </w:r>
+    </w:p>
+    <w:p>
+      <w:pPr>
+        <w:pStyle w:val="BodyText"/>
+      </w:pPr>
+      <w:r>
+        <w:t xml:space="preserve">SIMANAVIČIENĖ, Rūta a Sonata VDOVINSKIENĖ. Selection of Computer-Aided Design Software Systems Using the AHP Method.</w:t>
       </w:r>
       <w:r>
         <w:t xml:space="preserve"> </w:t>
@@ -2754,11 +2979,46 @@
       <w:r>
         <w:rPr>
           <w:i/>
+          <w:iCs/>
+        </w:rPr>
+        <w:t xml:space="preserve">Baltic Journal of Modern Computing</w:t>
+      </w:r>
+      <w:r>
+        <w:t xml:space="preserve">. 2023,</w:t>
+      </w:r>
+      <w:r>
+        <w:t xml:space="preserve"> </w:t>
+      </w:r>
+      <w:r>
+        <w:rPr>
+          <w:b/>
+          <w:bCs/>
+        </w:rPr>
+        <w:t xml:space="preserve">11</w:t>
+      </w:r>
+      <w:r>
+        <w:t xml:space="preserve">(2), 272-284. ISSN 2255-8950. DOI: 10.22364/bjmc.2023.11.2.04.</w:t>
+      </w:r>
+    </w:p>
+    <w:p>
+      <w:pPr>
+        <w:pStyle w:val="BodyText"/>
+      </w:pPr>
+      <w:r>
+        <w:t xml:space="preserve">VAIDYA, Omkarprasad S. a Sushil KUMAR. Analytic hierarchy process: An overview of applications.</w:t>
+      </w:r>
+      <w:r>
+        <w:t xml:space="preserve"> </w:t>
+      </w:r>
+      <w:r>
+        <w:rPr>
+          <w:i/>
+          <w:iCs/>
         </w:rPr>
         <w:t xml:space="preserve">European Journal of Operational Research</w:t>
       </w:r>
       <w:r>
-        <w:t xml:space="preserve">. 1990,</w:t>
+        <w:t xml:space="preserve">. 2006,</w:t>
       </w:r>
       <w:r>
         <w:t xml:space="preserve"> </w:t>
@@ -2766,19 +3026,20 @@
       <w:r>
         <w:rPr>
           <w:b/>
+          <w:bCs/>
         </w:rPr>
-        <w:t xml:space="preserve">48</w:t>
-      </w:r>
-      <w:r>
-        <w:t xml:space="preserve">(1), 9–26. ISSN 0377‑2217.</w:t>
-      </w:r>
-    </w:p>
-    <w:p>
-      <w:pPr>
-        <w:pStyle w:val="BodyText"/>
-      </w:pPr>
-      <w:r>
-        <w:t xml:space="preserve">SAATY, Thomas L. Decision making with the analytic hierarchy process.</w:t>
+        <w:t xml:space="preserve">169</w:t>
+      </w:r>
+      <w:r>
+        <w:t xml:space="preserve">(1), 1–29. ISSN 0377-2217. DOI: 10.1016/j.ejor.2004.04.028.</w:t>
+      </w:r>
+    </w:p>
+    <w:p>
+      <w:pPr>
+        <w:pStyle w:val="BodyText"/>
+      </w:pPr>
+      <w:r>
+        <w:t xml:space="preserve">VELASQUEZ, Mark a Patrick T. HESTER. An Analysis of Multi-Criteria Decision Making Methods.</w:t>
       </w:r>
       <w:r>
         <w:t xml:space="preserve"> </w:t>
@@ -2786,11 +3047,12 @@
       <w:r>
         <w:rPr>
           <w:i/>
+          <w:iCs/>
         </w:rPr>
-        <w:t xml:space="preserve">International Journal of Services Sciences</w:t>
-      </w:r>
-      <w:r>
-        <w:t xml:space="preserve">. 2008,</w:t>
+        <w:t xml:space="preserve">International Journal of Operations Research</w:t>
+      </w:r>
+      <w:r>
+        <w:t xml:space="preserve">. 2013,</w:t>
       </w:r>
       <w:r>
         <w:t xml:space="preserve"> </w:t>
@@ -2798,19 +3060,30 @@
       <w:r>
         <w:rPr>
           <w:b/>
+          <w:bCs/>
         </w:rPr>
-        <w:t xml:space="preserve">1</w:t>
-      </w:r>
-      <w:r>
-        <w:t xml:space="preserve">(1), 83–98. ISSN 1753‑1454.</w:t>
-      </w:r>
-    </w:p>
-    <w:p>
-      <w:pPr>
-        <w:pStyle w:val="BodyText"/>
-      </w:pPr>
-      <w:r>
-        <w:t xml:space="preserve">SIMANAVIČIENĖ, Rūta a Sonata VDOVINSKIENĖ. Selection of Computer-Aided Design Software Systems Using the AHP Method.</w:t>
+        <w:t xml:space="preserve">10</w:t>
+      </w:r>
+      <w:r>
+        <w:t xml:space="preserve">(2), 56–66. ISSN 1813-713X.</w:t>
+      </w:r>
+    </w:p>
+    <w:bookmarkEnd w:id="56"/>
+    <w:bookmarkStart w:id="66" w:name="internetové-zdroje"/>
+    <w:p>
+      <w:pPr>
+        <w:pStyle w:val="Nadpis2"/>
+      </w:pPr>
+      <w:r>
+        <w:t xml:space="preserve">Internetové zdroje</w:t>
+      </w:r>
+    </w:p>
+    <w:p>
+      <w:pPr>
+        <w:pStyle w:val="FirstParagraph"/>
+      </w:pPr>
+      <w:r>
+        <w:t xml:space="preserve">DBEAVER.</w:t>
       </w:r>
       <w:r>
         <w:t xml:space="preserve"> </w:t>
@@ -2818,31 +3091,34 @@
       <w:r>
         <w:rPr>
           <w:i/>
+          <w:iCs/>
         </w:rPr>
-        <w:t xml:space="preserve">Baltic Journal of Modern Computing</w:t>
-      </w:r>
-      <w:r>
-        <w:t xml:space="preserve">. 2023,</w:t>
-      </w:r>
-      <w:r>
-        <w:t xml:space="preserve"> </w:t>
-      </w:r>
-      <w:r>
-        <w:rPr>
-          <w:b/>
-        </w:rPr>
-        <w:t xml:space="preserve">11</w:t>
-      </w:r>
-      <w:r>
-        <w:t xml:space="preserve">(2), 272–284. ISSN 2255‑8950. DOI: 10.22364/bjmc.2023.11.2.04.</w:t>
-      </w:r>
-    </w:p>
-    <w:p>
-      <w:pPr>
-        <w:pStyle w:val="BodyText"/>
-      </w:pPr>
-      <w:r>
-        <w:t xml:space="preserve">LARANJEIRO, Nuno a Alexandre Miguel PINTO.</w:t>
+        <w:t xml:space="preserve">DBeaver Documentation</w:t>
+      </w:r>
+      <w:r>
+        <w:t xml:space="preserve"> </w:t>
+      </w:r>
+      <w:r>
+        <w:t xml:space="preserve">[online]. DBeaver Corp., 2026 [cit. 2026-06-09]. Dostupné z:</w:t>
+      </w:r>
+      <w:r>
+        <w:t xml:space="preserve"> </w:t>
+      </w:r>
+      <w:hyperlink r:id="rId57">
+        <w:r>
+          <w:rPr>
+            <w:rStyle w:val="Hypertextovodkaz"/>
+          </w:rPr>
+          <w:t xml:space="preserve">https://dbeaver.com/docs/dbeaver/</w:t>
+        </w:r>
+      </w:hyperlink>
+    </w:p>
+    <w:p>
+      <w:pPr>
+        <w:pStyle w:val="BodyText"/>
+      </w:pPr>
+      <w:r>
+        <w:t xml:space="preserve">DB-ENGINES.</w:t>
       </w:r>
       <w:r>
         <w:t xml:space="preserve"> </w:t>
@@ -2850,6 +3126,42 @@
       <w:r>
         <w:rPr>
           <w:i/>
+          <w:iCs/>
+        </w:rPr>
+        <w:t xml:space="preserve">DB-Engines Ranking</w:t>
+      </w:r>
+      <w:r>
+        <w:t xml:space="preserve"> </w:t>
+      </w:r>
+      <w:r>
+        <w:t xml:space="preserve">[online]. solid IT gmbh, 2026 [cit. 2026-06-14]. Dostupné z:</w:t>
+      </w:r>
+      <w:r>
+        <w:t xml:space="preserve"> </w:t>
+      </w:r>
+      <w:hyperlink r:id="rId58">
+        <w:r>
+          <w:rPr>
+            <w:rStyle w:val="Hypertextovodkaz"/>
+          </w:rPr>
+          <w:t xml:space="preserve">https://db-engines.com/en/ranking</w:t>
+        </w:r>
+      </w:hyperlink>
+    </w:p>
+    <w:p>
+      <w:pPr>
+        <w:pStyle w:val="BodyText"/>
+      </w:pPr>
+      <w:r>
+        <w:t xml:space="preserve">LARANJEIRO, Nuno a Alexandre Miguel PINTO.</w:t>
+      </w:r>
+      <w:r>
+        <w:t xml:space="preserve"> </w:t>
+      </w:r>
+      <w:r>
+        <w:rPr>
+          <w:i/>
+          <w:iCs/>
         </w:rPr>
         <w:t xml:space="preserve">ONDA: ONLine Database Architect</w:t>
       </w:r>
@@ -2857,7 +3169,7 @@
         <w:t xml:space="preserve"> </w:t>
       </w:r>
       <w:r>
-        <w:t xml:space="preserve">[online]. arXiv:2401.16552, 2024 [cit. 2026‑06‑15]. DOI: 10.48550/arXiv.2401.16552. Dostupné z:</w:t>
+        <w:t xml:space="preserve">[online]. arXiv:2401.16552, 2024 [cit. 2026-06-15]. DOI: 10.48550/arXiv.2401.16552. Dostupné z:</w:t>
       </w:r>
       <w:r>
         <w:t xml:space="preserve"> </w:t>
@@ -2876,7 +3188,7 @@
         <w:pStyle w:val="BodyText"/>
       </w:pPr>
       <w:r>
-        <w:t xml:space="preserve">DBEAVER.</w:t>
+        <w:t xml:space="preserve">MYSQL.</w:t>
       </w:r>
       <w:r>
         <w:t xml:space="preserve"> </w:t>
@@ -2884,40 +3196,7 @@
       <w:r>
         <w:rPr>
           <w:i/>
-        </w:rPr>
-        <w:t xml:space="preserve">DBeaver Documentation</w:t>
-      </w:r>
-      <w:r>
-        <w:t xml:space="preserve"> </w:t>
-      </w:r>
-      <w:r>
-        <w:t xml:space="preserve">[online]. DBeaver Corp., 2026 [cit. 2026‑06‑09]. Dostupné z:</w:t>
-      </w:r>
-      <w:r>
-        <w:t xml:space="preserve"> </w:t>
-      </w:r>
-      <w:hyperlink r:id="rId60">
-        <w:r>
-          <w:rPr>
-            <w:rStyle w:val="Hypertextovodkaz"/>
-          </w:rPr>
-          <w:t xml:space="preserve">https://dbeaver.com/docs/dbeaver/</w:t>
-        </w:r>
-      </w:hyperlink>
-    </w:p>
-    <w:p>
-      <w:pPr>
-        <w:pStyle w:val="BodyText"/>
-      </w:pPr>
-      <w:r>
-        <w:t xml:space="preserve">MYSQL.</w:t>
-      </w:r>
-      <w:r>
-        <w:t xml:space="preserve"> </w:t>
-      </w:r>
-      <w:r>
-        <w:rPr>
-          <w:i/>
+          <w:iCs/>
         </w:rPr>
         <w:t xml:space="preserve">MySQL Workbench Manual</w:t>
       </w:r>
@@ -2925,12 +3204,12 @@
         <w:t xml:space="preserve"> </w:t>
       </w:r>
       <w:r>
-        <w:t xml:space="preserve">[online]. Oracle Corporation, 2026 [cit. 2026‑06‑09]. Dostupné z:</w:t>
-      </w:r>
-      <w:r>
-        <w:t xml:space="preserve"> </w:t>
-      </w:r>
-      <w:hyperlink r:id="rId61">
+        <w:t xml:space="preserve">[online]. Oracle Corporation, 2026 [cit. 2026-06-09]. Dostupné z:</w:t>
+      </w:r>
+      <w:r>
+        <w:t xml:space="preserve"> </w:t>
+      </w:r>
+      <w:hyperlink r:id="rId60">
         <w:r>
           <w:rPr>
             <w:rStyle w:val="Hypertextovodkaz"/>
@@ -2952,6 +3231,7 @@
       <w:r>
         <w:rPr>
           <w:i/>
+          <w:iCs/>
         </w:rPr>
         <w:t xml:space="preserve">Oracle SQL Developer Data Modeler</w:t>
       </w:r>
@@ -2959,12 +3239,12 @@
         <w:t xml:space="preserve"> </w:t>
       </w:r>
       <w:r>
-        <w:t xml:space="preserve">[online]. Oracle Corporation, 2026 [cit. 2026‑06‑09]. Dostupné z:</w:t>
-      </w:r>
-      <w:r>
-        <w:t xml:space="preserve"> </w:t>
-      </w:r>
-      <w:hyperlink r:id="rId62">
+        <w:t xml:space="preserve">[online]. Oracle Corporation, 2026 [cit. 2026-06-09]. Dostupné z:</w:t>
+      </w:r>
+      <w:r>
+        <w:t xml:space="preserve"> </w:t>
+      </w:r>
+      <w:hyperlink r:id="rId61">
         <w:r>
           <w:rPr>
             <w:rStyle w:val="Hypertextovodkaz"/>
@@ -2986,19 +3266,20 @@
       <w:r>
         <w:rPr>
           <w:i/>
+          <w:iCs/>
         </w:rPr>
-        <w:t xml:space="preserve">pgModeler — PostgreSQL Database Modeler</w:t>
-      </w:r>
-      <w:r>
-        <w:t xml:space="preserve"> </w:t>
-      </w:r>
-      <w:r>
-        <w:t xml:space="preserve">[online]. Raphael Araújo e Silva, 2026 [cit. 2026‑06‑09]. Dostupné z:</w:t>
-      </w:r>
-      <w:r>
-        <w:t xml:space="preserve"> </w:t>
-      </w:r>
-      <w:hyperlink r:id="rId63">
+        <w:t xml:space="preserve">pgModeler – PostgreSQL Database Modeler</w:t>
+      </w:r>
+      <w:r>
+        <w:t xml:space="preserve"> </w:t>
+      </w:r>
+      <w:r>
+        <w:t xml:space="preserve">[online]. Raphael Araújo e Silva, 2026 [cit. 2026-06-09]. Dostupné z:</w:t>
+      </w:r>
+      <w:r>
+        <w:t xml:space="preserve"> </w:t>
+      </w:r>
+      <w:hyperlink r:id="rId62">
         <w:r>
           <w:rPr>
             <w:rStyle w:val="Hypertextovodkaz"/>
@@ -3020,6 +3301,7 @@
       <w:r>
         <w:rPr>
           <w:i/>
+          <w:iCs/>
         </w:rPr>
         <w:t xml:space="preserve">PostgreSQL Documentation</w:t>
       </w:r>
@@ -3027,12 +3309,12 @@
         <w:t xml:space="preserve"> </w:t>
       </w:r>
       <w:r>
-        <w:t xml:space="preserve">[online]. The PostgreSQL Global Development Group, 2026 [cit. 2026‑06‑09]. Dostupné z:</w:t>
-      </w:r>
-      <w:r>
-        <w:t xml:space="preserve"> </w:t>
-      </w:r>
-      <w:hyperlink r:id="rId64">
+        <w:t xml:space="preserve">[online]. The PostgreSQL Global Development Group, 2026 [cit. 2026-06-09]. Dostupné z:</w:t>
+      </w:r>
+      <w:r>
+        <w:t xml:space="preserve"> </w:t>
+      </w:r>
+      <w:hyperlink r:id="rId63">
         <w:r>
           <w:rPr>
             <w:rStyle w:val="Hypertextovodkaz"/>
@@ -3054,16 +3336,20 @@
       <w:r>
         <w:rPr>
           <w:i/>
+          <w:iCs/>
         </w:rPr>
         <w:t xml:space="preserve">Vícekriteriální metody hodnocení</w:t>
       </w:r>
       <w:r>
-        <w:t xml:space="preserve">. Brno: Masarykova univerzita, 2016. Učební text. Masarykova univerzita. Ekonomicko-správní fakulta. Dostupné z:</w:t>
-      </w:r>
-      <w:r>
-        <w:t xml:space="preserve"> </w:t>
-      </w:r>
-      <w:hyperlink r:id="rId65">
+        <w:t xml:space="preserve"> </w:t>
+      </w:r>
+      <w:r>
+        <w:t xml:space="preserve">[online]. Brno: Masarykova univerzita, Ekonomicko-správní fakulta, 2016. Učební text [cit. 2026-06-09]. Dostupné z:</w:t>
+      </w:r>
+      <w:r>
+        <w:t xml:space="preserve"> </w:t>
+      </w:r>
+      <w:hyperlink r:id="rId64">
         <w:r>
           <w:rPr>
             <w:rStyle w:val="Hypertextovodkaz"/>
@@ -3077,7 +3363,7 @@
         <w:pStyle w:val="BodyText"/>
       </w:pPr>
       <w:r>
-        <w:t xml:space="preserve">CARVALHO, Gonçalo, Sergii MYKOLYSHYN, Bruno CABRAL, Jorge BERNARDINO a Vasco PEREIRA. Comparative Analysis of Data Modeling Design Tools.</w:t>
+        <w:t xml:space="preserve">WATT, Adrienne a Nelson ENG.</w:t>
       </w:r>
       <w:r>
         <w:t xml:space="preserve"> </w:t>
@@ -3085,63 +3371,34 @@
       <w:r>
         <w:rPr>
           <w:i/>
+          <w:iCs/>
         </w:rPr>
-        <w:t xml:space="preserve">IEEE Access</w:t>
-      </w:r>
-      <w:r>
-        <w:t xml:space="preserve">. 2022,</w:t>
-      </w:r>
-      <w:r>
-        <w:t xml:space="preserve"> </w:t>
-      </w:r>
-      <w:r>
-        <w:rPr>
-          <w:b/>
-        </w:rPr>
-        <w:t xml:space="preserve">10</w:t>
-      </w:r>
-      <w:r>
-        <w:t xml:space="preserve">, 3351–3365. ISSN 2169‑3536. DOI: 10.1109/ACCESS.2021.3139071.</w:t>
-      </w:r>
-    </w:p>
-    <w:p>
-      <w:pPr>
-        <w:pStyle w:val="BodyText"/>
-      </w:pPr>
-      <w:r>
-        <w:t xml:space="preserve">DB-ENGINES.</w:t>
-      </w:r>
-      <w:r>
-        <w:t xml:space="preserve"> </w:t>
-      </w:r>
-      <w:r>
-        <w:rPr>
-          <w:i/>
-        </w:rPr>
-        <w:t xml:space="preserve">DB-Engines Ranking</w:t>
-      </w:r>
-      <w:r>
-        <w:t xml:space="preserve"> </w:t>
-      </w:r>
-      <w:r>
-        <w:t xml:space="preserve">[online]. solid IT gmbh, 2026 [cit. 2026‑06‑14]. Dostupné z:</w:t>
-      </w:r>
-      <w:r>
-        <w:t xml:space="preserve"> </w:t>
-      </w:r>
-      <w:hyperlink r:id="rId66">
+        <w:t xml:space="preserve">Database Design</w:t>
+      </w:r>
+      <w:r>
+        <w:t xml:space="preserve"> </w:t>
+      </w:r>
+      <w:r>
+        <w:t xml:space="preserve">[online]. 2nd ed. Victoria: BCcampus, 2014 [cit. 2026-06-18]. Dostupné z:</w:t>
+      </w:r>
+      <w:r>
+        <w:t xml:space="preserve"> </w:t>
+      </w:r>
+      <w:hyperlink r:id="rId65">
         <w:r>
           <w:rPr>
             <w:rStyle w:val="Hypertextovodkaz"/>
           </w:rPr>
-          <w:t xml:space="preserve">https://db-engines.com/en/ranking</w:t>
+          <w:t xml:space="preserve">https://opentextbc.ca/dbdesign01/</w:t>
         </w:r>
       </w:hyperlink>
     </w:p>
+    <w:bookmarkEnd w:id="66"/>
+    <w:bookmarkEnd w:id="67"/>
     <w:sectPr>
-      <w:footerReference w:type="default" r:id="rId11"/>
-      <w:pgSz w:w="11906" w:h="16838"/>
-      <w:pgMar w:top="1417" w:right="1417" w:bottom="1417" w:left="1417" w:header="708" w:footer="708" w:gutter="0"/>
+      <w:footerReference r:id="rId11" w:type="default"/>
+      <w:pgSz w:h="16838" w:w="11906"/>
+      <w:pgMar w:bottom="1417" w:footer="708" w:gutter="0" w:header="708" w:left="1417" w:right="1417" w:top="1417"/>
       <w:pgNumType w:start="1"/>
       <w:cols w:space="708"/>
       <w:docGrid w:linePitch="360"/>
@@ -3288,7 +3545,7 @@
 </file>
 
 <file path=word/numbering.xml><?xml version="1.0" encoding="utf-8"?>
-<w:numbering xmlns:wpc="http://schemas.microsoft.com/office/word/2010/wordprocessingCanvas" xmlns:mc="http://schemas.openxmlformats.org/markup-compatibility/2006" xmlns:o="urn:schemas-microsoft-com:office:office" xmlns:r="http://schemas.openxmlformats.org/officeDocument/2006/relationships" xmlns:m="http://schemas.openxmlformats.org/officeDocument/2006/math" xmlns:v="urn:schemas-microsoft-com:vml" xmlns:wp14="http://schemas.microsoft.com/office/word/2010/wordprocessingDrawing" xmlns:wp="http://schemas.openxmlformats.org/drawingml/2006/wordprocessingDrawing" xmlns:w10="urn:schemas-microsoft-com:office:word" xmlns:w="http://schemas.openxmlformats.org/wordprocessingml/2006/main" xmlns:w14="http://schemas.microsoft.com/office/word/2010/wordml" xmlns:wpg="http://schemas.microsoft.com/office/word/2010/wordprocessingGroup" xmlns:wpi="http://schemas.microsoft.com/office/word/2010/wordprocessingInk" xmlns:wne="http://schemas.microsoft.com/office/word/2006/wordml" xmlns:wps="http://schemas.microsoft.com/office/word/2010/wordprocessingShape" mc:Ignorable="w14 wp14">
+<w:numbering xmlns:m="http://schemas.openxmlformats.org/officeDocument/2006/math" xmlns:mc="http://schemas.openxmlformats.org/markup-compatibility/2006" xmlns:o="urn:schemas-microsoft-com:office:office" xmlns:r="http://schemas.openxmlformats.org/officeDocument/2006/relationships" xmlns:v="urn:schemas-microsoft-com:vml" xmlns:w="http://schemas.openxmlformats.org/wordprocessingml/2006/main" xmlns:w10="urn:schemas-microsoft-com:office:word" xmlns:w14="http://schemas.microsoft.com/office/word/2010/wordml" xmlns:wne="http://schemas.microsoft.com/office/word/2006/wordml" xmlns:wp="http://schemas.openxmlformats.org/drawingml/2006/wordprocessingDrawing" xmlns:wp14="http://schemas.microsoft.com/office/word/2010/wordprocessingDrawing" xmlns:wpc="http://schemas.microsoft.com/office/word/2010/wordprocessingCanvas" xmlns:wpg="http://schemas.microsoft.com/office/word/2010/wordprocessingGroup" xmlns:wpi="http://schemas.microsoft.com/office/word/2010/wordprocessingInk" xmlns:wps="http://schemas.microsoft.com/office/word/2010/wordprocessingShape" mc:Ignorable="w14 wp14">
   <w:abstractNum w:abstractNumId="0">
     <w:nsid w:val="00D52ABB"/>
     <w:multiLevelType w:val="multilevel"/>
@@ -3299,7 +3556,7 @@
       <w:lvlText w:val="%1."/>
       <w:lvlJc w:val="left"/>
       <w:pPr>
-        <w:ind w:left="720" w:hanging="360"/>
+        <w:ind w:hanging="360" w:left="720"/>
       </w:pPr>
       <w:rPr>
         <w:rFonts w:hint="default"/>
@@ -3311,7 +3568,7 @@
       <w:lvlText w:val="%1.%2."/>
       <w:lvlJc w:val="left"/>
       <w:pPr>
-        <w:ind w:left="1152" w:hanging="432"/>
+        <w:ind w:hanging="432" w:left="1152"/>
       </w:pPr>
       <w:rPr>
         <w:rFonts w:hint="default"/>
@@ -3323,7 +3580,7 @@
       <w:lvlText w:val="%1.%2.%3."/>
       <w:lvlJc w:val="left"/>
       <w:pPr>
-        <w:ind w:left="1584" w:hanging="504"/>
+        <w:ind w:hanging="504" w:left="1584"/>
       </w:pPr>
       <w:rPr>
         <w:rFonts w:hint="default"/>
@@ -3335,7 +3592,7 @@
       <w:lvlText w:val="%1.%2.%3.%4."/>
       <w:lvlJc w:val="left"/>
       <w:pPr>
-        <w:ind w:left="2088" w:hanging="648"/>
+        <w:ind w:hanging="648" w:left="2088"/>
       </w:pPr>
       <w:rPr>
         <w:rFonts w:hint="default"/>
@@ -3347,7 +3604,7 @@
       <w:lvlText w:val="%1.%2.%3.%4.%5."/>
       <w:lvlJc w:val="left"/>
       <w:pPr>
-        <w:ind w:left="2592" w:hanging="792"/>
+        <w:ind w:hanging="792" w:left="2592"/>
       </w:pPr>
       <w:rPr>
         <w:rFonts w:hint="default"/>
@@ -3359,7 +3616,7 @@
       <w:lvlText w:val="%1.%2.%3.%4.%5.%6."/>
       <w:lvlJc w:val="left"/>
       <w:pPr>
-        <w:ind w:left="3096" w:hanging="936"/>
+        <w:ind w:hanging="936" w:left="3096"/>
       </w:pPr>
       <w:rPr>
         <w:rFonts w:hint="default"/>
@@ -3371,7 +3628,7 @@
       <w:lvlText w:val="%1.%2.%3.%4.%5.%6.%7."/>
       <w:lvlJc w:val="left"/>
       <w:pPr>
-        <w:ind w:left="3600" w:hanging="1080"/>
+        <w:ind w:hanging="1080" w:left="3600"/>
       </w:pPr>
       <w:rPr>
         <w:rFonts w:hint="default"/>
@@ -3383,7 +3640,7 @@
       <w:lvlText w:val="%1.%2.%3.%4.%5.%6.%7.%8."/>
       <w:lvlJc w:val="left"/>
       <w:pPr>
-        <w:ind w:left="4104" w:hanging="1224"/>
+        <w:ind w:hanging="1224" w:left="4104"/>
       </w:pPr>
       <w:rPr>
         <w:rFonts w:hint="default"/>
@@ -3395,7 +3652,7 @@
       <w:lvlText w:val="%1.%2.%3.%4.%5.%6.%7.%8.%9."/>
       <w:lvlJc w:val="left"/>
       <w:pPr>
-        <w:ind w:left="4680" w:hanging="1440"/>
+        <w:ind w:hanging="1440" w:left="4680"/>
       </w:pPr>
       <w:rPr>
         <w:rFonts w:hint="default"/>
@@ -3412,82 +3669,82 @@
       <w:lvlText w:val="%1."/>
       <w:lvlJc w:val="left"/>
       <w:pPr>
-        <w:ind w:left="720" w:hanging="360"/>
-      </w:pPr>
-      <w:rPr>
-        <w:rFonts w:hint="default"/>
-      </w:rPr>
-    </w:lvl>
-    <w:lvl w:ilvl="1" w:tplc="04050019" w:tentative="1">
+        <w:ind w:hanging="360" w:left="720"/>
+      </w:pPr>
+      <w:rPr>
+        <w:rFonts w:hint="default"/>
+      </w:rPr>
+    </w:lvl>
+    <w:lvl w:ilvl="1" w:tentative="1" w:tplc="04050019">
       <w:start w:val="1"/>
       <w:numFmt w:val="lowerLetter"/>
       <w:lvlText w:val="%2."/>
       <w:lvlJc w:val="left"/>
       <w:pPr>
-        <w:ind w:left="1440" w:hanging="360"/>
-      </w:pPr>
-    </w:lvl>
-    <w:lvl w:ilvl="2" w:tplc="0405001B" w:tentative="1">
+        <w:ind w:hanging="360" w:left="1440"/>
+      </w:pPr>
+    </w:lvl>
+    <w:lvl w:ilvl="2" w:tentative="1" w:tplc="0405001B">
       <w:start w:val="1"/>
       <w:numFmt w:val="lowerRoman"/>
       <w:lvlText w:val="%3."/>
       <w:lvlJc w:val="right"/>
       <w:pPr>
-        <w:ind w:left="2160" w:hanging="180"/>
-      </w:pPr>
-    </w:lvl>
-    <w:lvl w:ilvl="3" w:tplc="0405000F" w:tentative="1">
+        <w:ind w:hanging="180" w:left="2160"/>
+      </w:pPr>
+    </w:lvl>
+    <w:lvl w:ilvl="3" w:tentative="1" w:tplc="0405000F">
       <w:start w:val="1"/>
       <w:numFmt w:val="decimal"/>
       <w:lvlText w:val="%4."/>
       <w:lvlJc w:val="left"/>
       <w:pPr>
-        <w:ind w:left="2880" w:hanging="360"/>
-      </w:pPr>
-    </w:lvl>
-    <w:lvl w:ilvl="4" w:tplc="04050019" w:tentative="1">
+        <w:ind w:hanging="360" w:left="2880"/>
+      </w:pPr>
+    </w:lvl>
+    <w:lvl w:ilvl="4" w:tentative="1" w:tplc="04050019">
       <w:start w:val="1"/>
       <w:numFmt w:val="lowerLetter"/>
       <w:lvlText w:val="%5."/>
       <w:lvlJc w:val="left"/>
       <w:pPr>
-        <w:ind w:left="3600" w:hanging="360"/>
-      </w:pPr>
-    </w:lvl>
-    <w:lvl w:ilvl="5" w:tplc="0405001B" w:tentative="1">
+        <w:ind w:hanging="360" w:left="3600"/>
+      </w:pPr>
+    </w:lvl>
+    <w:lvl w:ilvl="5" w:tentative="1" w:tplc="0405001B">
       <w:start w:val="1"/>
       <w:numFmt w:val="lowerRoman"/>
       <w:lvlText w:val="%6."/>
       <w:lvlJc w:val="right"/>
       <w:pPr>
-        <w:ind w:left="4320" w:hanging="180"/>
-      </w:pPr>
-    </w:lvl>
-    <w:lvl w:ilvl="6" w:tplc="0405000F" w:tentative="1">
+        <w:ind w:hanging="180" w:left="4320"/>
+      </w:pPr>
+    </w:lvl>
+    <w:lvl w:ilvl="6" w:tentative="1" w:tplc="0405000F">
       <w:start w:val="1"/>
       <w:numFmt w:val="decimal"/>
       <w:lvlText w:val="%7."/>
       <w:lvlJc w:val="left"/>
       <w:pPr>
-        <w:ind w:left="5040" w:hanging="360"/>
-      </w:pPr>
-    </w:lvl>
-    <w:lvl w:ilvl="7" w:tplc="04050019" w:tentative="1">
+        <w:ind w:hanging="360" w:left="5040"/>
+      </w:pPr>
+    </w:lvl>
+    <w:lvl w:ilvl="7" w:tentative="1" w:tplc="04050019">
       <w:start w:val="1"/>
       <w:numFmt w:val="lowerLetter"/>
       <w:lvlText w:val="%8."/>
       <w:lvlJc w:val="left"/>
       <w:pPr>
-        <w:ind w:left="5760" w:hanging="360"/>
-      </w:pPr>
-    </w:lvl>
-    <w:lvl w:ilvl="8" w:tplc="0405001B" w:tentative="1">
+        <w:ind w:hanging="360" w:left="5760"/>
+      </w:pPr>
+    </w:lvl>
+    <w:lvl w:ilvl="8" w:tentative="1" w:tplc="0405001B">
       <w:start w:val="1"/>
       <w:numFmt w:val="lowerRoman"/>
       <w:lvlText w:val="%9."/>
       <w:lvlJc w:val="right"/>
       <w:pPr>
-        <w:ind w:left="6480" w:hanging="180"/>
+        <w:ind w:hanging="180" w:left="6480"/>
       </w:pPr>
     </w:lvl>
   </w:abstractNum>
@@ -3501,7 +3758,7 @@
       <w:lvlText w:val="%1."/>
       <w:lvlJc w:val="left"/>
       <w:pPr>
-        <w:ind w:left="644" w:hanging="360"/>
+        <w:ind w:hanging="360" w:left="644"/>
       </w:pPr>
       <w:rPr>
         <w:rFonts w:hint="default"/>
@@ -3513,7 +3770,7 @@
       <w:lvlText w:val="8.1"/>
       <w:lvlJc w:val="left"/>
       <w:pPr>
-        <w:ind w:left="1152" w:hanging="432"/>
+        <w:ind w:hanging="432" w:left="1152"/>
       </w:pPr>
       <w:rPr>
         <w:rFonts w:hint="default"/>
@@ -3525,7 +3782,7 @@
       <w:lvlText w:val="%1.%2.%3."/>
       <w:lvlJc w:val="left"/>
       <w:pPr>
-        <w:ind w:left="1584" w:hanging="504"/>
+        <w:ind w:hanging="504" w:left="1584"/>
       </w:pPr>
       <w:rPr>
         <w:rFonts w:hint="default"/>
@@ -3537,7 +3794,7 @@
       <w:lvlText w:val="%1.%2.%3.%4."/>
       <w:lvlJc w:val="left"/>
       <w:pPr>
-        <w:ind w:left="2088" w:hanging="648"/>
+        <w:ind w:hanging="648" w:left="2088"/>
       </w:pPr>
       <w:rPr>
         <w:rFonts w:hint="default"/>
@@ -3549,7 +3806,7 @@
       <w:lvlText w:val="%1.%2.%3.%4.%5."/>
       <w:lvlJc w:val="left"/>
       <w:pPr>
-        <w:ind w:left="2592" w:hanging="792"/>
+        <w:ind w:hanging="792" w:left="2592"/>
       </w:pPr>
       <w:rPr>
         <w:rFonts w:hint="default"/>
@@ -3561,7 +3818,7 @@
       <w:lvlText w:val="%1.%2.%3.%4.%5.%6."/>
       <w:lvlJc w:val="left"/>
       <w:pPr>
-        <w:ind w:left="3096" w:hanging="936"/>
+        <w:ind w:hanging="936" w:left="3096"/>
       </w:pPr>
       <w:rPr>
         <w:rFonts w:hint="default"/>
@@ -3573,7 +3830,7 @@
       <w:lvlText w:val="%1.%2.%3.%4.%5.%6.%7."/>
       <w:lvlJc w:val="left"/>
       <w:pPr>
-        <w:ind w:left="3600" w:hanging="1080"/>
+        <w:ind w:hanging="1080" w:left="3600"/>
       </w:pPr>
       <w:rPr>
         <w:rFonts w:hint="default"/>
@@ -3585,7 +3842,7 @@
       <w:lvlText w:val="%1.%2.%3.%4.%5.%6.%7.%8."/>
       <w:lvlJc w:val="left"/>
       <w:pPr>
-        <w:ind w:left="4104" w:hanging="1224"/>
+        <w:ind w:hanging="1224" w:left="4104"/>
       </w:pPr>
       <w:rPr>
         <w:rFonts w:hint="default"/>
@@ -3597,7 +3854,7 @@
       <w:lvlText w:val="%1.%2.%3.%4.%5.%6.%7.%8.%9."/>
       <w:lvlJc w:val="left"/>
       <w:pPr>
-        <w:ind w:left="4680" w:hanging="1440"/>
+        <w:ind w:hanging="1440" w:left="4680"/>
       </w:pPr>
       <w:rPr>
         <w:rFonts w:hint="default"/>
@@ -3614,7 +3871,7 @@
       <w:lvlText w:val="%1."/>
       <w:lvlJc w:val="left"/>
       <w:pPr>
-        <w:ind w:left="720" w:hanging="360"/>
+        <w:ind w:hanging="360" w:left="720"/>
       </w:pPr>
       <w:rPr>
         <w:rFonts w:hint="default"/>
@@ -3626,7 +3883,7 @@
       <w:lvlText w:val="%1.%2."/>
       <w:lvlJc w:val="left"/>
       <w:pPr>
-        <w:ind w:left="1152" w:hanging="432"/>
+        <w:ind w:hanging="432" w:left="1152"/>
       </w:pPr>
       <w:rPr>
         <w:rFonts w:hint="default"/>
@@ -3638,7 +3895,7 @@
       <w:lvlText w:val="%1.%2.%3."/>
       <w:lvlJc w:val="left"/>
       <w:pPr>
-        <w:ind w:left="1584" w:hanging="504"/>
+        <w:ind w:hanging="504" w:left="1584"/>
       </w:pPr>
       <w:rPr>
         <w:rFonts w:hint="default"/>
@@ -3650,7 +3907,7 @@
       <w:lvlText w:val="%1.%2.%3.%4."/>
       <w:lvlJc w:val="left"/>
       <w:pPr>
-        <w:ind w:left="2088" w:hanging="648"/>
+        <w:ind w:hanging="648" w:left="2088"/>
       </w:pPr>
       <w:rPr>
         <w:rFonts w:hint="default"/>
@@ -3662,7 +3919,7 @@
       <w:lvlText w:val="%1.%2.%3.%4.%5."/>
       <w:lvlJc w:val="left"/>
       <w:pPr>
-        <w:ind w:left="2592" w:hanging="792"/>
+        <w:ind w:hanging="792" w:left="2592"/>
       </w:pPr>
       <w:rPr>
         <w:rFonts w:hint="default"/>
@@ -3674,7 +3931,7 @@
       <w:lvlText w:val="%1.%2.%3.%4.%5.%6."/>
       <w:lvlJc w:val="left"/>
       <w:pPr>
-        <w:ind w:left="3096" w:hanging="936"/>
+        <w:ind w:hanging="936" w:left="3096"/>
       </w:pPr>
       <w:rPr>
         <w:rFonts w:hint="default"/>
@@ -3686,7 +3943,7 @@
       <w:lvlText w:val="%1.%2.%3.%4.%5.%6.%7."/>
       <w:lvlJc w:val="left"/>
       <w:pPr>
-        <w:ind w:left="3600" w:hanging="1080"/>
+        <w:ind w:hanging="1080" w:left="3600"/>
       </w:pPr>
       <w:rPr>
         <w:rFonts w:hint="default"/>
@@ -3698,7 +3955,7 @@
       <w:lvlText w:val="%1.%2.%3.%4.%5.%6.%7.%8."/>
       <w:lvlJc w:val="left"/>
       <w:pPr>
-        <w:ind w:left="4104" w:hanging="1224"/>
+        <w:ind w:hanging="1224" w:left="4104"/>
       </w:pPr>
       <w:rPr>
         <w:rFonts w:hint="default"/>
@@ -3710,7 +3967,7 @@
       <w:lvlText w:val="%1.%2.%3.%4.%5.%6.%7.%8.%9."/>
       <w:lvlJc w:val="left"/>
       <w:pPr>
-        <w:ind w:left="4680" w:hanging="1440"/>
+        <w:ind w:hanging="1440" w:left="4680"/>
       </w:pPr>
       <w:rPr>
         <w:rFonts w:hint="default"/>
@@ -3727,7 +3984,7 @@
       <w:lvlText w:val="%1."/>
       <w:lvlJc w:val="left"/>
       <w:pPr>
-        <w:ind w:left="720" w:hanging="360"/>
+        <w:ind w:hanging="360" w:left="720"/>
       </w:pPr>
       <w:rPr>
         <w:rFonts w:hint="default"/>
@@ -3739,7 +3996,7 @@
       <w:lvlText w:val="%1.%2."/>
       <w:lvlJc w:val="left"/>
       <w:pPr>
-        <w:ind w:left="1152" w:hanging="432"/>
+        <w:ind w:hanging="432" w:left="1152"/>
       </w:pPr>
       <w:rPr>
         <w:rFonts w:hint="default"/>
@@ -3751,7 +4008,7 @@
       <w:lvlText w:val="%1.%2.%3."/>
       <w:lvlJc w:val="left"/>
       <w:pPr>
-        <w:ind w:left="1584" w:hanging="504"/>
+        <w:ind w:hanging="504" w:left="1584"/>
       </w:pPr>
       <w:rPr>
         <w:rFonts w:hint="default"/>
@@ -3763,7 +4020,7 @@
       <w:lvlText w:val="%1.%2.%3.%4."/>
       <w:lvlJc w:val="left"/>
       <w:pPr>
-        <w:ind w:left="2088" w:hanging="648"/>
+        <w:ind w:hanging="648" w:left="2088"/>
       </w:pPr>
       <w:rPr>
         <w:rFonts w:hint="default"/>
@@ -3775,7 +4032,7 @@
       <w:lvlText w:val="%1.%2.%3.%4.%5."/>
       <w:lvlJc w:val="left"/>
       <w:pPr>
-        <w:ind w:left="2592" w:hanging="792"/>
+        <w:ind w:hanging="792" w:left="2592"/>
       </w:pPr>
       <w:rPr>
         <w:rFonts w:hint="default"/>
@@ -3787,7 +4044,7 @@
       <w:lvlText w:val="%1.%2.%3.%4.%5.%6."/>
       <w:lvlJc w:val="left"/>
       <w:pPr>
-        <w:ind w:left="3096" w:hanging="936"/>
+        <w:ind w:hanging="936" w:left="3096"/>
       </w:pPr>
       <w:rPr>
         <w:rFonts w:hint="default"/>
@@ -3799,7 +4056,7 @@
       <w:lvlText w:val="%1.%2.%3.%4.%5.%6.%7."/>
       <w:lvlJc w:val="left"/>
       <w:pPr>
-        <w:ind w:left="3600" w:hanging="1080"/>
+        <w:ind w:hanging="1080" w:left="3600"/>
       </w:pPr>
       <w:rPr>
         <w:rFonts w:hint="default"/>
@@ -3811,7 +4068,7 @@
       <w:lvlText w:val="%1.%2.%3.%4.%5.%6.%7.%8."/>
       <w:lvlJc w:val="left"/>
       <w:pPr>
-        <w:ind w:left="4104" w:hanging="1224"/>
+        <w:ind w:hanging="1224" w:left="4104"/>
       </w:pPr>
       <w:rPr>
         <w:rFonts w:hint="default"/>
@@ -3823,7 +4080,7 @@
       <w:lvlText w:val="%1.%2.%3.%4.%5.%6.%7.%8.%9."/>
       <w:lvlJc w:val="left"/>
       <w:pPr>
-        <w:ind w:left="4680" w:hanging="1440"/>
+        <w:ind w:hanging="1440" w:left="4680"/>
       </w:pPr>
       <w:rPr>
         <w:rFonts w:hint="default"/>
@@ -3840,79 +4097,79 @@
       <w:lvlText w:val="%1."/>
       <w:lvlJc w:val="left"/>
       <w:pPr>
-        <w:ind w:left="720" w:hanging="360"/>
-      </w:pPr>
-    </w:lvl>
-    <w:lvl w:ilvl="1" w:tplc="04050019" w:tentative="1">
+        <w:ind w:hanging="360" w:left="720"/>
+      </w:pPr>
+    </w:lvl>
+    <w:lvl w:ilvl="1" w:tentative="1" w:tplc="04050019">
       <w:start w:val="1"/>
       <w:numFmt w:val="lowerLetter"/>
       <w:lvlText w:val="%2."/>
       <w:lvlJc w:val="left"/>
       <w:pPr>
-        <w:ind w:left="1440" w:hanging="360"/>
-      </w:pPr>
-    </w:lvl>
-    <w:lvl w:ilvl="2" w:tplc="0405001B" w:tentative="1">
+        <w:ind w:hanging="360" w:left="1440"/>
+      </w:pPr>
+    </w:lvl>
+    <w:lvl w:ilvl="2" w:tentative="1" w:tplc="0405001B">
       <w:start w:val="1"/>
       <w:numFmt w:val="lowerRoman"/>
       <w:lvlText w:val="%3."/>
       <w:lvlJc w:val="right"/>
       <w:pPr>
-        <w:ind w:left="2160" w:hanging="180"/>
-      </w:pPr>
-    </w:lvl>
-    <w:lvl w:ilvl="3" w:tplc="0405000F" w:tentative="1">
+        <w:ind w:hanging="180" w:left="2160"/>
+      </w:pPr>
+    </w:lvl>
+    <w:lvl w:ilvl="3" w:tentative="1" w:tplc="0405000F">
       <w:start w:val="1"/>
       <w:numFmt w:val="decimal"/>
       <w:lvlText w:val="%4."/>
       <w:lvlJc w:val="left"/>
       <w:pPr>
-        <w:ind w:left="2880" w:hanging="360"/>
-      </w:pPr>
-    </w:lvl>
-    <w:lvl w:ilvl="4" w:tplc="04050019" w:tentative="1">
+        <w:ind w:hanging="360" w:left="2880"/>
+      </w:pPr>
+    </w:lvl>
+    <w:lvl w:ilvl="4" w:tentative="1" w:tplc="04050019">
       <w:start w:val="1"/>
       <w:numFmt w:val="lowerLetter"/>
       <w:lvlText w:val="%5."/>
       <w:lvlJc w:val="left"/>
       <w:pPr>
-        <w:ind w:left="3600" w:hanging="360"/>
-      </w:pPr>
-    </w:lvl>
-    <w:lvl w:ilvl="5" w:tplc="0405001B" w:tentative="1">
+        <w:ind w:hanging="360" w:left="3600"/>
+      </w:pPr>
+    </w:lvl>
+    <w:lvl w:ilvl="5" w:tentative="1" w:tplc="0405001B">
       <w:start w:val="1"/>
       <w:numFmt w:val="lowerRoman"/>
       <w:lvlText w:val="%6."/>
       <w:lvlJc w:val="right"/>
       <w:pPr>
-        <w:ind w:left="4320" w:hanging="180"/>
-      </w:pPr>
-    </w:lvl>
-    <w:lvl w:ilvl="6" w:tplc="0405000F" w:tentative="1">
+        <w:ind w:hanging="180" w:left="4320"/>
+      </w:pPr>
+    </w:lvl>
+    <w:lvl w:ilvl="6" w:tentative="1" w:tplc="0405000F">
       <w:start w:val="1"/>
       <w:numFmt w:val="decimal"/>
       <w:lvlText w:val="%7."/>
       <w:lvlJc w:val="left"/>
       <w:pPr>
-        <w:ind w:left="5040" w:hanging="360"/>
-      </w:pPr>
-    </w:lvl>
-    <w:lvl w:ilvl="7" w:tplc="04050019" w:tentative="1">
+        <w:ind w:hanging="360" w:left="5040"/>
+      </w:pPr>
+    </w:lvl>
+    <w:lvl w:ilvl="7" w:tentative="1" w:tplc="04050019">
       <w:start w:val="1"/>
       <w:numFmt w:val="lowerLetter"/>
       <w:lvlText w:val="%8."/>
       <w:lvlJc w:val="left"/>
       <w:pPr>
-        <w:ind w:left="5760" w:hanging="360"/>
-      </w:pPr>
-    </w:lvl>
-    <w:lvl w:ilvl="8" w:tplc="0405001B" w:tentative="1">
+        <w:ind w:hanging="360" w:left="5760"/>
+      </w:pPr>
+    </w:lvl>
+    <w:lvl w:ilvl="8" w:tentative="1" w:tplc="0405001B">
       <w:start w:val="1"/>
       <w:numFmt w:val="lowerRoman"/>
       <w:lvlText w:val="%9."/>
       <w:lvlJc w:val="right"/>
       <w:pPr>
-        <w:ind w:left="6480" w:hanging="180"/>
+        <w:ind w:hanging="180" w:left="6480"/>
       </w:pPr>
     </w:lvl>
   </w:abstractNum>
@@ -3926,83 +4183,83 @@
       <w:lvlText w:val="%1)"/>
       <w:lvlJc w:val="left"/>
       <w:pPr>
-        <w:ind w:left="1065" w:hanging="360"/>
+        <w:ind w:hanging="360" w:left="1065"/>
       </w:pPr>
       <w:rPr>
         <w:rFonts w:hint="default"/>
         <w:b w:val="0"/>
       </w:rPr>
     </w:lvl>
-    <w:lvl w:ilvl="1" w:tplc="04050019" w:tentative="1">
+    <w:lvl w:ilvl="1" w:tentative="1" w:tplc="04050019">
       <w:start w:val="1"/>
       <w:numFmt w:val="lowerLetter"/>
       <w:lvlText w:val="%2."/>
       <w:lvlJc w:val="left"/>
       <w:pPr>
-        <w:ind w:left="1785" w:hanging="360"/>
-      </w:pPr>
-    </w:lvl>
-    <w:lvl w:ilvl="2" w:tplc="0405001B" w:tentative="1">
+        <w:ind w:hanging="360" w:left="1785"/>
+      </w:pPr>
+    </w:lvl>
+    <w:lvl w:ilvl="2" w:tentative="1" w:tplc="0405001B">
       <w:start w:val="1"/>
       <w:numFmt w:val="lowerRoman"/>
       <w:lvlText w:val="%3."/>
       <w:lvlJc w:val="right"/>
       <w:pPr>
-        <w:ind w:left="2505" w:hanging="180"/>
-      </w:pPr>
-    </w:lvl>
-    <w:lvl w:ilvl="3" w:tplc="0405000F" w:tentative="1">
+        <w:ind w:hanging="180" w:left="2505"/>
+      </w:pPr>
+    </w:lvl>
+    <w:lvl w:ilvl="3" w:tentative="1" w:tplc="0405000F">
       <w:start w:val="1"/>
       <w:numFmt w:val="decimal"/>
       <w:lvlText w:val="%4."/>
       <w:lvlJc w:val="left"/>
       <w:pPr>
-        <w:ind w:left="3225" w:hanging="360"/>
-      </w:pPr>
-    </w:lvl>
-    <w:lvl w:ilvl="4" w:tplc="04050019" w:tentative="1">
+        <w:ind w:hanging="360" w:left="3225"/>
+      </w:pPr>
+    </w:lvl>
+    <w:lvl w:ilvl="4" w:tentative="1" w:tplc="04050019">
       <w:start w:val="1"/>
       <w:numFmt w:val="lowerLetter"/>
       <w:lvlText w:val="%5."/>
       <w:lvlJc w:val="left"/>
       <w:pPr>
-        <w:ind w:left="3945" w:hanging="360"/>
-      </w:pPr>
-    </w:lvl>
-    <w:lvl w:ilvl="5" w:tplc="0405001B" w:tentative="1">
+        <w:ind w:hanging="360" w:left="3945"/>
+      </w:pPr>
+    </w:lvl>
+    <w:lvl w:ilvl="5" w:tentative="1" w:tplc="0405001B">
       <w:start w:val="1"/>
       <w:numFmt w:val="lowerRoman"/>
       <w:lvlText w:val="%6."/>
       <w:lvlJc w:val="right"/>
       <w:pPr>
-        <w:ind w:left="4665" w:hanging="180"/>
-      </w:pPr>
-    </w:lvl>
-    <w:lvl w:ilvl="6" w:tplc="0405000F" w:tentative="1">
+        <w:ind w:hanging="180" w:left="4665"/>
+      </w:pPr>
+    </w:lvl>
+    <w:lvl w:ilvl="6" w:tentative="1" w:tplc="0405000F">
       <w:start w:val="1"/>
       <w:numFmt w:val="decimal"/>
       <w:lvlText w:val="%7."/>
       <w:lvlJc w:val="left"/>
       <w:pPr>
-        <w:ind w:left="5385" w:hanging="360"/>
-      </w:pPr>
-    </w:lvl>
-    <w:lvl w:ilvl="7" w:tplc="04050019" w:tentative="1">
+        <w:ind w:hanging="360" w:left="5385"/>
+      </w:pPr>
+    </w:lvl>
+    <w:lvl w:ilvl="7" w:tentative="1" w:tplc="04050019">
       <w:start w:val="1"/>
       <w:numFmt w:val="lowerLetter"/>
       <w:lvlText w:val="%8."/>
       <w:lvlJc w:val="left"/>
       <w:pPr>
-        <w:ind w:left="6105" w:hanging="360"/>
-      </w:pPr>
-    </w:lvl>
-    <w:lvl w:ilvl="8" w:tplc="0405001B" w:tentative="1">
+        <w:ind w:hanging="360" w:left="6105"/>
+      </w:pPr>
+    </w:lvl>
+    <w:lvl w:ilvl="8" w:tentative="1" w:tplc="0405001B">
       <w:start w:val="1"/>
       <w:numFmt w:val="lowerRoman"/>
       <w:lvlText w:val="%9."/>
       <w:lvlJc w:val="right"/>
       <w:pPr>
-        <w:ind w:left="6825" w:hanging="180"/>
+        <w:ind w:hanging="180" w:left="6825"/>
       </w:pPr>
     </w:lvl>
   </w:abstractNum>
@@ -4016,7 +4273,7 @@
       <w:lvlText w:val="%1."/>
       <w:lvlJc w:val="left"/>
       <w:pPr>
-        <w:ind w:left="360" w:hanging="360"/>
+        <w:ind w:hanging="360" w:left="360"/>
       </w:pPr>
     </w:lvl>
     <w:lvl w:ilvl="1">
@@ -4025,7 +4282,7 @@
       <w:lvlText w:val="%1.%2."/>
       <w:lvlJc w:val="left"/>
       <w:pPr>
-        <w:ind w:left="792" w:hanging="432"/>
+        <w:ind w:hanging="432" w:left="792"/>
       </w:pPr>
     </w:lvl>
     <w:lvl w:ilvl="2">
@@ -4034,7 +4291,7 @@
       <w:lvlText w:val="%1.%2.%3."/>
       <w:lvlJc w:val="left"/>
       <w:pPr>
-        <w:ind w:left="1224" w:hanging="504"/>
+        <w:ind w:hanging="504" w:left="1224"/>
       </w:pPr>
     </w:lvl>
     <w:lvl w:ilvl="3">
@@ -4043,7 +4300,7 @@
       <w:lvlText w:val="%1.%2.%3.%4."/>
       <w:lvlJc w:val="left"/>
       <w:pPr>
-        <w:ind w:left="1728" w:hanging="648"/>
+        <w:ind w:hanging="648" w:left="1728"/>
       </w:pPr>
     </w:lvl>
     <w:lvl w:ilvl="4">
@@ -4052,7 +4309,7 @@
       <w:lvlText w:val="%1.%2.%3.%4.%5."/>
       <w:lvlJc w:val="left"/>
       <w:pPr>
-        <w:ind w:left="2232" w:hanging="792"/>
+        <w:ind w:hanging="792" w:left="2232"/>
       </w:pPr>
     </w:lvl>
     <w:lvl w:ilvl="5">
@@ -4061,7 +4318,7 @@
       <w:lvlText w:val="%1.%2.%3.%4.%5.%6."/>
       <w:lvlJc w:val="left"/>
       <w:pPr>
-        <w:ind w:left="2736" w:hanging="936"/>
+        <w:ind w:hanging="936" w:left="2736"/>
       </w:pPr>
     </w:lvl>
     <w:lvl w:ilvl="6">
@@ -4070,7 +4327,7 @@
       <w:lvlText w:val="%1.%2.%3.%4.%5.%6.%7."/>
       <w:lvlJc w:val="left"/>
       <w:pPr>
-        <w:ind w:left="3240" w:hanging="1080"/>
+        <w:ind w:hanging="1080" w:left="3240"/>
       </w:pPr>
     </w:lvl>
     <w:lvl w:ilvl="7">
@@ -4079,7 +4336,7 @@
       <w:lvlText w:val="%1.%2.%3.%4.%5.%6.%7.%8."/>
       <w:lvlJc w:val="left"/>
       <w:pPr>
-        <w:ind w:left="3744" w:hanging="1224"/>
+        <w:ind w:hanging="1224" w:left="3744"/>
       </w:pPr>
     </w:lvl>
     <w:lvl w:ilvl="8">
@@ -4088,7 +4345,7 @@
       <w:lvlText w:val="%1.%2.%3.%4.%5.%6.%7.%8.%9."/>
       <w:lvlJc w:val="left"/>
       <w:pPr>
-        <w:ind w:left="4320" w:hanging="1440"/>
+        <w:ind w:hanging="1440" w:left="4320"/>
       </w:pPr>
     </w:lvl>
   </w:abstractNum>
@@ -4102,7 +4359,7 @@
       <w:lvlText w:val="%1."/>
       <w:lvlJc w:val="left"/>
       <w:pPr>
-        <w:ind w:left="720" w:hanging="360"/>
+        <w:ind w:hanging="360" w:left="720"/>
       </w:pPr>
       <w:rPr>
         <w:rFonts w:hint="default"/>
@@ -4114,7 +4371,7 @@
       <w:lvlText w:val="%2."/>
       <w:lvlJc w:val="left"/>
       <w:pPr>
-        <w:ind w:left="1440" w:hanging="360"/>
+        <w:ind w:hanging="360" w:left="1440"/>
       </w:pPr>
       <w:rPr>
         <w:rFonts w:hint="default"/>
@@ -4126,7 +4383,7 @@
       <w:lvlText w:val="%3."/>
       <w:lvlJc w:val="right"/>
       <w:pPr>
-        <w:ind w:left="2160" w:hanging="180"/>
+        <w:ind w:hanging="180" w:left="2160"/>
       </w:pPr>
       <w:rPr>
         <w:rFonts w:hint="default"/>
@@ -4138,7 +4395,7 @@
       <w:lvlText w:val="%4."/>
       <w:lvlJc w:val="left"/>
       <w:pPr>
-        <w:ind w:left="2880" w:hanging="360"/>
+        <w:ind w:hanging="360" w:left="2880"/>
       </w:pPr>
       <w:rPr>
         <w:rFonts w:hint="default"/>
@@ -4150,7 +4407,7 @@
       <w:lvlText w:val="%5."/>
       <w:lvlJc w:val="left"/>
       <w:pPr>
-        <w:ind w:left="3600" w:hanging="360"/>
+        <w:ind w:hanging="360" w:left="3600"/>
       </w:pPr>
       <w:rPr>
         <w:rFonts w:hint="default"/>
@@ -4162,7 +4419,7 @@
       <w:lvlText w:val="%6."/>
       <w:lvlJc w:val="right"/>
       <w:pPr>
-        <w:ind w:left="4320" w:hanging="180"/>
+        <w:ind w:hanging="180" w:left="4320"/>
       </w:pPr>
       <w:rPr>
         <w:rFonts w:hint="default"/>
@@ -4174,7 +4431,7 @@
       <w:lvlText w:val="%7."/>
       <w:lvlJc w:val="left"/>
       <w:pPr>
-        <w:ind w:left="5040" w:hanging="360"/>
+        <w:ind w:hanging="360" w:left="5040"/>
       </w:pPr>
       <w:rPr>
         <w:rFonts w:hint="default"/>
@@ -4186,7 +4443,7 @@
       <w:lvlText w:val="%8."/>
       <w:lvlJc w:val="left"/>
       <w:pPr>
-        <w:ind w:left="5760" w:hanging="360"/>
+        <w:ind w:hanging="360" w:left="5760"/>
       </w:pPr>
       <w:rPr>
         <w:rFonts w:hint="default"/>
@@ -4198,7 +4455,7 @@
       <w:lvlText w:val="%9."/>
       <w:lvlJc w:val="right"/>
       <w:pPr>
-        <w:ind w:left="6480" w:hanging="180"/>
+        <w:ind w:hanging="180" w:left="6480"/>
       </w:pPr>
       <w:rPr>
         <w:rFonts w:hint="default"/>
@@ -4215,7 +4472,7 @@
       <w:lvlText w:val="%1."/>
       <w:lvlJc w:val="left"/>
       <w:pPr>
-        <w:ind w:left="720" w:hanging="360"/>
+        <w:ind w:hanging="360" w:left="720"/>
       </w:pPr>
       <w:rPr>
         <w:rFonts w:hint="default"/>
@@ -4227,7 +4484,7 @@
       <w:lvlText w:val="%1.%2."/>
       <w:lvlJc w:val="left"/>
       <w:pPr>
-        <w:ind w:left="1152" w:hanging="432"/>
+        <w:ind w:hanging="432" w:left="1152"/>
       </w:pPr>
       <w:rPr>
         <w:rFonts w:hint="default"/>
@@ -4239,7 +4496,7 @@
       <w:lvlText w:val="%1.%2.%3."/>
       <w:lvlJc w:val="left"/>
       <w:pPr>
-        <w:ind w:left="1584" w:hanging="504"/>
+        <w:ind w:hanging="504" w:left="1584"/>
       </w:pPr>
       <w:rPr>
         <w:rFonts w:hint="default"/>
@@ -4251,7 +4508,7 @@
       <w:lvlText w:val="%1.%2.%3.%4."/>
       <w:lvlJc w:val="left"/>
       <w:pPr>
-        <w:ind w:left="2088" w:hanging="648"/>
+        <w:ind w:hanging="648" w:left="2088"/>
       </w:pPr>
       <w:rPr>
         <w:rFonts w:hint="default"/>
@@ -4263,7 +4520,7 @@
       <w:lvlText w:val="%1.%2.%3.%4.%5."/>
       <w:lvlJc w:val="left"/>
       <w:pPr>
-        <w:ind w:left="2592" w:hanging="792"/>
+        <w:ind w:hanging="792" w:left="2592"/>
       </w:pPr>
       <w:rPr>
         <w:rFonts w:hint="default"/>
@@ -4275,7 +4532,7 @@
       <w:lvlText w:val="%1.%2.%3.%4.%5.%6."/>
       <w:lvlJc w:val="left"/>
       <w:pPr>
-        <w:ind w:left="3096" w:hanging="936"/>
+        <w:ind w:hanging="936" w:left="3096"/>
       </w:pPr>
       <w:rPr>
         <w:rFonts w:hint="default"/>
@@ -4287,7 +4544,7 @@
       <w:lvlText w:val="%1.%2.%3.%4.%5.%6.%7."/>
       <w:lvlJc w:val="left"/>
       <w:pPr>
-        <w:ind w:left="3600" w:hanging="1080"/>
+        <w:ind w:hanging="1080" w:left="3600"/>
       </w:pPr>
       <w:rPr>
         <w:rFonts w:hint="default"/>
@@ -4299,7 +4556,7 @@
       <w:lvlText w:val="%1.%2.%3.%4.%5.%6.%7.%8."/>
       <w:lvlJc w:val="left"/>
       <w:pPr>
-        <w:ind w:left="4104" w:hanging="1224"/>
+        <w:ind w:hanging="1224" w:left="4104"/>
       </w:pPr>
       <w:rPr>
         <w:rFonts w:hint="default"/>
@@ -4311,7 +4568,7 @@
       <w:lvlText w:val="%1.%2.%3.%4.%5.%6.%7.%8.%9."/>
       <w:lvlJc w:val="left"/>
       <w:pPr>
-        <w:ind w:left="4680" w:hanging="1440"/>
+        <w:ind w:hanging="1440" w:left="4680"/>
       </w:pPr>
       <w:rPr>
         <w:rFonts w:hint="default"/>
@@ -4328,7 +4585,7 @@
       <w:lvlText w:val="%1.2."/>
       <w:lvlJc w:val="left"/>
       <w:pPr>
-        <w:ind w:left="644" w:hanging="360"/>
+        <w:ind w:hanging="360" w:left="644"/>
       </w:pPr>
       <w:rPr>
         <w:rFonts w:hint="default"/>
@@ -4340,7 +4597,7 @@
       <w:lvlText w:val="8.1"/>
       <w:lvlJc w:val="left"/>
       <w:pPr>
-        <w:ind w:left="1152" w:hanging="432"/>
+        <w:ind w:hanging="432" w:left="1152"/>
       </w:pPr>
       <w:rPr>
         <w:rFonts w:hint="default"/>
@@ -4352,7 +4609,7 @@
       <w:lvlText w:val="%1.%2.%3."/>
       <w:lvlJc w:val="left"/>
       <w:pPr>
-        <w:ind w:left="1584" w:hanging="504"/>
+        <w:ind w:hanging="504" w:left="1584"/>
       </w:pPr>
       <w:rPr>
         <w:rFonts w:hint="default"/>
@@ -4364,7 +4621,7 @@
       <w:lvlText w:val="%1.%2.%3.%4."/>
       <w:lvlJc w:val="left"/>
       <w:pPr>
-        <w:ind w:left="2088" w:hanging="648"/>
+        <w:ind w:hanging="648" w:left="2088"/>
       </w:pPr>
       <w:rPr>
         <w:rFonts w:hint="default"/>
@@ -4376,7 +4633,7 @@
       <w:lvlText w:val="%1.%2.%3.%4.%5."/>
       <w:lvlJc w:val="left"/>
       <w:pPr>
-        <w:ind w:left="2592" w:hanging="792"/>
+        <w:ind w:hanging="792" w:left="2592"/>
       </w:pPr>
       <w:rPr>
         <w:rFonts w:hint="default"/>
@@ -4388,7 +4645,7 @@
       <w:lvlText w:val="%1.%2.%3.%4.%5.%6."/>
       <w:lvlJc w:val="left"/>
       <w:pPr>
-        <w:ind w:left="3096" w:hanging="936"/>
+        <w:ind w:hanging="936" w:left="3096"/>
       </w:pPr>
       <w:rPr>
         <w:rFonts w:hint="default"/>
@@ -4400,7 +4657,7 @@
       <w:lvlText w:val="%1.%2.%3.%4.%5.%6.%7."/>
       <w:lvlJc w:val="left"/>
       <w:pPr>
-        <w:ind w:left="3600" w:hanging="1080"/>
+        <w:ind w:hanging="1080" w:left="3600"/>
       </w:pPr>
       <w:rPr>
         <w:rFonts w:hint="default"/>
@@ -4412,7 +4669,7 @@
       <w:lvlText w:val="%1.%2.%3.%4.%5.%6.%7.%8."/>
       <w:lvlJc w:val="left"/>
       <w:pPr>
-        <w:ind w:left="4104" w:hanging="1224"/>
+        <w:ind w:hanging="1224" w:left="4104"/>
       </w:pPr>
       <w:rPr>
         <w:rFonts w:hint="default"/>
@@ -4424,7 +4681,7 @@
       <w:lvlText w:val="%1.%2.%3.%4.%5.%6.%7.%8.%9."/>
       <w:lvlJc w:val="left"/>
       <w:pPr>
-        <w:ind w:left="4680" w:hanging="1440"/>
+        <w:ind w:hanging="1440" w:left="4680"/>
       </w:pPr>
       <w:rPr>
         <w:rFonts w:hint="default"/>
@@ -4441,7 +4698,7 @@
       <w:lvlText w:val="%1."/>
       <w:lvlJc w:val="left"/>
       <w:pPr>
-        <w:ind w:left="720" w:hanging="360"/>
+        <w:ind w:hanging="360" w:left="720"/>
       </w:pPr>
       <w:rPr>
         <w:rFonts w:hint="default"/>
@@ -4453,7 +4710,7 @@
       <w:lvlText w:val="%1.%2."/>
       <w:lvlJc w:val="left"/>
       <w:pPr>
-        <w:ind w:left="1152" w:hanging="432"/>
+        <w:ind w:hanging="432" w:left="1152"/>
       </w:pPr>
       <w:rPr>
         <w:rFonts w:hint="default"/>
@@ -4465,7 +4722,7 @@
       <w:lvlText w:val="%1.%2.%3."/>
       <w:lvlJc w:val="left"/>
       <w:pPr>
-        <w:ind w:left="1584" w:hanging="504"/>
+        <w:ind w:hanging="504" w:left="1584"/>
       </w:pPr>
       <w:rPr>
         <w:rFonts w:hint="default"/>
@@ -4477,7 +4734,7 @@
       <w:lvlText w:val="%1.%2.%3.%4."/>
       <w:lvlJc w:val="left"/>
       <w:pPr>
-        <w:ind w:left="2088" w:hanging="648"/>
+        <w:ind w:hanging="648" w:left="2088"/>
       </w:pPr>
       <w:rPr>
         <w:rFonts w:hint="default"/>
@@ -4489,7 +4746,7 @@
       <w:lvlText w:val="%1.%2.%3.%4.%5."/>
       <w:lvlJc w:val="left"/>
       <w:pPr>
-        <w:ind w:left="2592" w:hanging="792"/>
+        <w:ind w:hanging="792" w:left="2592"/>
       </w:pPr>
       <w:rPr>
         <w:rFonts w:hint="default"/>
@@ -4501,7 +4758,7 @@
       <w:lvlText w:val="%1.%2.%3.%4.%5.%6."/>
       <w:lvlJc w:val="left"/>
       <w:pPr>
-        <w:ind w:left="3096" w:hanging="936"/>
+        <w:ind w:hanging="936" w:left="3096"/>
       </w:pPr>
       <w:rPr>
         <w:rFonts w:hint="default"/>
@@ -4513,7 +4770,7 @@
       <w:lvlText w:val="%1.%2.%3.%4.%5.%6.%7."/>
       <w:lvlJc w:val="left"/>
       <w:pPr>
-        <w:ind w:left="3600" w:hanging="1080"/>
+        <w:ind w:hanging="1080" w:left="3600"/>
       </w:pPr>
       <w:rPr>
         <w:rFonts w:hint="default"/>
@@ -4525,7 +4782,7 @@
       <w:lvlText w:val="%1.%2.%3.%4.%5.%6.%7.%8."/>
       <w:lvlJc w:val="left"/>
       <w:pPr>
-        <w:ind w:left="4104" w:hanging="1224"/>
+        <w:ind w:hanging="1224" w:left="4104"/>
       </w:pPr>
       <w:rPr>
         <w:rFonts w:hint="default"/>
@@ -4537,7 +4794,7 @@
       <w:lvlText w:val="%1.%2.%3.%4.%5.%6.%7.%8.%9."/>
       <w:lvlJc w:val="left"/>
       <w:pPr>
-        <w:ind w:left="4680" w:hanging="1440"/>
+        <w:ind w:hanging="1440" w:left="4680"/>
       </w:pPr>
       <w:rPr>
         <w:rFonts w:hint="default"/>
@@ -4555,7 +4812,7 @@
       <w:lvlText w:val="%1."/>
       <w:lvlJc w:val="left"/>
       <w:pPr>
-        <w:ind w:left="644" w:hanging="360"/>
+        <w:ind w:hanging="360" w:left="644"/>
       </w:pPr>
       <w:rPr>
         <w:rFonts w:hint="default"/>
@@ -4567,7 +4824,7 @@
       <w:lvlText w:val="8.1"/>
       <w:lvlJc w:val="left"/>
       <w:pPr>
-        <w:ind w:left="1152" w:hanging="432"/>
+        <w:ind w:hanging="432" w:left="1152"/>
       </w:pPr>
       <w:rPr>
         <w:rFonts w:hint="default"/>
@@ -4579,7 +4836,7 @@
       <w:lvlText w:val="%1.%2.%3."/>
       <w:lvlJc w:val="left"/>
       <w:pPr>
-        <w:ind w:left="1584" w:hanging="504"/>
+        <w:ind w:hanging="504" w:left="1584"/>
       </w:pPr>
       <w:rPr>
         <w:rFonts w:hint="default"/>
@@ -4591,7 +4848,7 @@
       <w:lvlText w:val="%1.%2.%3.%4."/>
       <w:lvlJc w:val="left"/>
       <w:pPr>
-        <w:ind w:left="2088" w:hanging="648"/>
+        <w:ind w:hanging="648" w:left="2088"/>
       </w:pPr>
       <w:rPr>
         <w:rFonts w:hint="default"/>
@@ -4603,7 +4860,7 @@
       <w:lvlText w:val="%1.%2.%3.%4.%5."/>
       <w:lvlJc w:val="left"/>
       <w:pPr>
-        <w:ind w:left="2592" w:hanging="792"/>
+        <w:ind w:hanging="792" w:left="2592"/>
       </w:pPr>
       <w:rPr>
         <w:rFonts w:hint="default"/>
@@ -4615,7 +4872,7 @@
       <w:lvlText w:val="%1.%2.%3.%4.%5.%6."/>
       <w:lvlJc w:val="left"/>
       <w:pPr>
-        <w:ind w:left="3096" w:hanging="936"/>
+        <w:ind w:hanging="936" w:left="3096"/>
       </w:pPr>
       <w:rPr>
         <w:rFonts w:hint="default"/>
@@ -4627,7 +4884,7 @@
       <w:lvlText w:val="%1.%2.%3.%4.%5.%6.%7."/>
       <w:lvlJc w:val="left"/>
       <w:pPr>
-        <w:ind w:left="3600" w:hanging="1080"/>
+        <w:ind w:hanging="1080" w:left="3600"/>
       </w:pPr>
       <w:rPr>
         <w:rFonts w:hint="default"/>
@@ -4639,7 +4896,7 @@
       <w:lvlText w:val="%1.%2.%3.%4.%5.%6.%7.%8."/>
       <w:lvlJc w:val="left"/>
       <w:pPr>
-        <w:ind w:left="4104" w:hanging="1224"/>
+        <w:ind w:hanging="1224" w:left="4104"/>
       </w:pPr>
       <w:rPr>
         <w:rFonts w:hint="default"/>
@@ -4651,7 +4908,7 @@
       <w:lvlText w:val="%1.%2.%3.%4.%5.%6.%7.%8.%9."/>
       <w:lvlJc w:val="left"/>
       <w:pPr>
-        <w:ind w:left="4680" w:hanging="1440"/>
+        <w:ind w:hanging="1440" w:left="4680"/>
       </w:pPr>
       <w:rPr>
         <w:rFonts w:hint="default"/>
@@ -4668,7 +4925,7 @@
       <w:lvlText w:val="%1."/>
       <w:lvlJc w:val="left"/>
       <w:pPr>
-        <w:ind w:left="644" w:hanging="360"/>
+        <w:ind w:hanging="360" w:left="644"/>
       </w:pPr>
       <w:rPr>
         <w:rFonts w:hint="default"/>
@@ -4680,7 +4937,7 @@
       <w:lvlText w:val="%2%1.2."/>
       <w:lvlJc w:val="left"/>
       <w:pPr>
-        <w:ind w:left="1152" w:hanging="432"/>
+        <w:ind w:hanging="432" w:left="1152"/>
       </w:pPr>
       <w:rPr>
         <w:rFonts w:hint="default"/>
@@ -4692,7 +4949,7 @@
       <w:lvlText w:val="%1.%2.%3."/>
       <w:lvlJc w:val="left"/>
       <w:pPr>
-        <w:ind w:left="1584" w:hanging="504"/>
+        <w:ind w:hanging="504" w:left="1584"/>
       </w:pPr>
       <w:rPr>
         <w:rFonts w:hint="default"/>
@@ -4704,7 +4961,7 @@
       <w:lvlText w:val="%1.%2.%3.%4."/>
       <w:lvlJc w:val="left"/>
       <w:pPr>
-        <w:ind w:left="2088" w:hanging="648"/>
+        <w:ind w:hanging="648" w:left="2088"/>
       </w:pPr>
       <w:rPr>
         <w:rFonts w:hint="default"/>
@@ -4716,7 +4973,7 @@
       <w:lvlText w:val="%1.%2.%3.%4.%5."/>
       <w:lvlJc w:val="left"/>
       <w:pPr>
-        <w:ind w:left="2592" w:hanging="792"/>
+        <w:ind w:hanging="792" w:left="2592"/>
       </w:pPr>
       <w:rPr>
         <w:rFonts w:hint="default"/>
@@ -4728,7 +4985,7 @@
       <w:lvlText w:val="%1.%2.%3.%4.%5.%6."/>
       <w:lvlJc w:val="left"/>
       <w:pPr>
-        <w:ind w:left="3096" w:hanging="936"/>
+        <w:ind w:hanging="936" w:left="3096"/>
       </w:pPr>
       <w:rPr>
         <w:rFonts w:hint="default"/>
@@ -4740,7 +4997,7 @@
       <w:lvlText w:val="%1.%2.%3.%4.%5.%6.%7."/>
       <w:lvlJc w:val="left"/>
       <w:pPr>
-        <w:ind w:left="3600" w:hanging="1080"/>
+        <w:ind w:hanging="1080" w:left="3600"/>
       </w:pPr>
       <w:rPr>
         <w:rFonts w:hint="default"/>
@@ -4752,7 +5009,7 @@
       <w:lvlText w:val="%1.%2.%3.%4.%5.%6.%7.%8."/>
       <w:lvlJc w:val="left"/>
       <w:pPr>
-        <w:ind w:left="4104" w:hanging="1224"/>
+        <w:ind w:hanging="1224" w:left="4104"/>
       </w:pPr>
       <w:rPr>
         <w:rFonts w:hint="default"/>
@@ -4764,7 +5021,7 @@
       <w:lvlText w:val="%1.%2.%3.%4.%5.%6.%7.%8.%9."/>
       <w:lvlJc w:val="left"/>
       <w:pPr>
-        <w:ind w:left="4680" w:hanging="1440"/>
+        <w:ind w:hanging="1440" w:left="4680"/>
       </w:pPr>
       <w:rPr>
         <w:rFonts w:hint="default"/>
@@ -4772,17 +5029,14 @@
     </w:lvl>
   </w:abstractNum>
   <w:abstractNum w:abstractNumId="990">
-    <w:nsid w:val="2c1ae401"/>
+    <w:nsid w:val="0000A990"/>
     <w:multiLevelType w:val="multilevel"/>
     <w:lvl w:ilvl="0">
       <w:numFmt w:val="bullet"/>
       <w:lvlText w:val=" "/>
       <w:lvlJc w:val="left"/>
       <w:pPr>
-        <w:tabs>
-          <w:tab w:val="num" w:pos="0"/>
-        </w:tabs>
-        <w:ind w:left="480" w:hanging="480"/>
+        <w:ind w:left="720" w:hanging="360"/>
       </w:pPr>
     </w:lvl>
     <w:lvl w:ilvl="1">
@@ -4790,10 +5044,7 @@
       <w:lvlText w:val=" "/>
       <w:lvlJc w:val="left"/>
       <w:pPr>
-        <w:tabs>
-          <w:tab w:val="num" w:pos="720"/>
-        </w:tabs>
-        <w:ind w:left="1200" w:hanging="480"/>
+        <w:ind w:left="1440" w:hanging="360"/>
       </w:pPr>
     </w:lvl>
     <w:lvl w:ilvl="2">
@@ -4801,10 +5052,7 @@
       <w:lvlText w:val=" "/>
       <w:lvlJc w:val="left"/>
       <w:pPr>
-        <w:tabs>
-          <w:tab w:val="num" w:pos="1440"/>
-        </w:tabs>
-        <w:ind w:left="1920" w:hanging="480"/>
+        <w:ind w:left="2160" w:hanging="360"/>
       </w:pPr>
     </w:lvl>
     <w:lvl w:ilvl="3">
@@ -4812,10 +5060,7 @@
       <w:lvlText w:val=" "/>
       <w:lvlJc w:val="left"/>
       <w:pPr>
-        <w:tabs>
-          <w:tab w:val="num" w:pos="2160"/>
-        </w:tabs>
-        <w:ind w:left="2640" w:hanging="480"/>
+        <w:ind w:left="2880" w:hanging="360"/>
       </w:pPr>
     </w:lvl>
     <w:lvl w:ilvl="4">
@@ -4823,10 +5068,7 @@
       <w:lvlText w:val=" "/>
       <w:lvlJc w:val="left"/>
       <w:pPr>
-        <w:tabs>
-          <w:tab w:val="num" w:pos="2880"/>
-        </w:tabs>
-        <w:ind w:left="3360" w:hanging="480"/>
+        <w:ind w:left="3600" w:hanging="360"/>
       </w:pPr>
     </w:lvl>
     <w:lvl w:ilvl="5">
@@ -4834,10 +5076,7 @@
       <w:lvlText w:val=" "/>
       <w:lvlJc w:val="left"/>
       <w:pPr>
-        <w:tabs>
-          <w:tab w:val="num" w:pos="3600"/>
-        </w:tabs>
-        <w:ind w:left="4080" w:hanging="480"/>
+        <w:ind w:left="4320" w:hanging="360"/>
       </w:pPr>
     </w:lvl>
     <w:lvl w:ilvl="6">
@@ -4845,10 +5084,7 @@
       <w:lvlText w:val=" "/>
       <w:lvlJc w:val="left"/>
       <w:pPr>
-        <w:tabs>
-          <w:tab w:val="num" w:pos="4320"/>
-        </w:tabs>
-        <w:ind w:left="4800" w:hanging="480"/>
+        <w:ind w:left="5040" w:hanging="360"/>
       </w:pPr>
     </w:lvl>
     <w:lvl w:ilvl="7">
@@ -4856,10 +5092,7 @@
       <w:lvlText w:val=" "/>
       <w:lvlJc w:val="left"/>
       <w:pPr>
-        <w:tabs>
-          <w:tab w:val="num" w:pos="5040"/>
-        </w:tabs>
-        <w:ind w:left="5520" w:hanging="480"/>
+        <w:ind w:left="5760" w:hanging="360"/>
       </w:pPr>
     </w:lvl>
     <w:lvl w:ilvl="8">
@@ -4867,226 +5100,111 @@
       <w:lvlText w:val=" "/>
       <w:lvlJc w:val="left"/>
       <w:pPr>
-        <w:tabs>
-          <w:tab w:val="num" w:pos="5760"/>
-        </w:tabs>
-        <w:ind w:left="6240" w:hanging="480"/>
+        <w:ind w:left="6480" w:hanging="360"/>
       </w:pPr>
     </w:lvl>
   </w:abstractNum>
   <w:abstractNum w:abstractNumId="991">
-    <w:nsid w:val="ea454b4c"/>
+    <w:nsid w:val="0000A991"/>
     <w:multiLevelType w:val="multilevel"/>
     <w:lvl w:ilvl="0">
       <w:numFmt w:val="bullet"/>
-      <w:lvlText w:val="•"/>
-      <w:lvlJc w:val="left"/>
-      <w:pPr>
-        <w:tabs>
-          <w:tab w:val="num" w:pos="0"/>
-        </w:tabs>
-        <w:ind w:left="480" w:hanging="480"/>
-      </w:pPr>
+      <w:lvlText w:val=""/>
+      <w:lvlJc w:val="left"/>
+      <w:pPr>
+        <w:ind w:left="720" w:hanging="360"/>
+      </w:pPr>
+      <w:rPr>
+        <w:rFonts w:ascii="Symbol" w:hAnsi="Symbol" w:cs="Symbol" w:hint="default"/>
+      </w:rPr>
     </w:lvl>
     <w:lvl w:ilvl="1">
       <w:numFmt w:val="bullet"/>
-      <w:lvlText w:val="–"/>
-      <w:lvlJc w:val="left"/>
-      <w:pPr>
-        <w:tabs>
-          <w:tab w:val="num" w:pos="720"/>
-        </w:tabs>
-        <w:ind w:left="1200" w:hanging="480"/>
-      </w:pPr>
+      <w:lvlText w:val="o"/>
+      <w:lvlJc w:val="left"/>
+      <w:pPr>
+        <w:ind w:left="1440" w:hanging="360"/>
+      </w:pPr>
+      <w:rPr>
+        <w:rFonts w:ascii="Courier New" w:hAnsi="Courier New" w:cs="Courier New" w:hint="default"/>
+      </w:rPr>
     </w:lvl>
     <w:lvl w:ilvl="2">
       <w:numFmt w:val="bullet"/>
-      <w:lvlText w:val="•"/>
-      <w:lvlJc w:val="left"/>
-      <w:pPr>
-        <w:tabs>
-          <w:tab w:val="num" w:pos="1440"/>
-        </w:tabs>
-        <w:ind w:left="1920" w:hanging="480"/>
-      </w:pPr>
+      <w:lvlText w:val=""/>
+      <w:lvlJc w:val="left"/>
+      <w:pPr>
+        <w:ind w:left="2160" w:hanging="360"/>
+      </w:pPr>
+      <w:rPr>
+        <w:rFonts w:ascii="Wingdings" w:hAnsi="Wingdings" w:cs="Wingdings" w:hint="default"/>
+      </w:rPr>
     </w:lvl>
     <w:lvl w:ilvl="3">
       <w:numFmt w:val="bullet"/>
-      <w:lvlText w:val="–"/>
-      <w:lvlJc w:val="left"/>
-      <w:pPr>
-        <w:tabs>
-          <w:tab w:val="num" w:pos="2160"/>
-        </w:tabs>
-        <w:ind w:left="2640" w:hanging="480"/>
-      </w:pPr>
+      <w:lvlText w:val=""/>
+      <w:lvlJc w:val="left"/>
+      <w:pPr>
+        <w:ind w:left="2880" w:hanging="360"/>
+      </w:pPr>
+      <w:rPr>
+        <w:rFonts w:ascii="Symbol" w:hAnsi="Symbol" w:cs="Symbol" w:hint="default"/>
+      </w:rPr>
     </w:lvl>
     <w:lvl w:ilvl="4">
       <w:numFmt w:val="bullet"/>
-      <w:lvlText w:val="•"/>
-      <w:lvlJc w:val="left"/>
-      <w:pPr>
-        <w:tabs>
-          <w:tab w:val="num" w:pos="2880"/>
-        </w:tabs>
-        <w:ind w:left="3360" w:hanging="480"/>
-      </w:pPr>
+      <w:lvlText w:val="o"/>
+      <w:lvlJc w:val="left"/>
+      <w:pPr>
+        <w:ind w:left="3600" w:hanging="360"/>
+      </w:pPr>
+      <w:rPr>
+        <w:rFonts w:ascii="Courier New" w:hAnsi="Courier New" w:cs="Courier New" w:hint="default"/>
+      </w:rPr>
     </w:lvl>
     <w:lvl w:ilvl="5">
       <w:numFmt w:val="bullet"/>
-      <w:lvlText w:val="–"/>
-      <w:lvlJc w:val="left"/>
-      <w:pPr>
-        <w:tabs>
-          <w:tab w:val="num" w:pos="3600"/>
-        </w:tabs>
-        <w:ind w:left="4080" w:hanging="480"/>
-      </w:pPr>
+      <w:lvlText w:val=""/>
+      <w:lvlJc w:val="left"/>
+      <w:pPr>
+        <w:ind w:left="4320" w:hanging="360"/>
+      </w:pPr>
+      <w:rPr>
+        <w:rFonts w:ascii="Wingdings" w:hAnsi="Wingdings" w:cs="Wingdings" w:hint="default"/>
+      </w:rPr>
     </w:lvl>
     <w:lvl w:ilvl="6">
       <w:numFmt w:val="bullet"/>
-      <w:lvlText w:val="•"/>
-      <w:lvlJc w:val="left"/>
-      <w:pPr>
-        <w:tabs>
-          <w:tab w:val="num" w:pos="4320"/>
-        </w:tabs>
-        <w:ind w:left="4800" w:hanging="480"/>
-      </w:pPr>
+      <w:lvlText w:val=""/>
+      <w:lvlJc w:val="left"/>
+      <w:pPr>
+        <w:ind w:left="5040" w:hanging="360"/>
+      </w:pPr>
+      <w:rPr>
+        <w:rFonts w:ascii="Symbol" w:hAnsi="Symbol" w:cs="Symbol" w:hint="default"/>
+      </w:rPr>
     </w:lvl>
     <w:lvl w:ilvl="7">
       <w:numFmt w:val="bullet"/>
-      <w:lvlText w:val="–"/>
-      <w:lvlJc w:val="left"/>
-      <w:pPr>
-        <w:tabs>
-          <w:tab w:val="num" w:pos="5040"/>
-        </w:tabs>
-        <w:ind w:left="5520" w:hanging="480"/>
-      </w:pPr>
+      <w:lvlText w:val="o"/>
+      <w:lvlJc w:val="left"/>
+      <w:pPr>
+        <w:ind w:left="5760" w:hanging="360"/>
+      </w:pPr>
+      <w:rPr>
+        <w:rFonts w:ascii="Courier New" w:hAnsi="Courier New" w:cs="Courier New" w:hint="default"/>
+      </w:rPr>
     </w:lvl>
     <w:lvl w:ilvl="8">
       <w:numFmt w:val="bullet"/>
-      <w:lvlText w:val="•"/>
-      <w:lvlJc w:val="left"/>
-      <w:pPr>
-        <w:tabs>
-          <w:tab w:val="num" w:pos="5760"/>
-        </w:tabs>
-        <w:ind w:left="6240" w:hanging="480"/>
-      </w:pPr>
-    </w:lvl>
-  </w:abstractNum>
-  <w:abstractNum w:abstractNumId="99411">
-    <w:nsid w:val="71315dca"/>
-    <w:multiLevelType w:val="multilevel"/>
-    <w:lvl w:ilvl="0">
-      <w:start w:val="1"/>
-      <w:numFmt w:val="decimal"/>
-      <w:lvlText w:val="%1."/>
-      <w:lvlJc w:val="left"/>
-      <w:pPr>
-        <w:tabs>
-          <w:tab w:val="num" w:pos="0"/>
-        </w:tabs>
-        <w:ind w:left="480" w:hanging="480"/>
-      </w:pPr>
-    </w:lvl>
-    <w:lvl w:ilvl="1">
-      <w:start w:val="1"/>
-      <w:numFmt w:val="decimal"/>
-      <w:lvlText w:val="%2."/>
-      <w:lvlJc w:val="left"/>
-      <w:pPr>
-        <w:tabs>
-          <w:tab w:val="num" w:pos="720"/>
-        </w:tabs>
-        <w:ind w:left="1200" w:hanging="480"/>
-      </w:pPr>
-    </w:lvl>
-    <w:lvl w:ilvl="2">
-      <w:start w:val="1"/>
-      <w:numFmt w:val="decimal"/>
-      <w:lvlText w:val="%3."/>
-      <w:lvlJc w:val="left"/>
-      <w:pPr>
-        <w:tabs>
-          <w:tab w:val="num" w:pos="1440"/>
-        </w:tabs>
-        <w:ind w:left="1920" w:hanging="480"/>
-      </w:pPr>
-    </w:lvl>
-    <w:lvl w:ilvl="3">
-      <w:start w:val="1"/>
-      <w:numFmt w:val="decimal"/>
-      <w:lvlText w:val="%4."/>
-      <w:lvlJc w:val="left"/>
-      <w:pPr>
-        <w:tabs>
-          <w:tab w:val="num" w:pos="2160"/>
-        </w:tabs>
-        <w:ind w:left="2640" w:hanging="480"/>
-      </w:pPr>
-    </w:lvl>
-    <w:lvl w:ilvl="4">
-      <w:start w:val="1"/>
-      <w:numFmt w:val="decimal"/>
-      <w:lvlText w:val="%5."/>
-      <w:lvlJc w:val="left"/>
-      <w:pPr>
-        <w:tabs>
-          <w:tab w:val="num" w:pos="2880"/>
-        </w:tabs>
-        <w:ind w:left="3360" w:hanging="480"/>
-      </w:pPr>
-    </w:lvl>
-    <w:lvl w:ilvl="5">
-      <w:start w:val="1"/>
-      <w:numFmt w:val="decimal"/>
-      <w:lvlText w:val="%6."/>
-      <w:lvlJc w:val="left"/>
-      <w:pPr>
-        <w:tabs>
-          <w:tab w:val="num" w:pos="3600"/>
-        </w:tabs>
-        <w:ind w:left="4080" w:hanging="480"/>
-      </w:pPr>
-    </w:lvl>
-    <w:lvl w:ilvl="6">
-      <w:start w:val="1"/>
-      <w:numFmt w:val="decimal"/>
-      <w:lvlText w:val="%7."/>
-      <w:lvlJc w:val="left"/>
-      <w:pPr>
-        <w:tabs>
-          <w:tab w:val="num" w:pos="4320"/>
-        </w:tabs>
-        <w:ind w:left="4800" w:hanging="480"/>
-      </w:pPr>
-    </w:lvl>
-    <w:lvl w:ilvl="7">
-      <w:start w:val="1"/>
-      <w:numFmt w:val="decimal"/>
-      <w:lvlText w:val="%8."/>
-      <w:lvlJc w:val="left"/>
-      <w:pPr>
-        <w:tabs>
-          <w:tab w:val="num" w:pos="5040"/>
-        </w:tabs>
-        <w:ind w:left="5520" w:hanging="480"/>
-      </w:pPr>
-    </w:lvl>
-    <w:lvl w:ilvl="8">
-      <w:start w:val="1"/>
-      <w:numFmt w:val="decimal"/>
-      <w:lvlText w:val="%9."/>
-      <w:lvlJc w:val="left"/>
-      <w:pPr>
-        <w:tabs>
-          <w:tab w:val="num" w:pos="5760"/>
-        </w:tabs>
-        <w:ind w:left="6240" w:hanging="480"/>
-      </w:pPr>
+      <w:lvlText w:val=""/>
+      <w:lvlJc w:val="left"/>
+      <w:pPr>
+        <w:ind w:left="6480" w:hanging="360"/>
+      </w:pPr>
+      <w:rPr>
+        <w:rFonts w:ascii="Wingdings" w:hAnsi="Wingdings" w:cs="Wingdings" w:hint="default"/>
+      </w:rPr>
     </w:lvl>
   </w:abstractNum>
   <w:num w:numId="1">
@@ -5138,36 +5256,6 @@
     <w:abstractNumId w:val="991"/>
   </w:num>
   <w:num w:numId="1002">
-    <w:abstractNumId w:val="99411"/>
-    <w:lvlOverride w:ilvl="0">
-      <w:startOverride w:val="1"/>
-    </w:lvlOverride>
-    <w:lvlOverride w:ilvl="1">
-      <w:startOverride w:val="1"/>
-    </w:lvlOverride>
-    <w:lvlOverride w:ilvl="2">
-      <w:startOverride w:val="1"/>
-    </w:lvlOverride>
-    <w:lvlOverride w:ilvl="3">
-      <w:startOverride w:val="1"/>
-    </w:lvlOverride>
-    <w:lvlOverride w:ilvl="4">
-      <w:startOverride w:val="1"/>
-    </w:lvlOverride>
-    <w:lvlOverride w:ilvl="5">
-      <w:startOverride w:val="1"/>
-    </w:lvlOverride>
-    <w:lvlOverride w:ilvl="6">
-      <w:startOverride w:val="1"/>
-    </w:lvlOverride>
-    <w:lvlOverride w:ilvl="7">
-      <w:startOverride w:val="1"/>
-    </w:lvlOverride>
-    <w:lvlOverride w:ilvl="8">
-      <w:startOverride w:val="1"/>
-    </w:lvlOverride>
-  </w:num>
-  <w:num w:numId="1003">
     <w:abstractNumId w:val="991"/>
   </w:num>
 </w:numbering>
@@ -5178,31 +5266,31 @@
   <w:docDefaults>
     <w:rPrDefault>
       <w:rPr>
-        <w:rFonts w:asciiTheme="minorHAnsi" w:eastAsiaTheme="minorEastAsia" w:hAnsiTheme="minorHAnsi" w:cstheme="minorBidi"/>
+        <w:rFonts w:asciiTheme="minorHAnsi" w:cstheme="minorBidi" w:eastAsiaTheme="minorEastAsia" w:hAnsiTheme="minorHAnsi"/>
         <w:sz w:val="22"/>
         <w:szCs w:val="22"/>
-        <w:lang w:val="cs-CZ" w:eastAsia="ja-JP" w:bidi="ar-SA"/>
+        <w:lang w:bidi="ar-SA" w:eastAsia="ja-JP" w:val="cs-CZ"/>
       </w:rPr>
     </w:rPrDefault>
     <w:pPrDefault>
       <w:pPr>
-        <w:spacing w:before="120" w:after="120" w:line="360" w:lineRule="auto"/>
+        <w:spacing w:after="120" w:before="120" w:line="360" w:lineRule="auto"/>
         <w:ind w:firstLine="851"/>
         <w:jc w:val="both"/>
       </w:pPr>
     </w:pPrDefault>
   </w:docDefaults>
-  <w:latentStyles w:defLockedState="0" w:defUIPriority="99" w:defSemiHidden="1" w:defUnhideWhenUsed="1" w:defQFormat="0" w:count="267">
-    <w:lsdException w:name="Normal" w:semiHidden="0" w:uiPriority="0" w:unhideWhenUsed="0" w:qFormat="1"/>
-    <w:lsdException w:name="heading 1" w:semiHidden="0" w:uiPriority="9" w:unhideWhenUsed="0" w:qFormat="1"/>
-    <w:lsdException w:name="heading 2" w:uiPriority="9" w:qFormat="1"/>
-    <w:lsdException w:name="heading 3" w:uiPriority="9" w:qFormat="1"/>
-    <w:lsdException w:name="heading 4" w:uiPriority="9" w:qFormat="1"/>
-    <w:lsdException w:name="heading 5" w:uiPriority="9" w:qFormat="1"/>
-    <w:lsdException w:name="heading 6" w:uiPriority="9" w:qFormat="1"/>
-    <w:lsdException w:name="heading 7" w:uiPriority="9" w:qFormat="1"/>
-    <w:lsdException w:name="heading 8" w:uiPriority="9" w:qFormat="1"/>
-    <w:lsdException w:name="heading 9" w:uiPriority="9" w:qFormat="1"/>
+  <w:latentStyles w:count="267" w:defLockedState="0" w:defQFormat="0" w:defSemiHidden="1" w:defUIPriority="99" w:defUnhideWhenUsed="1">
+    <w:lsdException w:name="Normal" w:qFormat="1" w:semiHidden="0" w:uiPriority="0" w:unhideWhenUsed="0"/>
+    <w:lsdException w:name="heading 1" w:qFormat="1" w:semiHidden="0" w:uiPriority="9" w:unhideWhenUsed="0"/>
+    <w:lsdException w:name="heading 2" w:qFormat="1" w:uiPriority="9"/>
+    <w:lsdException w:name="heading 3" w:qFormat="1" w:uiPriority="9"/>
+    <w:lsdException w:name="heading 4" w:qFormat="1" w:uiPriority="9"/>
+    <w:lsdException w:name="heading 5" w:qFormat="1" w:uiPriority="9"/>
+    <w:lsdException w:name="heading 6" w:qFormat="1" w:uiPriority="9"/>
+    <w:lsdException w:name="heading 7" w:qFormat="1" w:uiPriority="9"/>
+    <w:lsdException w:name="heading 8" w:qFormat="1" w:uiPriority="9"/>
+    <w:lsdException w:name="heading 9" w:qFormat="1" w:uiPriority="9"/>
     <w:lsdException w:name="toc 1" w:uiPriority="39"/>
     <w:lsdException w:name="toc 2" w:uiPriority="39"/>
     <w:lsdException w:name="toc 3" w:uiPriority="39"/>
@@ -5212,15 +5300,15 @@
     <w:lsdException w:name="toc 7" w:uiPriority="39"/>
     <w:lsdException w:name="toc 8" w:uiPriority="39"/>
     <w:lsdException w:name="toc 9" w:uiPriority="39"/>
-    <w:lsdException w:name="caption" w:uiPriority="35" w:qFormat="1"/>
-    <w:lsdException w:name="Title" w:semiHidden="0" w:uiPriority="10" w:unhideWhenUsed="0" w:qFormat="1"/>
+    <w:lsdException w:name="caption" w:qFormat="1" w:uiPriority="35"/>
+    <w:lsdException w:name="Title" w:qFormat="1" w:semiHidden="0" w:uiPriority="10" w:unhideWhenUsed="0"/>
     <w:lsdException w:name="Default Paragraph Font" w:uiPriority="1"/>
-    <w:lsdException w:name="Subtitle" w:semiHidden="0" w:uiPriority="11" w:unhideWhenUsed="0" w:qFormat="1"/>
-    <w:lsdException w:name="Strong" w:semiHidden="0" w:uiPriority="22" w:unhideWhenUsed="0" w:qFormat="1"/>
-    <w:lsdException w:name="Emphasis" w:semiHidden="0" w:uiPriority="20" w:unhideWhenUsed="0" w:qFormat="1"/>
+    <w:lsdException w:name="Subtitle" w:qFormat="1" w:semiHidden="0" w:uiPriority="11" w:unhideWhenUsed="0"/>
+    <w:lsdException w:name="Strong" w:qFormat="1" w:semiHidden="0" w:uiPriority="22" w:unhideWhenUsed="0"/>
+    <w:lsdException w:name="Emphasis" w:qFormat="1" w:semiHidden="0" w:uiPriority="20" w:unhideWhenUsed="0"/>
     <w:lsdException w:name="Table Grid" w:semiHidden="0" w:uiPriority="59" w:unhideWhenUsed="0"/>
     <w:lsdException w:name="Placeholder Text" w:unhideWhenUsed="0"/>
-    <w:lsdException w:name="No Spacing" w:semiHidden="0" w:uiPriority="1" w:unhideWhenUsed="0" w:qFormat="1"/>
+    <w:lsdException w:name="No Spacing" w:qFormat="1" w:semiHidden="0" w:uiPriority="1" w:unhideWhenUsed="0"/>
     <w:lsdException w:name="Light Shading" w:semiHidden="0" w:uiPriority="60" w:unhideWhenUsed="0"/>
     <w:lsdException w:name="Light List" w:semiHidden="0" w:uiPriority="61" w:unhideWhenUsed="0"/>
     <w:lsdException w:name="Light Grid" w:semiHidden="0" w:uiPriority="62" w:unhideWhenUsed="0"/>
@@ -5242,9 +5330,9 @@
     <w:lsdException w:name="Medium Shading 2 Accent 1" w:semiHidden="0" w:uiPriority="64" w:unhideWhenUsed="0"/>
     <w:lsdException w:name="Medium List 1 Accent 1" w:semiHidden="0" w:uiPriority="65" w:unhideWhenUsed="0"/>
     <w:lsdException w:name="Revision" w:unhideWhenUsed="0"/>
-    <w:lsdException w:name="List Paragraph" w:semiHidden="0" w:uiPriority="34" w:unhideWhenUsed="0" w:qFormat="1"/>
-    <w:lsdException w:name="Quote" w:semiHidden="0" w:uiPriority="29" w:unhideWhenUsed="0" w:qFormat="1"/>
-    <w:lsdException w:name="Intense Quote" w:semiHidden="0" w:uiPriority="30" w:unhideWhenUsed="0" w:qFormat="1"/>
+    <w:lsdException w:name="List Paragraph" w:qFormat="1" w:semiHidden="0" w:uiPriority="34" w:unhideWhenUsed="0"/>
+    <w:lsdException w:name="Quote" w:qFormat="1" w:semiHidden="0" w:uiPriority="29" w:unhideWhenUsed="0"/>
+    <w:lsdException w:name="Intense Quote" w:qFormat="1" w:semiHidden="0" w:uiPriority="30" w:unhideWhenUsed="0"/>
     <w:lsdException w:name="Medium List 2 Accent 1" w:semiHidden="0" w:uiPriority="66" w:unhideWhenUsed="0"/>
     <w:lsdException w:name="Medium Grid 1 Accent 1" w:semiHidden="0" w:uiPriority="67" w:unhideWhenUsed="0"/>
     <w:lsdException w:name="Medium Grid 2 Accent 1" w:semiHidden="0" w:uiPriority="68" w:unhideWhenUsed="0"/>
@@ -5323,25 +5411,25 @@
     <w:lsdException w:name="Colorful Shading Accent 6" w:semiHidden="0" w:uiPriority="71" w:unhideWhenUsed="0"/>
     <w:lsdException w:name="Colorful List Accent 6" w:semiHidden="0" w:uiPriority="72" w:unhideWhenUsed="0"/>
     <w:lsdException w:name="Colorful Grid Accent 6" w:semiHidden="0" w:uiPriority="73" w:unhideWhenUsed="0"/>
-    <w:lsdException w:name="Subtle Emphasis" w:semiHidden="0" w:uiPriority="19" w:unhideWhenUsed="0" w:qFormat="1"/>
-    <w:lsdException w:name="Intense Emphasis" w:semiHidden="0" w:uiPriority="21" w:unhideWhenUsed="0" w:qFormat="1"/>
-    <w:lsdException w:name="Subtle Reference" w:semiHidden="0" w:uiPriority="31" w:unhideWhenUsed="0" w:qFormat="1"/>
-    <w:lsdException w:name="Intense Reference" w:semiHidden="0" w:uiPriority="32" w:unhideWhenUsed="0" w:qFormat="1"/>
-    <w:lsdException w:name="Book Title" w:semiHidden="0" w:uiPriority="33" w:unhideWhenUsed="0" w:qFormat="1"/>
+    <w:lsdException w:name="Subtle Emphasis" w:qFormat="1" w:semiHidden="0" w:uiPriority="19" w:unhideWhenUsed="0"/>
+    <w:lsdException w:name="Intense Emphasis" w:qFormat="1" w:semiHidden="0" w:uiPriority="21" w:unhideWhenUsed="0"/>
+    <w:lsdException w:name="Subtle Reference" w:qFormat="1" w:semiHidden="0" w:uiPriority="31" w:unhideWhenUsed="0"/>
+    <w:lsdException w:name="Intense Reference" w:qFormat="1" w:semiHidden="0" w:uiPriority="32" w:unhideWhenUsed="0"/>
+    <w:lsdException w:name="Book Title" w:qFormat="1" w:semiHidden="0" w:uiPriority="33" w:unhideWhenUsed="0"/>
     <w:lsdException w:name="Bibliography" w:uiPriority="37"/>
-    <w:lsdException w:name="TOC Heading" w:uiPriority="39" w:qFormat="1"/>
+    <w:lsdException w:name="TOC Heading" w:qFormat="1" w:uiPriority="39"/>
   </w:latentStyles>
-  <w:style w:type="paragraph" w:default="1" w:styleId="Normln">
+  <w:style w:default="1" w:styleId="Normln" w:type="paragraph">
     <w:name w:val="Normal"/>
     <w:qFormat/>
     <w:rsid w:val="005D5E2A"/>
     <w:pPr>
-      <w:spacing w:before="240" w:after="0"/>
+      <w:spacing w:after="0" w:before="240"/>
       <w:ind w:firstLine="0"/>
       <w:jc w:val="left"/>
     </w:pPr>
   </w:style>
-  <w:style w:type="paragraph" w:styleId="Nadpis1">
+  <w:style w:styleId="Nadpis1" w:type="paragraph">
     <w:name w:val="heading 1"/>
     <w:basedOn w:val="Normln"/>
     <w:next w:val="Normln"/>
@@ -5356,16 +5444,16 @@
       <w:outlineLvl w:val="0"/>
     </w:pPr>
     <w:rPr>
-      <w:rFonts w:asciiTheme="majorHAnsi" w:eastAsiaTheme="majorEastAsia" w:hAnsiTheme="majorHAnsi" w:cstheme="majorBidi"/>
+      <w:rFonts w:asciiTheme="majorHAnsi" w:cstheme="majorBidi" w:eastAsiaTheme="majorEastAsia" w:hAnsiTheme="majorHAnsi"/>
       <w:b/>
       <w:bCs/>
-      <w:color w:val="365F91" w:themeColor="accent1" w:themeShade="BF"/>
+      <w:color w:themeColor="accent1" w:themeShade="BF" w:val="365F91"/>
       <w:sz w:val="28"/>
       <w:szCs w:val="28"/>
       <w:lang w:eastAsia="en-US"/>
     </w:rPr>
   </w:style>
-  <w:style w:type="paragraph" w:styleId="Nadpis2">
+  <w:style w:styleId="Nadpis2" w:type="paragraph">
     <w:name w:val="heading 2"/>
     <w:basedOn w:val="Normln"/>
     <w:next w:val="Normln"/>
@@ -5381,15 +5469,15 @@
       <w:outlineLvl w:val="1"/>
     </w:pPr>
     <w:rPr>
-      <w:rFonts w:asciiTheme="majorHAnsi" w:eastAsiaTheme="majorEastAsia" w:hAnsiTheme="majorHAnsi" w:cstheme="majorBidi"/>
+      <w:rFonts w:asciiTheme="majorHAnsi" w:cstheme="majorBidi" w:eastAsiaTheme="majorEastAsia" w:hAnsiTheme="majorHAnsi"/>
       <w:b/>
       <w:bCs/>
-      <w:color w:val="4F81BD" w:themeColor="accent1"/>
+      <w:color w:themeColor="accent1" w:val="4F81BD"/>
       <w:sz w:val="26"/>
       <w:szCs w:val="26"/>
     </w:rPr>
   </w:style>
-  <w:style w:type="paragraph" w:styleId="Nadpis3">
+  <w:style w:styleId="Nadpis3" w:type="paragraph">
     <w:name w:val="heading 3"/>
     <w:basedOn w:val="Normln"/>
     <w:next w:val="Normln"/>
@@ -5405,46 +5493,46 @@
       <w:outlineLvl w:val="2"/>
     </w:pPr>
     <w:rPr>
-      <w:rFonts w:asciiTheme="majorHAnsi" w:eastAsiaTheme="majorEastAsia" w:hAnsiTheme="majorHAnsi" w:cstheme="majorBidi"/>
+      <w:rFonts w:asciiTheme="majorHAnsi" w:cstheme="majorBidi" w:eastAsiaTheme="majorEastAsia" w:hAnsiTheme="majorHAnsi"/>
       <w:b/>
       <w:bCs/>
-      <w:color w:val="4F81BD" w:themeColor="accent1"/>
-    </w:rPr>
-  </w:style>
-  <w:style w:type="character" w:default="1" w:styleId="Standardnpsmoodstavce">
+      <w:color w:themeColor="accent1" w:val="4F81BD"/>
+    </w:rPr>
+  </w:style>
+  <w:style w:default="1" w:styleId="Standardnpsmoodstavce" w:type="character">
     <w:name w:val="Default Paragraph Font"/>
     <w:uiPriority w:val="1"/>
     <w:semiHidden/>
     <w:unhideWhenUsed/>
   </w:style>
-  <w:style w:type="table" w:default="1" w:styleId="Normlntabulka">
+  <w:style w:default="1" w:styleId="Normlntabulka" w:type="table">
     <w:name w:val="Normal Table"/>
     <w:uiPriority w:val="99"/>
     <w:semiHidden/>
     <w:unhideWhenUsed/>
     <w:tblPr>
-      <w:tblInd w:w="0" w:type="dxa"/>
+      <w:tblInd w:type="dxa" w:w="0"/>
       <w:tblCellMar>
-        <w:top w:w="0" w:type="dxa"/>
-        <w:left w:w="108" w:type="dxa"/>
-        <w:bottom w:w="0" w:type="dxa"/>
-        <w:right w:w="108" w:type="dxa"/>
+        <w:top w:type="dxa" w:w="0"/>
+        <w:left w:type="dxa" w:w="108"/>
+        <w:bottom w:type="dxa" w:w="0"/>
+        <w:right w:type="dxa" w:w="108"/>
       </w:tblCellMar>
     </w:tblPr>
   </w:style>
-  <w:style w:type="numbering" w:default="1" w:styleId="Bezseznamu">
+  <w:style w:default="1" w:styleId="Bezseznamu" w:type="numbering">
     <w:name w:val="No List"/>
     <w:uiPriority w:val="99"/>
     <w:semiHidden/>
     <w:unhideWhenUsed/>
   </w:style>
-  <w:style w:type="paragraph" w:styleId="Bezmezer">
+  <w:style w:styleId="Bezmezer" w:type="paragraph">
     <w:name w:val="No Spacing"/>
     <w:uiPriority w:val="1"/>
     <w:qFormat/>
     <w:rsid w:val="00421DA4"/>
     <w:pPr>
-      <w:spacing w:before="0" w:after="0" w:line="240" w:lineRule="auto"/>
+      <w:spacing w:after="0" w:before="0" w:line="240" w:lineRule="auto"/>
       <w:ind w:firstLine="0"/>
       <w:jc w:val="left"/>
     </w:pPr>
@@ -5453,7 +5541,7 @@
       <w:lang w:eastAsia="en-US"/>
     </w:rPr>
   </w:style>
-  <w:style w:type="paragraph" w:styleId="Textbubliny">
+  <w:style w:styleId="Textbubliny" w:type="paragraph">
     <w:name w:val="Balloon Text"/>
     <w:basedOn w:val="Normln"/>
     <w:link w:val="TextbublinyChar"/>
@@ -5465,12 +5553,12 @@
       <w:spacing w:before="0" w:line="240" w:lineRule="auto"/>
     </w:pPr>
     <w:rPr>
-      <w:rFonts w:ascii="Tahoma" w:hAnsi="Tahoma" w:cs="Tahoma"/>
+      <w:rFonts w:ascii="Tahoma" w:cs="Tahoma" w:hAnsi="Tahoma"/>
       <w:sz w:val="16"/>
       <w:szCs w:val="16"/>
     </w:rPr>
   </w:style>
-  <w:style w:type="character" w:customStyle="1" w:styleId="TextbublinyChar">
+  <w:style w:customStyle="1" w:styleId="TextbublinyChar" w:type="character">
     <w:name w:val="Text bubliny Char"/>
     <w:basedOn w:val="Standardnpsmoodstavce"/>
     <w:link w:val="Textbubliny"/>
@@ -5478,12 +5566,12 @@
     <w:semiHidden/>
     <w:rsid w:val="00421DA4"/>
     <w:rPr>
-      <w:rFonts w:ascii="Tahoma" w:hAnsi="Tahoma" w:cs="Tahoma"/>
+      <w:rFonts w:ascii="Tahoma" w:cs="Tahoma" w:hAnsi="Tahoma"/>
       <w:sz w:val="16"/>
       <w:szCs w:val="16"/>
     </w:rPr>
   </w:style>
-  <w:style w:type="paragraph" w:styleId="Textpoznpodarou">
+  <w:style w:styleId="Textpoznpodarou" w:type="paragraph">
     <w:name w:val="footnote text"/>
     <w:basedOn w:val="Normln"/>
     <w:link w:val="TextpoznpodarouChar"/>
@@ -5499,7 +5587,7 @@
       <w:szCs w:val="20"/>
     </w:rPr>
   </w:style>
-  <w:style w:type="character" w:customStyle="1" w:styleId="TextpoznpodarouChar">
+  <w:style w:customStyle="1" w:styleId="TextpoznpodarouChar" w:type="character">
     <w:name w:val="Text pozn. pod čarou Char"/>
     <w:basedOn w:val="Standardnpsmoodstavce"/>
     <w:link w:val="Textpoznpodarou"/>
@@ -5511,7 +5599,7 @@
       <w:szCs w:val="20"/>
     </w:rPr>
   </w:style>
-  <w:style w:type="character" w:styleId="Znakapoznpodarou">
+  <w:style w:styleId="Znakapoznpodarou" w:type="character">
     <w:name w:val="footnote reference"/>
     <w:basedOn w:val="Standardnpsmoodstavce"/>
     <w:uiPriority w:val="99"/>
@@ -5522,18 +5610,18 @@
       <w:vertAlign w:val="superscript"/>
     </w:rPr>
   </w:style>
-  <w:style w:type="character" w:styleId="Hypertextovodkaz">
+  <w:style w:styleId="Hypertextovodkaz" w:type="character">
     <w:name w:val="Hyperlink"/>
     <w:basedOn w:val="Standardnpsmoodstavce"/>
     <w:uiPriority w:val="99"/>
     <w:unhideWhenUsed/>
     <w:rsid w:val="000463E7"/>
     <w:rPr>
-      <w:color w:val="0000FF" w:themeColor="hyperlink"/>
+      <w:color w:themeColor="hyperlink" w:val="0000FF"/>
       <w:u w:val="single"/>
     </w:rPr>
   </w:style>
-  <w:style w:type="character" w:styleId="Sledovanodkaz">
+  <w:style w:styleId="Sledovanodkaz" w:type="character">
     <w:name w:val="FollowedHyperlink"/>
     <w:basedOn w:val="Standardnpsmoodstavce"/>
     <w:uiPriority w:val="99"/>
@@ -5541,27 +5629,27 @@
     <w:unhideWhenUsed/>
     <w:rsid w:val="000463E7"/>
     <w:rPr>
-      <w:color w:val="800080" w:themeColor="followedHyperlink"/>
+      <w:color w:themeColor="followedHyperlink" w:val="800080"/>
       <w:u w:val="single"/>
     </w:rPr>
   </w:style>
-  <w:style w:type="character" w:customStyle="1" w:styleId="Nadpis1Char">
+  <w:style w:customStyle="1" w:styleId="Nadpis1Char" w:type="character">
     <w:name w:val="Nadpis 1 Char"/>
     <w:basedOn w:val="Standardnpsmoodstavce"/>
     <w:link w:val="Nadpis1"/>
     <w:uiPriority w:val="9"/>
     <w:rsid w:val="007E067A"/>
     <w:rPr>
-      <w:rFonts w:asciiTheme="majorHAnsi" w:eastAsiaTheme="majorEastAsia" w:hAnsiTheme="majorHAnsi" w:cstheme="majorBidi"/>
+      <w:rFonts w:asciiTheme="majorHAnsi" w:cstheme="majorBidi" w:eastAsiaTheme="majorEastAsia" w:hAnsiTheme="majorHAnsi"/>
       <w:b/>
       <w:bCs/>
-      <w:color w:val="365F91" w:themeColor="accent1" w:themeShade="BF"/>
+      <w:color w:themeColor="accent1" w:themeShade="BF" w:val="365F91"/>
       <w:sz w:val="28"/>
       <w:szCs w:val="28"/>
       <w:lang w:eastAsia="en-US"/>
     </w:rPr>
   </w:style>
-  <w:style w:type="paragraph" w:styleId="Odstavecseseznamem">
+  <w:style w:styleId="Odstavecseseznamem" w:type="paragraph">
     <w:name w:val="List Paragraph"/>
     <w:basedOn w:val="Normln"/>
     <w:uiPriority w:val="34"/>
@@ -5572,13 +5660,13 @@
       <w:contextualSpacing/>
     </w:pPr>
   </w:style>
-  <w:style w:type="table" w:styleId="Mkatabulky">
+  <w:style w:styleId="Mkatabulky" w:type="table">
     <w:name w:val="Table Grid"/>
     <w:basedOn w:val="Normlntabulka"/>
     <w:uiPriority w:val="59"/>
     <w:rsid w:val="005A426C"/>
     <w:pPr>
-      <w:spacing w:before="0" w:after="0" w:line="240" w:lineRule="auto"/>
+      <w:spacing w:after="0" w:before="0" w:line="240" w:lineRule="auto"/>
       <w:ind w:firstLine="0"/>
       <w:jc w:val="left"/>
     </w:pPr>
@@ -5587,24 +5675,24 @@
       <w:lang w:eastAsia="en-US"/>
     </w:rPr>
     <w:tblPr>
-      <w:tblInd w:w="0" w:type="dxa"/>
+      <w:tblInd w:type="dxa" w:w="0"/>
       <w:tblBorders>
-        <w:top w:val="single" w:sz="4" w:space="0" w:color="auto"/>
-        <w:left w:val="single" w:sz="4" w:space="0" w:color="auto"/>
-        <w:bottom w:val="single" w:sz="4" w:space="0" w:color="auto"/>
-        <w:right w:val="single" w:sz="4" w:space="0" w:color="auto"/>
-        <w:insideH w:val="single" w:sz="4" w:space="0" w:color="auto"/>
-        <w:insideV w:val="single" w:sz="4" w:space="0" w:color="auto"/>
+        <w:top w:color="auto" w:space="0" w:sz="4" w:val="single"/>
+        <w:left w:color="auto" w:space="0" w:sz="4" w:val="single"/>
+        <w:bottom w:color="auto" w:space="0" w:sz="4" w:val="single"/>
+        <w:right w:color="auto" w:space="0" w:sz="4" w:val="single"/>
+        <w:insideH w:color="auto" w:space="0" w:sz="4" w:val="single"/>
+        <w:insideV w:color="auto" w:space="0" w:sz="4" w:val="single"/>
       </w:tblBorders>
       <w:tblCellMar>
-        <w:top w:w="0" w:type="dxa"/>
-        <w:left w:w="108" w:type="dxa"/>
-        <w:bottom w:w="0" w:type="dxa"/>
-        <w:right w:w="108" w:type="dxa"/>
+        <w:top w:type="dxa" w:w="0"/>
+        <w:left w:type="dxa" w:w="108"/>
+        <w:bottom w:type="dxa" w:w="0"/>
+        <w:right w:type="dxa" w:w="108"/>
       </w:tblCellMar>
     </w:tblPr>
   </w:style>
-  <w:style w:type="paragraph" w:styleId="Normlnweb">
+  <w:style w:styleId="Normlnweb" w:type="paragraph">
     <w:name w:val="Normal (Web)"/>
     <w:basedOn w:val="Normln"/>
     <w:uiPriority w:val="99"/>
@@ -5612,16 +5700,16 @@
     <w:unhideWhenUsed/>
     <w:rsid w:val="00A52EAF"/>
     <w:pPr>
-      <w:spacing w:before="100" w:beforeAutospacing="1" w:after="100" w:afterAutospacing="1" w:line="240" w:lineRule="auto"/>
+      <w:spacing w:after="100" w:afterAutospacing="1" w:before="100" w:beforeAutospacing="1" w:line="240" w:lineRule="auto"/>
     </w:pPr>
     <w:rPr>
-      <w:rFonts w:ascii="Times New Roman" w:eastAsia="Times New Roman" w:hAnsi="Times New Roman" w:cs="Times New Roman"/>
+      <w:rFonts w:ascii="Times New Roman" w:cs="Times New Roman" w:eastAsia="Times New Roman" w:hAnsi="Times New Roman"/>
       <w:sz w:val="24"/>
       <w:szCs w:val="24"/>
       <w:lang w:eastAsia="cs-CZ"/>
     </w:rPr>
   </w:style>
-  <w:style w:type="paragraph" w:styleId="Zhlav">
+  <w:style w:styleId="Zhlav" w:type="paragraph">
     <w:name w:val="header"/>
     <w:basedOn w:val="Normln"/>
     <w:link w:val="ZhlavChar"/>
@@ -5631,13 +5719,13 @@
     <w:rsid w:val="00F61714"/>
     <w:pPr>
       <w:tabs>
-        <w:tab w:val="center" w:pos="4536"/>
-        <w:tab w:val="right" w:pos="9072"/>
+        <w:tab w:pos="4536" w:val="center"/>
+        <w:tab w:pos="9072" w:val="right"/>
       </w:tabs>
       <w:spacing w:before="0" w:line="240" w:lineRule="auto"/>
     </w:pPr>
   </w:style>
-  <w:style w:type="character" w:customStyle="1" w:styleId="ZhlavChar">
+  <w:style w:customStyle="1" w:styleId="ZhlavChar" w:type="character">
     <w:name w:val="Záhlaví Char"/>
     <w:basedOn w:val="Standardnpsmoodstavce"/>
     <w:link w:val="Zhlav"/>
@@ -5645,7 +5733,7 @@
     <w:semiHidden/>
     <w:rsid w:val="00F61714"/>
   </w:style>
-  <w:style w:type="paragraph" w:styleId="Zpat">
+  <w:style w:styleId="Zpat" w:type="paragraph">
     <w:name w:val="footer"/>
     <w:basedOn w:val="Normln"/>
     <w:link w:val="ZpatChar"/>
@@ -5654,20 +5742,20 @@
     <w:rsid w:val="00F61714"/>
     <w:pPr>
       <w:tabs>
-        <w:tab w:val="center" w:pos="4536"/>
-        <w:tab w:val="right" w:pos="9072"/>
+        <w:tab w:pos="4536" w:val="center"/>
+        <w:tab w:pos="9072" w:val="right"/>
       </w:tabs>
       <w:spacing w:before="0" w:line="240" w:lineRule="auto"/>
     </w:pPr>
   </w:style>
-  <w:style w:type="character" w:customStyle="1" w:styleId="ZpatChar">
+  <w:style w:customStyle="1" w:styleId="ZpatChar" w:type="character">
     <w:name w:val="Zápatí Char"/>
     <w:basedOn w:val="Standardnpsmoodstavce"/>
     <w:link w:val="Zpat"/>
     <w:uiPriority w:val="99"/>
     <w:rsid w:val="00F61714"/>
   </w:style>
-  <w:style w:type="paragraph" w:styleId="Nadpisobsahu">
+  <w:style w:styleId="Nadpisobsahu" w:type="paragraph">
     <w:name w:val="TOC Heading"/>
     <w:basedOn w:val="Nadpis1"/>
     <w:next w:val="Normln"/>
@@ -5680,7 +5768,7 @@
       <w:outlineLvl w:val="9"/>
     </w:pPr>
   </w:style>
-  <w:style w:type="paragraph" w:styleId="Obsah1">
+  <w:style w:styleId="Obsah1" w:type="paragraph">
     <w:name w:val="toc 1"/>
     <w:basedOn w:val="Normln"/>
     <w:next w:val="Normln"/>
@@ -5698,22 +5786,22 @@
       <w:szCs w:val="20"/>
     </w:rPr>
   </w:style>
-  <w:style w:type="character" w:customStyle="1" w:styleId="Nadpis2Char">
+  <w:style w:customStyle="1" w:styleId="Nadpis2Char" w:type="character">
     <w:name w:val="Nadpis 2 Char"/>
     <w:basedOn w:val="Standardnpsmoodstavce"/>
     <w:link w:val="Nadpis2"/>
     <w:uiPriority w:val="9"/>
     <w:rsid w:val="00925DB6"/>
     <w:rPr>
-      <w:rFonts w:asciiTheme="majorHAnsi" w:eastAsiaTheme="majorEastAsia" w:hAnsiTheme="majorHAnsi" w:cstheme="majorBidi"/>
+      <w:rFonts w:asciiTheme="majorHAnsi" w:cstheme="majorBidi" w:eastAsiaTheme="majorEastAsia" w:hAnsiTheme="majorHAnsi"/>
       <w:b/>
       <w:bCs/>
-      <w:color w:val="4F81BD" w:themeColor="accent1"/>
+      <w:color w:themeColor="accent1" w:val="4F81BD"/>
       <w:sz w:val="26"/>
       <w:szCs w:val="26"/>
     </w:rPr>
   </w:style>
-  <w:style w:type="paragraph" w:styleId="Obsah2">
+  <w:style w:styleId="Obsah2" w:type="paragraph">
     <w:name w:val="toc 2"/>
     <w:basedOn w:val="Normln"/>
     <w:next w:val="Normln"/>
@@ -5732,7 +5820,7 @@
       <w:szCs w:val="20"/>
     </w:rPr>
   </w:style>
-  <w:style w:type="paragraph" w:styleId="Obsah3">
+  <w:style w:styleId="Obsah3" w:type="paragraph">
     <w:name w:val="toc 3"/>
     <w:basedOn w:val="Normln"/>
     <w:next w:val="Normln"/>
@@ -5749,7 +5837,7 @@
       <w:szCs w:val="20"/>
     </w:rPr>
   </w:style>
-  <w:style w:type="paragraph" w:styleId="Obsah4">
+  <w:style w:styleId="Obsah4" w:type="paragraph">
     <w:name w:val="toc 4"/>
     <w:basedOn w:val="Normln"/>
     <w:next w:val="Normln"/>
@@ -5766,7 +5854,7 @@
       <w:szCs w:val="20"/>
     </w:rPr>
   </w:style>
-  <w:style w:type="paragraph" w:styleId="Obsah5">
+  <w:style w:styleId="Obsah5" w:type="paragraph">
     <w:name w:val="toc 5"/>
     <w:basedOn w:val="Normln"/>
     <w:next w:val="Normln"/>
@@ -5783,7 +5871,7 @@
       <w:szCs w:val="20"/>
     </w:rPr>
   </w:style>
-  <w:style w:type="paragraph" w:styleId="Obsah6">
+  <w:style w:styleId="Obsah6" w:type="paragraph">
     <w:name w:val="toc 6"/>
     <w:basedOn w:val="Normln"/>
     <w:next w:val="Normln"/>
@@ -5800,7 +5888,7 @@
       <w:szCs w:val="20"/>
     </w:rPr>
   </w:style>
-  <w:style w:type="paragraph" w:styleId="Obsah7">
+  <w:style w:styleId="Obsah7" w:type="paragraph">
     <w:name w:val="toc 7"/>
     <w:basedOn w:val="Normln"/>
     <w:next w:val="Normln"/>
@@ -5817,7 +5905,7 @@
       <w:szCs w:val="20"/>
     </w:rPr>
   </w:style>
-  <w:style w:type="paragraph" w:styleId="Obsah8">
+  <w:style w:styleId="Obsah8" w:type="paragraph">
     <w:name w:val="toc 8"/>
     <w:basedOn w:val="Normln"/>
     <w:next w:val="Normln"/>
@@ -5834,7 +5922,7 @@
       <w:szCs w:val="20"/>
     </w:rPr>
   </w:style>
-  <w:style w:type="paragraph" w:styleId="Obsah9">
+  <w:style w:styleId="Obsah9" w:type="paragraph">
     <w:name w:val="toc 9"/>
     <w:basedOn w:val="Normln"/>
     <w:next w:val="Normln"/>
@@ -5851,7 +5939,7 @@
       <w:szCs w:val="20"/>
     </w:rPr>
   </w:style>
-  <w:style w:type="paragraph" w:styleId="Titulek">
+  <w:style w:styleId="Titulek" w:type="paragraph">
     <w:name w:val="caption"/>
     <w:basedOn w:val="Normln"/>
     <w:next w:val="Normln"/>
@@ -5860,49 +5948,49 @@
     <w:qFormat/>
     <w:rsid w:val="00CA058E"/>
     <w:pPr>
-      <w:spacing w:before="0" w:after="200" w:line="240" w:lineRule="auto"/>
+      <w:spacing w:after="200" w:before="0" w:line="240" w:lineRule="auto"/>
     </w:pPr>
     <w:rPr>
       <w:b/>
       <w:bCs/>
-      <w:color w:val="4F81BD" w:themeColor="accent1"/>
+      <w:color w:themeColor="accent1" w:val="4F81BD"/>
       <w:sz w:val="18"/>
       <w:szCs w:val="18"/>
     </w:rPr>
   </w:style>
-  <w:style w:type="paragraph" w:customStyle="1" w:styleId="Default">
+  <w:style w:customStyle="1" w:styleId="Default" w:type="paragraph">
     <w:name w:val="Default"/>
     <w:rsid w:val="00FF63CB"/>
     <w:pPr>
       <w:autoSpaceDE w:val="0"/>
       <w:autoSpaceDN w:val="0"/>
       <w:adjustRightInd w:val="0"/>
-      <w:spacing w:before="0" w:after="0" w:line="240" w:lineRule="auto"/>
+      <w:spacing w:after="0" w:before="0" w:line="240" w:lineRule="auto"/>
       <w:ind w:firstLine="0"/>
       <w:jc w:val="left"/>
     </w:pPr>
     <w:rPr>
-      <w:rFonts w:ascii="Calibri" w:eastAsia="Times New Roman" w:hAnsi="Calibri" w:cs="Times New Roman"/>
+      <w:rFonts w:ascii="Calibri" w:cs="Times New Roman" w:eastAsia="Times New Roman" w:hAnsi="Calibri"/>
       <w:color w:val="000000"/>
       <w:sz w:val="24"/>
       <w:szCs w:val="24"/>
       <w:lang w:eastAsia="cs-CZ"/>
     </w:rPr>
   </w:style>
-  <w:style w:type="character" w:customStyle="1" w:styleId="Nadpis3Char">
+  <w:style w:customStyle="1" w:styleId="Nadpis3Char" w:type="character">
     <w:name w:val="Nadpis 3 Char"/>
     <w:basedOn w:val="Standardnpsmoodstavce"/>
     <w:link w:val="Nadpis3"/>
     <w:uiPriority w:val="9"/>
     <w:rsid w:val="003C769E"/>
     <w:rPr>
-      <w:rFonts w:asciiTheme="majorHAnsi" w:eastAsiaTheme="majorEastAsia" w:hAnsiTheme="majorHAnsi" w:cstheme="majorBidi"/>
+      <w:rFonts w:asciiTheme="majorHAnsi" w:cstheme="majorBidi" w:eastAsiaTheme="majorEastAsia" w:hAnsiTheme="majorHAnsi"/>
       <w:b/>
       <w:bCs/>
-      <w:color w:val="4F81BD" w:themeColor="accent1"/>
-    </w:rPr>
-  </w:style>
-  <w:style w:type="numbering" w:customStyle="1" w:styleId="Styl1">
+      <w:color w:themeColor="accent1" w:val="4F81BD"/>
+    </w:rPr>
+  </w:style>
+  <w:style w:customStyle="1" w:styleId="Styl1" w:type="numbering">
     <w:name w:val="Styl1"/>
     <w:uiPriority w:val="99"/>
     <w:rsid w:val="00C63676"/>
@@ -5912,6 +6000,235 @@
       </w:numPr>
     </w:pPr>
   </w:style>
+  <w:style w:customStyle="1" w:styleId="SourceCode" w:type="paragraph">
+    <w:name w:val="Source Code"/>
+    <w:basedOn w:val="Normal"/>
+    <w:link w:val="VerbatimChar"/>
+    <w:pPr>
+      <w:wordWrap w:val="off"/>
+    </w:pPr>
+  </w:style>
+  <w:style w:customStyle="1" w:styleId="KeywordTok" w:type="character">
+    <w:name w:val="KeywordTok"/>
+    <w:basedOn w:val="VerbatimChar"/>
+    <w:rPr>
+      <w:color w:val="007020"/>
+      <w:b/>
+    </w:rPr>
+  </w:style>
+  <w:style w:customStyle="1" w:styleId="DataTypeTok" w:type="character">
+    <w:name w:val="DataTypeTok"/>
+    <w:basedOn w:val="VerbatimChar"/>
+    <w:rPr>
+      <w:color w:val="902000"/>
+    </w:rPr>
+  </w:style>
+  <w:style w:customStyle="1" w:styleId="DecValTok" w:type="character">
+    <w:name w:val="DecValTok"/>
+    <w:basedOn w:val="VerbatimChar"/>
+    <w:rPr>
+      <w:color w:val="40a070"/>
+    </w:rPr>
+  </w:style>
+  <w:style w:customStyle="1" w:styleId="BaseNTok" w:type="character">
+    <w:name w:val="BaseNTok"/>
+    <w:basedOn w:val="VerbatimChar"/>
+    <w:rPr>
+      <w:color w:val="40a070"/>
+    </w:rPr>
+  </w:style>
+  <w:style w:customStyle="1" w:styleId="FloatTok" w:type="character">
+    <w:name w:val="FloatTok"/>
+    <w:basedOn w:val="VerbatimChar"/>
+    <w:rPr>
+      <w:color w:val="40a070"/>
+    </w:rPr>
+  </w:style>
+  <w:style w:customStyle="1" w:styleId="ConstantTok" w:type="character">
+    <w:name w:val="ConstantTok"/>
+    <w:basedOn w:val="VerbatimChar"/>
+    <w:rPr>
+      <w:color w:val="880000"/>
+    </w:rPr>
+  </w:style>
+  <w:style w:customStyle="1" w:styleId="CharTok" w:type="character">
+    <w:name w:val="CharTok"/>
+    <w:basedOn w:val="VerbatimChar"/>
+    <w:rPr>
+      <w:color w:val="4070a0"/>
+    </w:rPr>
+  </w:style>
+  <w:style w:customStyle="1" w:styleId="SpecialCharTok" w:type="character">
+    <w:name w:val="SpecialCharTok"/>
+    <w:basedOn w:val="VerbatimChar"/>
+    <w:rPr>
+      <w:color w:val="4070a0"/>
+    </w:rPr>
+  </w:style>
+  <w:style w:customStyle="1" w:styleId="StringTok" w:type="character">
+    <w:name w:val="StringTok"/>
+    <w:basedOn w:val="VerbatimChar"/>
+    <w:rPr>
+      <w:color w:val="4070a0"/>
+    </w:rPr>
+  </w:style>
+  <w:style w:customStyle="1" w:styleId="VerbatimStringTok" w:type="character">
+    <w:name w:val="VerbatimStringTok"/>
+    <w:basedOn w:val="VerbatimChar"/>
+    <w:rPr>
+      <w:color w:val="4070a0"/>
+    </w:rPr>
+  </w:style>
+  <w:style w:customStyle="1" w:styleId="SpecialStringTok" w:type="character">
+    <w:name w:val="SpecialStringTok"/>
+    <w:basedOn w:val="VerbatimChar"/>
+    <w:rPr>
+      <w:color w:val="bb6688"/>
+    </w:rPr>
+  </w:style>
+  <w:style w:customStyle="1" w:styleId="ImportTok" w:type="character">
+    <w:name w:val="ImportTok"/>
+    <w:basedOn w:val="VerbatimChar"/>
+    <w:rPr/>
+  </w:style>
+  <w:style w:customStyle="1" w:styleId="CommentTok" w:type="character">
+    <w:name w:val="CommentTok"/>
+    <w:basedOn w:val="VerbatimChar"/>
+    <w:rPr>
+      <w:color w:val="60a0b0"/>
+      <w:i/>
+    </w:rPr>
+  </w:style>
+  <w:style w:customStyle="1" w:styleId="DocumentationTok" w:type="character">
+    <w:name w:val="DocumentationTok"/>
+    <w:basedOn w:val="VerbatimChar"/>
+    <w:rPr>
+      <w:color w:val="ba2121"/>
+      <w:i/>
+    </w:rPr>
+  </w:style>
+  <w:style w:customStyle="1" w:styleId="AnnotationTok" w:type="character">
+    <w:name w:val="AnnotationTok"/>
+    <w:basedOn w:val="VerbatimChar"/>
+    <w:rPr>
+      <w:color w:val="60a0b0"/>
+      <w:b/>
+      <w:i/>
+    </w:rPr>
+  </w:style>
+  <w:style w:customStyle="1" w:styleId="CommentVarTok" w:type="character">
+    <w:name w:val="CommentVarTok"/>
+    <w:basedOn w:val="VerbatimChar"/>
+    <w:rPr>
+      <w:color w:val="60a0b0"/>
+      <w:b/>
+      <w:i/>
+    </w:rPr>
+  </w:style>
+  <w:style w:customStyle="1" w:styleId="OtherTok" w:type="character">
+    <w:name w:val="OtherTok"/>
+    <w:basedOn w:val="VerbatimChar"/>
+    <w:rPr>
+      <w:color w:val="007020"/>
+    </w:rPr>
+  </w:style>
+  <w:style w:customStyle="1" w:styleId="FunctionTok" w:type="character">
+    <w:name w:val="FunctionTok"/>
+    <w:basedOn w:val="VerbatimChar"/>
+    <w:rPr>
+      <w:color w:val="06287e"/>
+    </w:rPr>
+  </w:style>
+  <w:style w:customStyle="1" w:styleId="VariableTok" w:type="character">
+    <w:name w:val="VariableTok"/>
+    <w:basedOn w:val="VerbatimChar"/>
+    <w:rPr>
+      <w:color w:val="19177c"/>
+    </w:rPr>
+  </w:style>
+  <w:style w:customStyle="1" w:styleId="ControlFlowTok" w:type="character">
+    <w:name w:val="ControlFlowTok"/>
+    <w:basedOn w:val="VerbatimChar"/>
+    <w:rPr>
+      <w:color w:val="007020"/>
+      <w:b/>
+    </w:rPr>
+  </w:style>
+  <w:style w:customStyle="1" w:styleId="OperatorTok" w:type="character">
+    <w:name w:val="OperatorTok"/>
+    <w:basedOn w:val="VerbatimChar"/>
+    <w:rPr>
+      <w:color w:val="666666"/>
+    </w:rPr>
+  </w:style>
+  <w:style w:customStyle="1" w:styleId="BuiltInTok" w:type="character">
+    <w:name w:val="BuiltInTok"/>
+    <w:basedOn w:val="VerbatimChar"/>
+    <w:rPr/>
+  </w:style>
+  <w:style w:customStyle="1" w:styleId="ExtensionTok" w:type="character">
+    <w:name w:val="ExtensionTok"/>
+    <w:basedOn w:val="VerbatimChar"/>
+    <w:rPr/>
+  </w:style>
+  <w:style w:customStyle="1" w:styleId="PreprocessorTok" w:type="character">
+    <w:name w:val="PreprocessorTok"/>
+    <w:basedOn w:val="VerbatimChar"/>
+    <w:rPr>
+      <w:color w:val="bc7a00"/>
+    </w:rPr>
+  </w:style>
+  <w:style w:customStyle="1" w:styleId="AttributeTok" w:type="character">
+    <w:name w:val="AttributeTok"/>
+    <w:basedOn w:val="VerbatimChar"/>
+    <w:rPr>
+      <w:color w:val="7d9029"/>
+    </w:rPr>
+  </w:style>
+  <w:style w:customStyle="1" w:styleId="RegionMarkerTok" w:type="character">
+    <w:name w:val="RegionMarkerTok"/>
+    <w:basedOn w:val="VerbatimChar"/>
+    <w:rPr/>
+  </w:style>
+  <w:style w:customStyle="1" w:styleId="InformationTok" w:type="character">
+    <w:name w:val="InformationTok"/>
+    <w:basedOn w:val="VerbatimChar"/>
+    <w:rPr>
+      <w:color w:val="60a0b0"/>
+      <w:b/>
+      <w:i/>
+    </w:rPr>
+  </w:style>
+  <w:style w:customStyle="1" w:styleId="WarningTok" w:type="character">
+    <w:name w:val="WarningTok"/>
+    <w:basedOn w:val="VerbatimChar"/>
+    <w:rPr>
+      <w:color w:val="60a0b0"/>
+      <w:b/>
+      <w:i/>
+    </w:rPr>
+  </w:style>
+  <w:style w:customStyle="1" w:styleId="AlertTok" w:type="character">
+    <w:name w:val="AlertTok"/>
+    <w:basedOn w:val="VerbatimChar"/>
+    <w:rPr>
+      <w:color w:val="ff0000"/>
+      <w:b/>
+    </w:rPr>
+  </w:style>
+  <w:style w:customStyle="1" w:styleId="ErrorTok" w:type="character">
+    <w:name w:val="ErrorTok"/>
+    <w:basedOn w:val="VerbatimChar"/>
+    <w:rPr>
+      <w:color w:val="ff0000"/>
+      <w:b/>
+    </w:rPr>
+  </w:style>
+  <w:style w:customStyle="1" w:styleId="NormalTok" w:type="character">
+    <w:name w:val="NormalTok"/>
+    <w:basedOn w:val="VerbatimChar"/>
+    <w:rPr/>
+  </w:style>
   <w:style w:type="paragraph" w:customStyle="1" w:styleId="SourceCode">
     <w:name w:val="Source Code"/>
     <w:basedOn w:val="Normal"/>
@@ -5924,8 +6241,8 @@
     <w:name w:val="KeywordTok"/>
     <w:basedOn w:val="VerbatimChar"/>
     <w:rPr>
+      <w:b/>
       <w:color w:val="007020"/>
-      <w:b/>
     </w:rPr>
   </w:style>
   <w:style w:type="character" w:customStyle="1" w:styleId="DataTypeTok">
@@ -6001,40 +6318,43 @@
   <w:style w:type="character" w:customStyle="1" w:styleId="ImportTok">
     <w:name w:val="ImportTok"/>
     <w:basedOn w:val="VerbatimChar"/>
-    <w:rPr/>
+    <w:rPr>
+      <w:b/>
+      <w:color w:val="008000"/>
+    </w:rPr>
   </w:style>
   <w:style w:type="character" w:customStyle="1" w:styleId="CommentTok">
     <w:name w:val="CommentTok"/>
     <w:basedOn w:val="VerbatimChar"/>
     <w:rPr>
+      <w:i/>
       <w:color w:val="60a0b0"/>
-      <w:i/>
     </w:rPr>
   </w:style>
   <w:style w:type="character" w:customStyle="1" w:styleId="DocumentationTok">
     <w:name w:val="DocumentationTok"/>
     <w:basedOn w:val="VerbatimChar"/>
     <w:rPr>
+      <w:i/>
       <w:color w:val="ba2121"/>
-      <w:i/>
     </w:rPr>
   </w:style>
   <w:style w:type="character" w:customStyle="1" w:styleId="AnnotationTok">
     <w:name w:val="AnnotationTok"/>
     <w:basedOn w:val="VerbatimChar"/>
     <w:rPr>
-      <w:color w:val="60a0b0"/>
       <w:b/>
       <w:i/>
+      <w:color w:val="60a0b0"/>
     </w:rPr>
   </w:style>
   <w:style w:type="character" w:customStyle="1" w:styleId="CommentVarTok">
     <w:name w:val="CommentVarTok"/>
     <w:basedOn w:val="VerbatimChar"/>
     <w:rPr>
-      <w:color w:val="60a0b0"/>
       <w:b/>
       <w:i/>
+      <w:color w:val="60a0b0"/>
     </w:rPr>
   </w:style>
   <w:style w:type="character" w:customStyle="1" w:styleId="OtherTok">
@@ -6062,8 +6382,8 @@
     <w:name w:val="ControlFlowTok"/>
     <w:basedOn w:val="VerbatimChar"/>
     <w:rPr>
+      <w:b/>
       <w:color w:val="007020"/>
-      <w:b/>
     </w:rPr>
   </w:style>
   <w:style w:type="character" w:customStyle="1" w:styleId="OperatorTok">
@@ -6076,7 +6396,9 @@
   <w:style w:type="character" w:customStyle="1" w:styleId="BuiltInTok">
     <w:name w:val="BuiltInTok"/>
     <w:basedOn w:val="VerbatimChar"/>
-    <w:rPr/>
+    <w:rPr>
+      <w:color w:val="008000"/>
+    </w:rPr>
   </w:style>
   <w:style w:type="character" w:customStyle="1" w:styleId="ExtensionTok">
     <w:name w:val="ExtensionTok"/>
@@ -6106,34 +6428,34 @@
     <w:name w:val="InformationTok"/>
     <w:basedOn w:val="VerbatimChar"/>
     <w:rPr>
-      <w:color w:val="60a0b0"/>
       <w:b/>
       <w:i/>
+      <w:color w:val="60a0b0"/>
     </w:rPr>
   </w:style>
   <w:style w:type="character" w:customStyle="1" w:styleId="WarningTok">
     <w:name w:val="WarningTok"/>
     <w:basedOn w:val="VerbatimChar"/>
     <w:rPr>
-      <w:color w:val="60a0b0"/>
       <w:b/>
       <w:i/>
+      <w:color w:val="60a0b0"/>
     </w:rPr>
   </w:style>
   <w:style w:type="character" w:customStyle="1" w:styleId="AlertTok">
     <w:name w:val="AlertTok"/>
     <w:basedOn w:val="VerbatimChar"/>
     <w:rPr>
+      <w:b/>
       <w:color w:val="ff0000"/>
-      <w:b/>
     </w:rPr>
   </w:style>
   <w:style w:type="character" w:customStyle="1" w:styleId="ErrorTok">
     <w:name w:val="ErrorTok"/>
     <w:basedOn w:val="VerbatimChar"/>
     <w:rPr>
+      <w:b/>
       <w:color w:val="ff0000"/>
-      <w:b/>
     </w:rPr>
   </w:style>
   <w:style w:type="character" w:customStyle="1" w:styleId="NormalTok">
